--- a/materials/inne/analizy/Mobilne_wskazniki_afektywne.docx
+++ b/materials/inne/analizy/Mobilne_wskazniki_afektywne.docx
@@ -5,13 +5,22 @@
     <w:p>
       <w:pPr>
         <w:pStyle w:val="Tytu"/>
+        <w:spacing w:line="480" w:lineRule="auto"/>
       </w:pPr>
+      <w:bookmarkStart w:id="0" w:name="_GoBack"/>
+      <w:bookmarkEnd w:id="0"/>
       <w:r>
         <w:t>Wskaźniki informatyki afektywnej</w:t>
       </w:r>
       <w:r>
         <w:br/>
-        <w:t>pozyskiwane z urządzeń mobilnych</w:t>
+        <w:t>pozyskiwane</w:t>
+      </w:r>
+      <w:r>
+        <w:t xml:space="preserve"> z </w:t>
+      </w:r>
+      <w:r>
+        <w:t>urządzeń mobilnych</w:t>
       </w:r>
     </w:p>
     <w:p>
@@ -19,21 +28,27 @@
         <w:pStyle w:val="Podtytu"/>
       </w:pPr>
       <w:r>
-        <w:t>Definicje operacyjne, jakość pomiaru, korelaty psychopatologiczne i warunki walidacji</w:t>
+        <w:t>Definicje operacyjne, jakość pomiaru, korelaty psychopatologiczne</w:t>
+      </w:r>
+      <w:r>
+        <w:t xml:space="preserve"> i </w:t>
+      </w:r>
+      <w:r>
+        <w:t>warunki walidacji</w:t>
       </w:r>
     </w:p>
     <w:p>
       <w:pPr>
         <w:pStyle w:val="Small"/>
-        <w:rPr>
-          <w:rFonts w:hint="eastAsia"/>
-        </w:rPr>
       </w:pPr>
       <w:r>
-        <w:t xml:space="preserve">01 listopada 2026   |   Wersja 1.0.0   |   Krytyczny </w:t>
-      </w:r>
-      <w:r>
-        <w:t>przegląd narracyjny i propozycja specyfikacji pomiarowej</w:t>
+        <w:t>01 listopada 2026   |   Wersja 1.0.0   |   Krytyczny przegląd narracyjny</w:t>
+      </w:r>
+      <w:r>
+        <w:t xml:space="preserve"> i </w:t>
+      </w:r>
+      <w:r>
+        <w:t>propozycja specyfikacji pomiarowej</w:t>
       </w:r>
     </w:p>
     <w:p>
@@ -48,9 +63,6 @@
       <w:pPr>
         <w:pStyle w:val="Abstract"/>
         <w:jc w:val="both"/>
-        <w:rPr>
-          <w:rFonts w:hint="eastAsia"/>
-        </w:rPr>
       </w:pPr>
       <w:r>
         <w:t>Cele</w:t>
@@ -59,48 +71,132 @@
         <w:t>m raportu jest integracja  materiałów opisujących wskaźniki</w:t>
       </w:r>
       <w:r>
-        <w:t xml:space="preserve"> cyfrowego fenotypowania emocji i zachowania na podstawie pomiarów smartfonowych oraz, opcjonalnie, urządzeń nosz</w:t>
-      </w:r>
-      <w:r>
-        <w:t xml:space="preserve">onych. Materiały obejmują aktywność psychomotoryczną, rytm dobowy, sen, mobilność, kontakty społeczne, korzystanie ze smartfona, fizjologię, metadane systemowe i wskaźniki złożone. W rozszerzonym materiale przedstawiono ponadto hipotetyczne związki części </w:t>
-      </w:r>
-      <w:r>
-        <w:t>tych zmiennych z depresją, manią, lękiem, niestabilnością afektywną, anhedonią, zaburzeniami snu i stresem przewlekłym. Niniejsza synteza porządkuje ten katalog i wyraźnie oddziela pomiar behawioralny od wnioskowania klinicznego.</w:t>
+        <w:t xml:space="preserve"> cyfrowego fenotypowania emocji</w:t>
+      </w:r>
+      <w:r>
+        <w:t xml:space="preserve"> i </w:t>
+      </w:r>
+      <w:r>
+        <w:t>zachowania</w:t>
+      </w:r>
+      <w:r>
+        <w:t xml:space="preserve"> na </w:t>
+      </w:r>
+      <w:r>
+        <w:t>podstawie pomiarów smartfonowych oraz, opcjonalnie, urządzeń noszonych. Materiały obejmują aktywność psychomotoryczną, rytm dobowy, sen, mobilność, kontakty społeczne, korzystanie</w:t>
+      </w:r>
+      <w:r>
+        <w:t xml:space="preserve"> ze </w:t>
+      </w:r>
+      <w:r>
+        <w:t>smartfona, fizjologię, metadane systemowe</w:t>
+      </w:r>
+      <w:r>
+        <w:t xml:space="preserve"> i </w:t>
+      </w:r>
+      <w:r>
+        <w:t>wskaźniki złożone.</w:t>
+      </w:r>
+      <w:r>
+        <w:t xml:space="preserve"> W </w:t>
+      </w:r>
+      <w:r>
+        <w:t>rozszerzonym materiale przedstawiono ponadto hipotetyczne związki części tych zmiennych</w:t>
+      </w:r>
+      <w:r>
+        <w:t xml:space="preserve"> z </w:t>
+      </w:r>
+      <w:r>
+        <w:t>depresją, manią, lękiem, niestabilnością afektywną, anhedonią, zaburzeniami snu</w:t>
+      </w:r>
+      <w:r>
+        <w:t xml:space="preserve"> i </w:t>
+      </w:r>
+      <w:r>
+        <w:t>stresem przewlekłym. Niniejsza synteza porządkuje ten katalog</w:t>
+      </w:r>
+      <w:r>
+        <w:t xml:space="preserve"> i </w:t>
+      </w:r>
+      <w:r>
+        <w:t>wyraźnie oddziela pomiar behawioralny</w:t>
+      </w:r>
+      <w:r>
+        <w:t xml:space="preserve"> od </w:t>
+      </w:r>
+      <w:r>
+        <w:t>wnioskowania klinicznego.</w:t>
       </w:r>
     </w:p>
     <w:p>
       <w:pPr>
         <w:pStyle w:val="Abstract"/>
         <w:jc w:val="both"/>
-        <w:rPr>
-          <w:rFonts w:hint="eastAsia"/>
-        </w:rPr>
       </w:pPr>
       <w:r>
-        <w:t>Przeprowadzono audyt defin</w:t>
-      </w:r>
-      <w:r>
-        <w:t>icji i wzorów. Zidentyfikowano m.in. niejednoznaczność normalizacji aktywności do czasu, nieprawidłową definicję stabilności międzydobowej, brak współczynników normalizacyjnych zmienności śródobowej, jednowymiarowy zapis promienia przemieszczania, niejedno</w:t>
-      </w:r>
-      <w:r>
-        <w:t>rodne jednostki EDA oraz dwie nazwy tego samego wskaźnika używania telefonu w nocy. Złożone indeksy DBI, MAI i AII nie mają w źródłach określonych wag ani walidacji klinicznej; należy je traktować jako propozycje badawcze. Dane smartfonowe mogą ujawniać zm</w:t>
-      </w:r>
-      <w:r>
-        <w:t>iany wewnątrzosobnicze, lecz nie stanowią samodzielnych testów diagnostycznych. Krytyczne są kontrola braków danych, identyfikacja noszenia urządzenia, porównanie z pomiarami referencyjnymi, walidacja u niezależnych uczestników oraz ochrona prywatności.</w:t>
+        <w:t>Przeprowadzono audyt definicji</w:t>
+      </w:r>
+      <w:r>
+        <w:t xml:space="preserve"> i </w:t>
+      </w:r>
+      <w:r>
+        <w:t>wzorów. Zidentyfikowano m.in. niejednoznaczność normalizacji aktywności</w:t>
+      </w:r>
+      <w:r>
+        <w:t xml:space="preserve"> do </w:t>
+      </w:r>
+      <w:r>
+        <w:t>czasu, nieprawidłową definicję stabilności międzydobowej, brak współczynników normalizacyjnych zmienności śródobowej, jednowymiarowy zapis promienia przemieszczania, niejednorodne jednostki EDA oraz dwie nazwy tego samego wskaźnika używania telefonu</w:t>
+      </w:r>
+      <w:r>
+        <w:t xml:space="preserve"> w </w:t>
+      </w:r>
+      <w:r>
+        <w:t>nocy. Złożone indeksy DBI, MAI</w:t>
+      </w:r>
+      <w:r>
+        <w:t xml:space="preserve"> i </w:t>
+      </w:r>
+      <w:r>
+        <w:t>AII nie mają</w:t>
+      </w:r>
+      <w:r>
+        <w:t xml:space="preserve"> w </w:t>
+      </w:r>
+      <w:r>
+        <w:t>źródłach określonych wag ani walidacji klinicznej; należy</w:t>
+      </w:r>
+      <w:r>
+        <w:t xml:space="preserve"> je </w:t>
+      </w:r>
+      <w:r>
+        <w:t>traktować jako propozycje badawcze. Dane smartfonowe mogą ujawniać zmiany wewnątrzosobnicze, lecz nie stanowią samodzielnych testów diagnostycznych. Krytyczne</w:t>
+      </w:r>
+      <w:r>
+        <w:t xml:space="preserve"> są </w:t>
+      </w:r>
+      <w:r>
+        <w:t>kontrola braków danych, identyfikacja noszenia urządzenia, porównanie</w:t>
+      </w:r>
+      <w:r>
+        <w:t xml:space="preserve"> z </w:t>
+      </w:r>
+      <w:r>
+        <w:t>pomiarami referencyjnymi, walidacja</w:t>
+      </w:r>
+      <w:r>
+        <w:t xml:space="preserve"> u </w:t>
+      </w:r>
+      <w:r>
+        <w:t>niezależnych uczestników oraz ochrona prywatności.</w:t>
       </w:r>
     </w:p>
     <w:p>
       <w:pPr>
         <w:pStyle w:val="Small"/>
-        <w:rPr>
-          <w:rFonts w:hint="eastAsia"/>
-        </w:rPr>
       </w:pPr>
       <w:r>
-        <w:t>Sł</w:t>
-      </w:r>
-      <w:r>
-        <w:t>owa kluczowe: informatyka afektywna; digital phenotyping; smartphone sensing; digital biomarkers; aktigrafia; psychometria; jakość danych; walidacja kliniczna.</w:t>
+        <w:t>Słowa kluczowe: informatyka afektywna; digital phenotyping; smartphone sensing; digital biomarkers; aktigrafia; psychometria; jakość danych; walidacja kliniczna.</w:t>
       </w:r>
     </w:p>
     <w:p>
@@ -108,24 +204,63 @@
         <w:pStyle w:val="Nagwek1"/>
       </w:pPr>
       <w:r>
-        <w:t>1. Cel, źródła i charakter syntezy</w:t>
+        <w:t>1. Cel, źródła</w:t>
+      </w:r>
+      <w:r>
+        <w:t xml:space="preserve"> i </w:t>
+      </w:r>
+      <w:r>
+        <w:t>charakter syntezy</w:t>
       </w:r>
     </w:p>
     <w:p>
       <w:pPr>
         <w:jc w:val="both"/>
-        <w:rPr>
-          <w:rFonts w:hint="eastAsia"/>
-        </w:rPr>
       </w:pPr>
       <w:r>
-        <w:t>Przedmiotem raportu są wskaźniki tworzone z biernie pozyskiwa</w:t>
-      </w:r>
-      <w:r>
-        <w:t>nych metadanych i sygnałów z telefonu lub kompatybilnego urządzenia noszonego. Stanowią one operacjonalizacje aktywności fizycznej i cyfrowej, wzorców przemieszczania, dynamiki dobowej oraz niektórych korelatów pobudzenia autonomicznego. Nie są bezpośredni</w:t>
-      </w:r>
-      <w:r>
-        <w:t>mi pomiarami emocji, zamiaru, diagnozy ani kontaktu społecznego w pełnym znaczeniu psychologicznym.</w:t>
+        <w:t>Przedmiotem raportu</w:t>
+      </w:r>
+      <w:r>
+        <w:t xml:space="preserve"> są </w:t>
+      </w:r>
+      <w:r>
+        <w:t>wskaźniki tworzone</w:t>
+      </w:r>
+      <w:r>
+        <w:t xml:space="preserve"> z </w:t>
+      </w:r>
+      <w:r>
+        <w:t>biernie pozyskiwanych metadanych</w:t>
+      </w:r>
+      <w:r>
+        <w:t xml:space="preserve"> i </w:t>
+      </w:r>
+      <w:r>
+        <w:t>sygnałów</w:t>
+      </w:r>
+      <w:r>
+        <w:t xml:space="preserve"> z </w:t>
+      </w:r>
+      <w:r>
+        <w:t>telefonu lub kompatybilnego urządzenia noszonego. Stanowią one operacjonalizacje aktywności fizycznej</w:t>
+      </w:r>
+      <w:r>
+        <w:t xml:space="preserve"> i </w:t>
+      </w:r>
+      <w:r>
+        <w:t>cyfrowej, wzorców przemieszczania, dynamiki dobowej oraz niektórych korelatów pobudzenia autonomicznego. Nie</w:t>
+      </w:r>
+      <w:r>
+        <w:t xml:space="preserve"> są </w:t>
+      </w:r>
+      <w:r>
+        <w:t>bezpośrednimi pomiarami emocji, zamiaru, diagnozy ani kontaktu społecznego</w:t>
+      </w:r>
+      <w:r>
+        <w:t xml:space="preserve"> w </w:t>
+      </w:r>
+      <w:r>
+        <w:t>pełnym znaczeniu psychologicznym.</w:t>
       </w:r>
     </w:p>
     <w:p>
@@ -133,7 +268,13 @@
         <w:pStyle w:val="Nagwek1"/>
       </w:pPr>
       <w:r>
-        <w:t>2. Założenia pomiaru i poziomy interpretacji</w:t>
+        <w:t>2. Założenia pomiaru</w:t>
+      </w:r>
+      <w:r>
+        <w:t xml:space="preserve"> i </w:t>
+      </w:r>
+      <w:r>
+        <w:t>poziomy interpretacji</w:t>
       </w:r>
     </w:p>
     <w:p>
@@ -141,10 +282,7 @@
         <w:pStyle w:val="Nagwek2"/>
       </w:pPr>
       <w:r>
-        <w:t xml:space="preserve">2.1. </w:t>
-      </w:r>
-      <w:r>
-        <w:t>Cztery poziomy wnioskowania</w:t>
+        <w:t>2.1. Cztery poziomy wnioskowania</w:t>
       </w:r>
     </w:p>
     <w:tbl>
@@ -177,11 +315,6 @@
             <w:vAlign w:val="center"/>
           </w:tcPr>
           <w:p>
-            <w:pPr>
-              <w:rPr>
-                <w:rFonts w:hint="eastAsia"/>
-              </w:rPr>
-            </w:pPr>
             <w:r>
               <w:rPr>
                 <w:b/>
@@ -205,11 +338,6 @@
             <w:vAlign w:val="center"/>
           </w:tcPr>
           <w:p>
-            <w:pPr>
-              <w:rPr>
-                <w:rFonts w:hint="eastAsia"/>
-              </w:rPr>
-            </w:pPr>
             <w:r>
               <w:rPr>
                 <w:b/>
@@ -233,11 +361,6 @@
             <w:vAlign w:val="center"/>
           </w:tcPr>
           <w:p>
-            <w:pPr>
-              <w:rPr>
-                <w:rFonts w:hint="eastAsia"/>
-              </w:rPr>
-            </w:pPr>
             <w:r>
               <w:rPr>
                 <w:b/>
@@ -267,15 +390,13 @@
           <w:p>
             <w:pPr>
               <w:spacing w:after="40" w:line="259" w:lineRule="auto"/>
-              <w:rPr>
-                <w:rFonts w:hint="eastAsia"/>
-              </w:rPr>
             </w:pPr>
             <w:r>
               <w:rPr>
                 <w:color w:val="24333D"/>
                 <w:sz w:val="16"/>
               </w:rPr>
+              <w:lastRenderedPageBreak/>
               <w:t>1. Sygnał</w:t>
             </w:r>
           </w:p>
@@ -293,9 +414,6 @@
           <w:p>
             <w:pPr>
               <w:spacing w:after="40" w:line="259" w:lineRule="auto"/>
-              <w:rPr>
-                <w:rFonts w:hint="eastAsia"/>
-              </w:rPr>
             </w:pPr>
             <w:r>
               <w:rPr>
@@ -319,9 +437,6 @@
           <w:p>
             <w:pPr>
               <w:spacing w:after="40" w:line="259" w:lineRule="auto"/>
-              <w:rPr>
-                <w:rFonts w:hint="eastAsia"/>
-              </w:rPr>
             </w:pPr>
             <w:r>
               <w:rPr>
@@ -352,9 +467,6 @@
           <w:p>
             <w:pPr>
               <w:spacing w:after="40" w:line="259" w:lineRule="auto"/>
-              <w:rPr>
-                <w:rFonts w:hint="eastAsia"/>
-              </w:rPr>
             </w:pPr>
             <w:r>
               <w:rPr>
@@ -379,9 +491,6 @@
           <w:p>
             <w:pPr>
               <w:spacing w:after="40" w:line="259" w:lineRule="auto"/>
-              <w:rPr>
-                <w:rFonts w:hint="eastAsia"/>
-              </w:rPr>
             </w:pPr>
             <w:r>
               <w:rPr>
@@ -406,23 +515,13 @@
           <w:p>
             <w:pPr>
               <w:spacing w:after="40" w:line="259" w:lineRule="auto"/>
-              <w:rPr>
-                <w:rFonts w:hint="eastAsia"/>
-              </w:rPr>
             </w:pPr>
             <w:r>
               <w:rPr>
                 <w:color w:val="24333D"/>
                 <w:sz w:val="16"/>
               </w:rPr>
-              <w:t xml:space="preserve">Parametr </w:t>
-            </w:r>
-            <w:r>
-              <w:rPr>
-                <w:color w:val="24333D"/>
-                <w:sz w:val="16"/>
-              </w:rPr>
-              <w:t>opisuje określony aspekt obserwowanego sygnału.</w:t>
+              <w:t>Parametr opisuje określony aspekt obserwowanego sygnału.</w:t>
             </w:r>
           </w:p>
         </w:tc>
@@ -445,16 +544,12 @@
           <w:p>
             <w:pPr>
               <w:spacing w:after="40" w:line="259" w:lineRule="auto"/>
-              <w:rPr>
-                <w:rFonts w:hint="eastAsia"/>
-              </w:rPr>
             </w:pPr>
             <w:r>
               <w:rPr>
                 <w:color w:val="24333D"/>
                 <w:sz w:val="16"/>
               </w:rPr>
-              <w:lastRenderedPageBreak/>
               <w:t>3. Korelat</w:t>
             </w:r>
           </w:p>
@@ -472,16 +567,41 @@
           <w:p>
             <w:pPr>
               <w:spacing w:after="40" w:line="259" w:lineRule="auto"/>
-              <w:rPr>
-                <w:rFonts w:hint="eastAsia"/>
-              </w:rPr>
             </w:pPr>
             <w:r>
               <w:rPr>
                 <w:color w:val="24333D"/>
                 <w:sz w:val="16"/>
               </w:rPr>
-              <w:t>Spadek LE równolegle ze wzrostem nasilenia objawów</w:t>
+              <w:t>Spadek</w:t>
+            </w:r>
+            <w:r>
+              <w:rPr>
+                <w:color w:val="24333D"/>
+                <w:sz w:val="16"/>
+              </w:rPr>
+              <w:t xml:space="preserve"> LE </w:t>
+            </w:r>
+            <w:r>
+              <w:rPr>
+                <w:color w:val="24333D"/>
+                <w:sz w:val="16"/>
+              </w:rPr>
+              <w:t>równolegle</w:t>
+            </w:r>
+            <w:r>
+              <w:rPr>
+                <w:color w:val="24333D"/>
+                <w:sz w:val="16"/>
+              </w:rPr>
+              <w:t xml:space="preserve"> ze </w:t>
+            </w:r>
+            <w:r>
+              <w:rPr>
+                <w:color w:val="24333D"/>
+                <w:sz w:val="16"/>
+              </w:rPr>
+              <w:t>wzrostem nasilenia objawów</w:t>
             </w:r>
           </w:p>
         </w:tc>
@@ -498,16 +618,27 @@
           <w:p>
             <w:pPr>
               <w:spacing w:after="40" w:line="259" w:lineRule="auto"/>
-              <w:rPr>
-                <w:rFonts w:hint="eastAsia"/>
-              </w:rPr>
             </w:pPr>
             <w:r>
               <w:rPr>
                 <w:color w:val="24333D"/>
                 <w:sz w:val="16"/>
               </w:rPr>
-              <w:t>Zależność statystyczna wymagająca kontroli konfuzji i replikacji.</w:t>
+              <w:t>Zależność statystyczna wymagająca kontroli konfuzji</w:t>
+            </w:r>
+            <w:r>
+              <w:rPr>
+                <w:color w:val="24333D"/>
+                <w:sz w:val="16"/>
+              </w:rPr>
+              <w:t xml:space="preserve"> i </w:t>
+            </w:r>
+            <w:r>
+              <w:rPr>
+                <w:color w:val="24333D"/>
+                <w:sz w:val="16"/>
+              </w:rPr>
+              <w:t>replikacji.</w:t>
             </w:r>
           </w:p>
         </w:tc>
@@ -531,9 +662,6 @@
           <w:p>
             <w:pPr>
               <w:spacing w:after="40" w:line="259" w:lineRule="auto"/>
-              <w:rPr>
-                <w:rFonts w:hint="eastAsia"/>
-              </w:rPr>
             </w:pPr>
             <w:r>
               <w:rPr>
@@ -558,16 +686,27 @@
           <w:p>
             <w:pPr>
               <w:spacing w:after="40" w:line="259" w:lineRule="auto"/>
-              <w:rPr>
-                <w:rFonts w:hint="eastAsia"/>
-              </w:rPr>
             </w:pPr>
             <w:r>
               <w:rPr>
                 <w:color w:val="24333D"/>
                 <w:sz w:val="16"/>
               </w:rPr>
-              <w:t>Prognoza pogorszenia po walidacji zewnętrznej</w:t>
+              <w:t>Prognoza pogorszenia</w:t>
+            </w:r>
+            <w:r>
+              <w:rPr>
+                <w:color w:val="24333D"/>
+                <w:sz w:val="16"/>
+              </w:rPr>
+              <w:t xml:space="preserve"> po </w:t>
+            </w:r>
+            <w:r>
+              <w:rPr>
+                <w:color w:val="24333D"/>
+                <w:sz w:val="16"/>
+              </w:rPr>
+              <w:t>walidacji zewnętrznej</w:t>
             </w:r>
           </w:p>
         </w:tc>
@@ -585,23 +724,27 @@
           <w:p>
             <w:pPr>
               <w:spacing w:after="40" w:line="259" w:lineRule="auto"/>
-              <w:rPr>
-                <w:rFonts w:hint="eastAsia"/>
-              </w:rPr>
             </w:pPr>
             <w:r>
               <w:rPr>
                 <w:color w:val="24333D"/>
                 <w:sz w:val="16"/>
               </w:rPr>
-              <w:t>Wymaga</w:t>
+              <w:t>Wymaga określenia użyteczności, kalibracji, progów</w:t>
             </w:r>
             <w:r>
               <w:rPr>
                 <w:color w:val="24333D"/>
                 <w:sz w:val="16"/>
               </w:rPr>
-              <w:t xml:space="preserve"> określenia użyteczności, kalibracji, progów i konsekwencji klinicznych.</w:t>
+              <w:t xml:space="preserve"> i </w:t>
+            </w:r>
+            <w:r>
+              <w:rPr>
+                <w:color w:val="24333D"/>
+                <w:sz w:val="16"/>
+              </w:rPr>
+              <w:t>konsekwencji klinicznych.</w:t>
             </w:r>
           </w:p>
         </w:tc>
@@ -610,22 +753,47 @@
     <w:p>
       <w:pPr>
         <w:spacing w:after="20"/>
-        <w:rPr>
-          <w:rFonts w:hint="eastAsia"/>
-        </w:rPr>
       </w:pPr>
     </w:p>
     <w:p>
-      <w:pPr>
-        <w:rPr>
-          <w:rFonts w:hint="eastAsia"/>
-        </w:rPr>
-      </w:pPr>
-      <w:r>
-        <w:t>Różnice międzyosobnicze wynikają nie tylko ze stanu psychicznego, lecz także z pracy zmianowej, wieku, ograniczeń ruchowych, podróży, pory roku, obowiązków opiekuńczych i sposobu no</w:t>
-      </w:r>
-      <w:r>
-        <w:t>szenia telefonu. Preferowane są modele longitudinalne oraz odchylenia od indywidualnego poziomu odniesienia, zamiast uniwersalnych progów wyliczonych na heterogenicznej próbie [3, 6, 7].</w:t>
+      <w:r>
+        <w:t>Różnice międzyosobnicze wynikają nie tylko</w:t>
+      </w:r>
+      <w:r>
+        <w:t xml:space="preserve"> ze </w:t>
+      </w:r>
+      <w:r>
+        <w:t>stanu psychicznego, lecz także</w:t>
+      </w:r>
+      <w:r>
+        <w:t xml:space="preserve"> z </w:t>
+      </w:r>
+      <w:r>
+        <w:t>pracy zmianowej, wieku, ograniczeń ruchowych, podróży, pory roku, obowiązków opiekuńczych</w:t>
+      </w:r>
+      <w:r>
+        <w:t xml:space="preserve"> i </w:t>
+      </w:r>
+      <w:r>
+        <w:t>sposobu noszenia telefonu. Preferowane</w:t>
+      </w:r>
+      <w:r>
+        <w:t xml:space="preserve"> są </w:t>
+      </w:r>
+      <w:r>
+        <w:t>modele longitudinalne oraz odchylenia</w:t>
+      </w:r>
+      <w:r>
+        <w:t xml:space="preserve"> od </w:t>
+      </w:r>
+      <w:r>
+        <w:t>indywidualnego poziomu odniesienia, zamiast uniwersalnych progów wyliczonych</w:t>
+      </w:r>
+      <w:r>
+        <w:t xml:space="preserve"> na </w:t>
+      </w:r>
+      <w:r>
+        <w:t>heterogenicznej próbie [3, 6, 7].</w:t>
       </w:r>
     </w:p>
     <w:p>
@@ -637,19 +805,38 @@
       </w:r>
     </w:p>
     <w:p>
-      <w:pPr>
-        <w:rPr>
-          <w:rFonts w:hint="eastAsia"/>
-        </w:rPr>
-      </w:pPr>
-      <w:r>
-        <w:t>Każdy pomiar powinien zawierać ident</w:t>
-      </w:r>
-      <w:r>
-        <w:t>yfikator uczestnika pseudonimizowany, znacznik czasu UTC wraz ze strefą lokalną, źródło i wersję systemu, jednostkę i częstotliwość próbkowania, informację o prawach dostępu, procent pokrycia okna oraz flagi jakości. Wynik nieobliczalny należy kodować jako</w:t>
-      </w:r>
-      <w:r>
-        <w:t xml:space="preserve"> brak danych, a nie jako zero.</w:t>
+      <w:r>
+        <w:t>Każdy pomiar powinien zawierać identyfikator uczestnika pseudonimizowany, znacznik czasu UTC wraz</w:t>
+      </w:r>
+      <w:r>
+        <w:t xml:space="preserve"> ze </w:t>
+      </w:r>
+      <w:r>
+        <w:t>strefą lokalną, źródło</w:t>
+      </w:r>
+      <w:r>
+        <w:t xml:space="preserve"> i </w:t>
+      </w:r>
+      <w:r>
+        <w:t>wersję systemu, jednostkę</w:t>
+      </w:r>
+      <w:r>
+        <w:t xml:space="preserve"> i </w:t>
+      </w:r>
+      <w:r>
+        <w:t>częstotliwość próbkowania, informację</w:t>
+      </w:r>
+      <w:r>
+        <w:t xml:space="preserve"> o </w:t>
+      </w:r>
+      <w:r>
+        <w:t>prawach dostępu, procent pokrycia okna oraz flagi jakości. Wynik nieobliczalny należy kodować jako brak danych,</w:t>
+      </w:r>
+      <w:r>
+        <w:t xml:space="preserve"> a </w:t>
+      </w:r>
+      <w:r>
+        <w:t>nie jako zero.</w:t>
       </w:r>
     </w:p>
     <w:p>
@@ -657,20 +844,60 @@
         <w:pStyle w:val="Nagwek1"/>
       </w:pPr>
       <w:r>
-        <w:t>3. Katalog wskaźników i definicje operacyjne</w:t>
+        <w:t>3. Katalog wskaźników</w:t>
+      </w:r>
+      <w:r>
+        <w:t xml:space="preserve"> i </w:t>
+      </w:r>
+      <w:r>
+        <w:t>definicje operacyjne</w:t>
       </w:r>
     </w:p>
     <w:p>
-      <w:pPr>
-        <w:rPr>
-          <w:rFonts w:hint="eastAsia"/>
-        </w:rPr>
-      </w:pPr>
-      <w:r>
-        <w:t>Poniższe zestawienie zachowuje numerację 1–29 ze źródeł. Zapisy w kolumnie „proponowana definicja” są doprecyzowaną specyfikacją badawczą, a nie deklaracją, że oryginalne metody zo</w:t>
-      </w:r>
-      <w:r>
-        <w:t>stały klinicznie zwalidowane. Wartości graniczne, parametry okien i algorytmy zdarzeń wymagają wstępnej rejestracji w protokole.</w:t>
+      <w:r>
+        <w:t>Poniższe zestawienie zachowuje numerację 1–29</w:t>
+      </w:r>
+      <w:r>
+        <w:t xml:space="preserve"> ze </w:t>
+      </w:r>
+      <w:r>
+        <w:t>źródeł. Zapisy</w:t>
+      </w:r>
+      <w:r>
+        <w:t xml:space="preserve"> w </w:t>
+      </w:r>
+      <w:r>
+        <w:t>kolumnie „proponowana definicja”</w:t>
+      </w:r>
+      <w:r>
+        <w:t xml:space="preserve"> są </w:t>
+      </w:r>
+      <w:r>
+        <w:t>doprecyzowaną specyfikacją badawczą,</w:t>
+      </w:r>
+      <w:r>
+        <w:t xml:space="preserve"> a </w:t>
+      </w:r>
+      <w:r>
+        <w:t>nie deklaracją,</w:t>
+      </w:r>
+      <w:r>
+        <w:t xml:space="preserve"> że </w:t>
+      </w:r>
+      <w:r>
+        <w:t>oryginalne metody zostały klinicznie zwalidowane. Wartości graniczne, parametry okien</w:t>
+      </w:r>
+      <w:r>
+        <w:t xml:space="preserve"> i </w:t>
+      </w:r>
+      <w:r>
+        <w:t>algorytmy zdarzeń wymagają wstępnej rejestracji</w:t>
+      </w:r>
+      <w:r>
+        <w:t xml:space="preserve"> w </w:t>
+      </w:r>
+      <w:r>
+        <w:t>protokole.</w:t>
       </w:r>
     </w:p>
     <w:p>
@@ -711,11 +938,6 @@
             <w:vAlign w:val="center"/>
           </w:tcPr>
           <w:p>
-            <w:pPr>
-              <w:rPr>
-                <w:rFonts w:hint="eastAsia"/>
-              </w:rPr>
-            </w:pPr>
             <w:r>
               <w:rPr>
                 <w:b/>
@@ -739,11 +961,6 @@
             <w:vAlign w:val="center"/>
           </w:tcPr>
           <w:p>
-            <w:pPr>
-              <w:rPr>
-                <w:rFonts w:hint="eastAsia"/>
-              </w:rPr>
-            </w:pPr>
             <w:r>
               <w:rPr>
                 <w:b/>
@@ -767,11 +984,6 @@
             <w:vAlign w:val="center"/>
           </w:tcPr>
           <w:p>
-            <w:pPr>
-              <w:rPr>
-                <w:rFonts w:hint="eastAsia"/>
-              </w:rPr>
-            </w:pPr>
             <w:r>
               <w:rPr>
                 <w:b/>
@@ -801,9 +1013,6 @@
           <w:p>
             <w:pPr>
               <w:spacing w:after="40" w:line="259" w:lineRule="auto"/>
-              <w:rPr>
-                <w:rFonts w:hint="eastAsia"/>
-              </w:rPr>
             </w:pPr>
             <w:r>
               <w:rPr>
@@ -818,14 +1027,7 @@
                 <w:sz w:val="15"/>
               </w:rPr>
               <w:br/>
-              <w:t xml:space="preserve">Activity </w:t>
-            </w:r>
-            <w:r>
-              <w:rPr>
-                <w:color w:val="24333D"/>
-                <w:sz w:val="15"/>
-              </w:rPr>
-              <w:t>Level</w:t>
+              <w:t>Activity Level</w:t>
             </w:r>
           </w:p>
         </w:tc>
@@ -842,9 +1044,6 @@
           <w:p>
             <w:pPr>
               <w:spacing w:after="40" w:line="259" w:lineRule="auto"/>
-              <w:rPr>
-                <w:rFonts w:hint="eastAsia"/>
-              </w:rPr>
             </w:pPr>
             <w:r>
               <w:rPr>
@@ -868,9 +1067,6 @@
           <w:p>
             <w:pPr>
               <w:spacing w:after="40" w:line="259" w:lineRule="auto"/>
-              <w:rPr>
-                <w:rFonts w:hint="eastAsia"/>
-              </w:rPr>
             </w:pPr>
             <w:r>
               <w:rPr>
@@ -901,9 +1097,6 @@
           <w:p>
             <w:pPr>
               <w:spacing w:after="40" w:line="259" w:lineRule="auto"/>
-              <w:rPr>
-                <w:rFonts w:hint="eastAsia"/>
-              </w:rPr>
             </w:pPr>
             <w:r>
               <w:rPr>
@@ -936,16 +1129,27 @@
           <w:p>
             <w:pPr>
               <w:spacing w:after="40" w:line="259" w:lineRule="auto"/>
-              <w:rPr>
-                <w:rFonts w:hint="eastAsia"/>
-              </w:rPr>
             </w:pPr>
             <w:r>
               <w:rPr>
                 <w:color w:val="24333D"/>
                 <w:sz w:val="15"/>
               </w:rPr>
-              <w:t>Var(|a_dyn,i|) w oknie, jedn. (m/s²)².</w:t>
+              <w:t>Var(|a_dyn,i|)</w:t>
+            </w:r>
+            <w:r>
+              <w:rPr>
+                <w:color w:val="24333D"/>
+                <w:sz w:val="15"/>
+              </w:rPr>
+              <w:t xml:space="preserve"> w </w:t>
+            </w:r>
+            <w:r>
+              <w:rPr>
+                <w:color w:val="24333D"/>
+                <w:sz w:val="15"/>
+              </w:rPr>
+              <w:t>oknie, jedn. (m/s²)².</w:t>
             </w:r>
           </w:p>
         </w:tc>
@@ -963,23 +1167,41 @@
           <w:p>
             <w:pPr>
               <w:spacing w:after="40" w:line="259" w:lineRule="auto"/>
-              <w:rPr>
-                <w:rFonts w:hint="eastAsia"/>
-              </w:rPr>
             </w:pPr>
             <w:r>
               <w:rPr>
                 <w:color w:val="24333D"/>
                 <w:sz w:val="15"/>
               </w:rPr>
-              <w:t>Zależny od umiejscowienia urządzenia i</w:t>
-            </w:r>
-            <w:r>
-              <w:rPr>
-                <w:color w:val="24333D"/>
-                <w:sz w:val="15"/>
-              </w:rPr>
-              <w:t xml:space="preserve"> filtracji.</w:t>
+              <w:t>Zależny</w:t>
+            </w:r>
+            <w:r>
+              <w:rPr>
+                <w:color w:val="24333D"/>
+                <w:sz w:val="15"/>
+              </w:rPr>
+              <w:t xml:space="preserve"> od </w:t>
+            </w:r>
+            <w:r>
+              <w:rPr>
+                <w:color w:val="24333D"/>
+                <w:sz w:val="15"/>
+              </w:rPr>
+              <w:t>umiejscowienia urządzenia</w:t>
+            </w:r>
+            <w:r>
+              <w:rPr>
+                <w:color w:val="24333D"/>
+                <w:sz w:val="15"/>
+              </w:rPr>
+              <w:t xml:space="preserve"> i </w:t>
+            </w:r>
+            <w:r>
+              <w:rPr>
+                <w:color w:val="24333D"/>
+                <w:sz w:val="15"/>
+              </w:rPr>
+              <w:t>filtracji.</w:t>
             </w:r>
           </w:p>
         </w:tc>
@@ -1002,9 +1224,6 @@
           <w:p>
             <w:pPr>
               <w:spacing w:after="40" w:line="259" w:lineRule="auto"/>
-              <w:rPr>
-                <w:rFonts w:hint="eastAsia"/>
-              </w:rPr>
             </w:pPr>
             <w:r>
               <w:rPr>
@@ -1036,16 +1255,27 @@
           <w:p>
             <w:pPr>
               <w:spacing w:after="40" w:line="259" w:lineRule="auto"/>
-              <w:rPr>
-                <w:rFonts w:hint="eastAsia"/>
-              </w:rPr>
             </w:pPr>
             <w:r>
               <w:rPr>
                 <w:color w:val="24333D"/>
                 <w:sz w:val="15"/>
               </w:rPr>
-              <w:t>liczba zmian aktywny↔nieaktywny / h, przy wcześniej ustalonym progu i wygładzaniu.</w:t>
+              <w:t>liczba zmian aktywny↔nieaktywny / h, przy wcześniej ustalonym progu</w:t>
+            </w:r>
+            <w:r>
+              <w:rPr>
+                <w:color w:val="24333D"/>
+                <w:sz w:val="15"/>
+              </w:rPr>
+              <w:t xml:space="preserve"> i </w:t>
+            </w:r>
+            <w:r>
+              <w:rPr>
+                <w:color w:val="24333D"/>
+                <w:sz w:val="15"/>
+              </w:rPr>
+              <w:t>wygładzaniu.</w:t>
             </w:r>
           </w:p>
         </w:tc>
@@ -1062,16 +1292,27 @@
           <w:p>
             <w:pPr>
               <w:spacing w:after="40" w:line="259" w:lineRule="auto"/>
-              <w:rPr>
-                <w:rFonts w:hint="eastAsia"/>
-              </w:rPr>
             </w:pPr>
             <w:r>
               <w:rPr>
                 <w:color w:val="24333D"/>
                 <w:sz w:val="15"/>
               </w:rPr>
-              <w:t>Wymaga klasyfikatora aktywności i okresów noszenia.</w:t>
+              <w:t>Wymaga klasyfikatora aktywności</w:t>
+            </w:r>
+            <w:r>
+              <w:rPr>
+                <w:color w:val="24333D"/>
+                <w:sz w:val="15"/>
+              </w:rPr>
+              <w:t xml:space="preserve"> i </w:t>
+            </w:r>
+            <w:r>
+              <w:rPr>
+                <w:color w:val="24333D"/>
+                <w:sz w:val="15"/>
+              </w:rPr>
+              <w:t>okresów noszenia.</w:t>
             </w:r>
           </w:p>
         </w:tc>
@@ -1095,9 +1336,6 @@
           <w:p>
             <w:pPr>
               <w:spacing w:after="40" w:line="259" w:lineRule="auto"/>
-              <w:rPr>
-                <w:rFonts w:hint="eastAsia"/>
-              </w:rPr>
             </w:pPr>
             <w:r>
               <w:rPr>
@@ -1130,16 +1368,27 @@
           <w:p>
             <w:pPr>
               <w:spacing w:after="40" w:line="259" w:lineRule="auto"/>
-              <w:rPr>
-                <w:rFonts w:hint="eastAsia"/>
-              </w:rPr>
             </w:pPr>
             <w:r>
               <w:rPr>
                 <w:color w:val="24333D"/>
                 <w:sz w:val="15"/>
               </w:rPr>
-              <w:t>średnia długość epizodu nieaktywności w min.</w:t>
+              <w:t>średnia długość epizodu nieaktywności</w:t>
+            </w:r>
+            <w:r>
+              <w:rPr>
+                <w:color w:val="24333D"/>
+                <w:sz w:val="15"/>
+              </w:rPr>
+              <w:t xml:space="preserve"> w </w:t>
+            </w:r>
+            <w:r>
+              <w:rPr>
+                <w:color w:val="24333D"/>
+                <w:sz w:val="15"/>
+              </w:rPr>
+              <w:t>min.</w:t>
             </w:r>
           </w:p>
         </w:tc>
@@ -1157,9 +1406,6 @@
           <w:p>
             <w:pPr>
               <w:spacing w:after="40" w:line="259" w:lineRule="auto"/>
-              <w:rPr>
-                <w:rFonts w:hint="eastAsia"/>
-              </w:rPr>
             </w:pPr>
             <w:r>
               <w:rPr>
@@ -1175,9 +1421,6 @@
     <w:p>
       <w:pPr>
         <w:spacing w:after="20"/>
-        <w:rPr>
-          <w:rFonts w:hint="eastAsia"/>
-        </w:rPr>
       </w:pPr>
     </w:p>
     <w:p>
@@ -1218,11 +1461,6 @@
             <w:vAlign w:val="center"/>
           </w:tcPr>
           <w:p>
-            <w:pPr>
-              <w:rPr>
-                <w:rFonts w:hint="eastAsia"/>
-              </w:rPr>
-            </w:pPr>
             <w:r>
               <w:rPr>
                 <w:b/>
@@ -1246,11 +1484,6 @@
             <w:vAlign w:val="center"/>
           </w:tcPr>
           <w:p>
-            <w:pPr>
-              <w:rPr>
-                <w:rFonts w:hint="eastAsia"/>
-              </w:rPr>
-            </w:pPr>
             <w:r>
               <w:rPr>
                 <w:b/>
@@ -1274,11 +1507,6 @@
             <w:vAlign w:val="center"/>
           </w:tcPr>
           <w:p>
-            <w:pPr>
-              <w:rPr>
-                <w:rFonts w:hint="eastAsia"/>
-              </w:rPr>
-            </w:pPr>
             <w:r>
               <w:rPr>
                 <w:b/>
@@ -1308,9 +1536,6 @@
           <w:p>
             <w:pPr>
               <w:spacing w:after="40" w:line="259" w:lineRule="auto"/>
-              <w:rPr>
-                <w:rFonts w:hint="eastAsia"/>
-              </w:rPr>
             </w:pPr>
             <w:r>
               <w:rPr>
@@ -1342,23 +1567,41 @@
           <w:p>
             <w:pPr>
               <w:spacing w:after="40" w:line="259" w:lineRule="auto"/>
-              <w:rPr>
-                <w:rFonts w:hint="eastAsia"/>
-              </w:rPr>
             </w:pPr>
             <w:r>
               <w:rPr>
                 <w:color w:val="24333D"/>
                 <w:sz w:val="15"/>
               </w:rPr>
-              <w:t>korelacja profilu aktywności z profilem przesuniętym o 24 h, przy wyrównanej siatce</w:t>
-            </w:r>
-            <w:r>
-              <w:rPr>
-                <w:color w:val="24333D"/>
-                <w:sz w:val="15"/>
-              </w:rPr>
-              <w:t xml:space="preserve"> czasu.</w:t>
+              <w:t>korelacja profilu aktywności</w:t>
+            </w:r>
+            <w:r>
+              <w:rPr>
+                <w:color w:val="24333D"/>
+                <w:sz w:val="15"/>
+              </w:rPr>
+              <w:t xml:space="preserve"> z </w:t>
+            </w:r>
+            <w:r>
+              <w:rPr>
+                <w:color w:val="24333D"/>
+                <w:sz w:val="15"/>
+              </w:rPr>
+              <w:t>profilem przesuniętym</w:t>
+            </w:r>
+            <w:r>
+              <w:rPr>
+                <w:color w:val="24333D"/>
+                <w:sz w:val="15"/>
+              </w:rPr>
+              <w:t xml:space="preserve"> o </w:t>
+            </w:r>
+            <w:r>
+              <w:rPr>
+                <w:color w:val="24333D"/>
+                <w:sz w:val="15"/>
+              </w:rPr>
+              <w:t>24 h, przy wyrównanej siatce czasu.</w:t>
             </w:r>
           </w:p>
         </w:tc>
@@ -1375,9 +1618,6 @@
           <w:p>
             <w:pPr>
               <w:spacing w:after="40" w:line="259" w:lineRule="auto"/>
-              <w:rPr>
-                <w:rFonts w:hint="eastAsia"/>
-              </w:rPr>
             </w:pPr>
             <w:r>
               <w:rPr>
@@ -1408,9 +1648,6 @@
           <w:p>
             <w:pPr>
               <w:spacing w:after="40" w:line="259" w:lineRule="auto"/>
-              <w:rPr>
-                <w:rFonts w:hint="eastAsia"/>
-              </w:rPr>
             </w:pPr>
             <w:r>
               <w:rPr>
@@ -1443,9 +1680,6 @@
           <w:p>
             <w:pPr>
               <w:spacing w:after="40" w:line="259" w:lineRule="auto"/>
-              <w:rPr>
-                <w:rFonts w:hint="eastAsia"/>
-              </w:rPr>
             </w:pPr>
             <w:r>
               <w:rPr>
@@ -1470,9 +1704,6 @@
           <w:p>
             <w:pPr>
               <w:spacing w:after="40" w:line="259" w:lineRule="auto"/>
-              <w:rPr>
-                <w:rFonts w:hint="eastAsia"/>
-              </w:rPr>
             </w:pPr>
             <w:r>
               <w:rPr>
@@ -1502,9 +1733,6 @@
           <w:p>
             <w:pPr>
               <w:spacing w:after="40" w:line="259" w:lineRule="auto"/>
-              <w:rPr>
-                <w:rFonts w:hint="eastAsia"/>
-              </w:rPr>
             </w:pPr>
             <w:r>
               <w:rPr>
@@ -1536,9 +1764,6 @@
           <w:p>
             <w:pPr>
               <w:spacing w:after="40" w:line="259" w:lineRule="auto"/>
-              <w:rPr>
-                <w:rFonts w:hint="eastAsia"/>
-              </w:rPr>
             </w:pPr>
             <w:r>
               <w:rPr>
@@ -1562,16 +1787,41 @@
           <w:p>
             <w:pPr>
               <w:spacing w:after="40" w:line="259" w:lineRule="auto"/>
-              <w:rPr>
-                <w:rFonts w:hint="eastAsia"/>
-              </w:rPr>
             </w:pPr>
             <w:r>
               <w:rPr>
                 <w:color w:val="24333D"/>
                 <w:sz w:val="15"/>
               </w:rPr>
-              <w:t>Mierzy fragmentację, wrażliwy na luki i rozdzielczość epok.</w:t>
+              <w:t>Mierzy fragmentację, wrażliwy</w:t>
+            </w:r>
+            <w:r>
+              <w:rPr>
+                <w:color w:val="24333D"/>
+                <w:sz w:val="15"/>
+              </w:rPr>
+              <w:t xml:space="preserve"> na </w:t>
+            </w:r>
+            <w:r>
+              <w:rPr>
+                <w:color w:val="24333D"/>
+                <w:sz w:val="15"/>
+              </w:rPr>
+              <w:t>luki</w:t>
+            </w:r>
+            <w:r>
+              <w:rPr>
+                <w:color w:val="24333D"/>
+                <w:sz w:val="15"/>
+              </w:rPr>
+              <w:t xml:space="preserve"> i </w:t>
+            </w:r>
+            <w:r>
+              <w:rPr>
+                <w:color w:val="24333D"/>
+                <w:sz w:val="15"/>
+              </w:rPr>
+              <w:t>rozdzielczość epok.</w:t>
             </w:r>
           </w:p>
         </w:tc>
@@ -1580,9 +1830,6 @@
     <w:p>
       <w:pPr>
         <w:spacing w:after="20"/>
-        <w:rPr>
-          <w:rFonts w:hint="eastAsia"/>
-        </w:rPr>
       </w:pPr>
     </w:p>
     <w:p>
@@ -1590,7 +1837,19 @@
         <w:pStyle w:val="Nagwek2"/>
       </w:pPr>
       <w:r>
-        <w:t>III. Sen i nocne korzystanie z telefonu</w:t>
+        <w:t>III. Sen</w:t>
+      </w:r>
+      <w:r>
+        <w:t xml:space="preserve"> i </w:t>
+      </w:r>
+      <w:r>
+        <w:t>nocne korzystanie</w:t>
+      </w:r>
+      <w:r>
+        <w:t xml:space="preserve"> z </w:t>
+      </w:r>
+      <w:r>
+        <w:t>telefonu</w:t>
       </w:r>
     </w:p>
     <w:tbl>
@@ -1623,11 +1882,6 @@
             <w:vAlign w:val="center"/>
           </w:tcPr>
           <w:p>
-            <w:pPr>
-              <w:rPr>
-                <w:rFonts w:hint="eastAsia"/>
-              </w:rPr>
-            </w:pPr>
             <w:r>
               <w:rPr>
                 <w:b/>
@@ -1651,11 +1905,6 @@
             <w:vAlign w:val="center"/>
           </w:tcPr>
           <w:p>
-            <w:pPr>
-              <w:rPr>
-                <w:rFonts w:hint="eastAsia"/>
-              </w:rPr>
-            </w:pPr>
             <w:r>
               <w:rPr>
                 <w:b/>
@@ -1679,11 +1928,6 @@
             <w:vAlign w:val="center"/>
           </w:tcPr>
           <w:p>
-            <w:pPr>
-              <w:rPr>
-                <w:rFonts w:hint="eastAsia"/>
-              </w:rPr>
-            </w:pPr>
             <w:r>
               <w:rPr>
                 <w:b/>
@@ -1713,9 +1957,6 @@
           <w:p>
             <w:pPr>
               <w:spacing w:after="40" w:line="259" w:lineRule="auto"/>
-              <w:rPr>
-                <w:rFonts w:hint="eastAsia"/>
-              </w:rPr>
             </w:pPr>
             <w:r>
               <w:rPr>
@@ -1730,14 +1971,7 @@
                 <w:sz w:val="15"/>
               </w:rPr>
               <w:br/>
-              <w:t xml:space="preserve">Sleep </w:t>
-            </w:r>
-            <w:r>
-              <w:rPr>
-                <w:color w:val="24333D"/>
-                <w:sz w:val="15"/>
-              </w:rPr>
-              <w:t>Duration</w:t>
+              <w:t>Sleep Duration</w:t>
             </w:r>
           </w:p>
         </w:tc>
@@ -1754,16 +1988,55 @@
           <w:p>
             <w:pPr>
               <w:spacing w:after="40" w:line="259" w:lineRule="auto"/>
-              <w:rPr>
-                <w:rFonts w:hint="eastAsia"/>
-              </w:rPr>
             </w:pPr>
             <w:r>
               <w:rPr>
                 <w:color w:val="24333D"/>
                 <w:sz w:val="15"/>
               </w:rPr>
-              <w:t>różnica czasu końca i początku snu, w h; tylko gdy oba zdarzenia są zwalidowane.</w:t>
+              <w:t>różnica czasu końca</w:t>
+            </w:r>
+            <w:r>
+              <w:rPr>
+                <w:color w:val="24333D"/>
+                <w:sz w:val="15"/>
+              </w:rPr>
+              <w:t xml:space="preserve"> i </w:t>
+            </w:r>
+            <w:r>
+              <w:rPr>
+                <w:color w:val="24333D"/>
+                <w:sz w:val="15"/>
+              </w:rPr>
+              <w:t>początku snu,</w:t>
+            </w:r>
+            <w:r>
+              <w:rPr>
+                <w:color w:val="24333D"/>
+                <w:sz w:val="15"/>
+              </w:rPr>
+              <w:t xml:space="preserve"> w </w:t>
+            </w:r>
+            <w:r>
+              <w:rPr>
+                <w:color w:val="24333D"/>
+                <w:sz w:val="15"/>
+              </w:rPr>
+              <w:t>h; tylko gdy oba zdarzenia</w:t>
+            </w:r>
+            <w:r>
+              <w:rPr>
+                <w:color w:val="24333D"/>
+                <w:sz w:val="15"/>
+              </w:rPr>
+              <w:t xml:space="preserve"> są </w:t>
+            </w:r>
+            <w:r>
+              <w:rPr>
+                <w:color w:val="24333D"/>
+                <w:sz w:val="15"/>
+              </w:rPr>
+              <w:t>zwalidowane.</w:t>
             </w:r>
           </w:p>
         </w:tc>
@@ -1780,9 +2053,6 @@
           <w:p>
             <w:pPr>
               <w:spacing w:after="40" w:line="259" w:lineRule="auto"/>
-              <w:rPr>
-                <w:rFonts w:hint="eastAsia"/>
-              </w:rPr>
             </w:pPr>
             <w:r>
               <w:rPr>
@@ -1813,9 +2083,6 @@
           <w:p>
             <w:pPr>
               <w:spacing w:after="40" w:line="259" w:lineRule="auto"/>
-              <w:rPr>
-                <w:rFonts w:hint="eastAsia"/>
-              </w:rPr>
             </w:pPr>
             <w:r>
               <w:rPr>
@@ -1848,16 +2115,55 @@
           <w:p>
             <w:pPr>
               <w:spacing w:after="40" w:line="259" w:lineRule="auto"/>
-              <w:rPr>
-                <w:rFonts w:hint="eastAsia"/>
-              </w:rPr>
             </w:pPr>
             <w:r>
               <w:rPr>
                 <w:color w:val="24333D"/>
                 <w:sz w:val="15"/>
               </w:rPr>
-              <w:t>czas od podjęcia próby zaśnięcia do rzeczywistego początku snu, w min.</w:t>
+              <w:t>czas</w:t>
+            </w:r>
+            <w:r>
+              <w:rPr>
+                <w:color w:val="24333D"/>
+                <w:sz w:val="15"/>
+              </w:rPr>
+              <w:t xml:space="preserve"> od </w:t>
+            </w:r>
+            <w:r>
+              <w:rPr>
+                <w:color w:val="24333D"/>
+                <w:sz w:val="15"/>
+              </w:rPr>
+              <w:t>podjęcia próby zaśnięcia</w:t>
+            </w:r>
+            <w:r>
+              <w:rPr>
+                <w:color w:val="24333D"/>
+                <w:sz w:val="15"/>
+              </w:rPr>
+              <w:t xml:space="preserve"> do </w:t>
+            </w:r>
+            <w:r>
+              <w:rPr>
+                <w:color w:val="24333D"/>
+                <w:sz w:val="15"/>
+              </w:rPr>
+              <w:t>rzeczywistego początku snu,</w:t>
+            </w:r>
+            <w:r>
+              <w:rPr>
+                <w:color w:val="24333D"/>
+                <w:sz w:val="15"/>
+              </w:rPr>
+              <w:t xml:space="preserve"> w </w:t>
+            </w:r>
+            <w:r>
+              <w:rPr>
+                <w:color w:val="24333D"/>
+                <w:sz w:val="15"/>
+              </w:rPr>
+              <w:t>min.</w:t>
             </w:r>
           </w:p>
         </w:tc>
@@ -1875,23 +2181,41 @@
           <w:p>
             <w:pPr>
               <w:spacing w:after="40" w:line="259" w:lineRule="auto"/>
-              <w:rPr>
-                <w:rFonts w:hint="eastAsia"/>
-              </w:rPr>
             </w:pPr>
             <w:r>
               <w:rPr>
                 <w:color w:val="24333D"/>
                 <w:sz w:val="15"/>
               </w:rPr>
-              <w:t xml:space="preserve">Czas </w:t>
-            </w:r>
-            <w:r>
-              <w:rPr>
-                <w:color w:val="24333D"/>
-                <w:sz w:val="15"/>
-              </w:rPr>
-              <w:t>od ostatniego użycia telefonu to odrębny wskaźnik zastępczy.</w:t>
+              <w:t>Czas</w:t>
+            </w:r>
+            <w:r>
+              <w:rPr>
+                <w:color w:val="24333D"/>
+                <w:sz w:val="15"/>
+              </w:rPr>
+              <w:t xml:space="preserve"> od </w:t>
+            </w:r>
+            <w:r>
+              <w:rPr>
+                <w:color w:val="24333D"/>
+                <w:sz w:val="15"/>
+              </w:rPr>
+              <w:t>ostatniego użycia telefonu</w:t>
+            </w:r>
+            <w:r>
+              <w:rPr>
+                <w:color w:val="24333D"/>
+                <w:sz w:val="15"/>
+              </w:rPr>
+              <w:t xml:space="preserve"> to </w:t>
+            </w:r>
+            <w:r>
+              <w:rPr>
+                <w:color w:val="24333D"/>
+                <w:sz w:val="15"/>
+              </w:rPr>
+              <w:t>odrębny wskaźnik zastępczy.</w:t>
             </w:r>
           </w:p>
         </w:tc>
@@ -1914,9 +2238,6 @@
           <w:p>
             <w:pPr>
               <w:spacing w:after="40" w:line="259" w:lineRule="auto"/>
-              <w:rPr>
-                <w:rFonts w:hint="eastAsia"/>
-              </w:rPr>
             </w:pPr>
             <w:r>
               <w:rPr>
@@ -1948,16 +2269,41 @@
           <w:p>
             <w:pPr>
               <w:spacing w:after="40" w:line="259" w:lineRule="auto"/>
-              <w:rPr>
-                <w:rFonts w:hint="eastAsia"/>
-              </w:rPr>
             </w:pPr>
             <w:r>
               <w:rPr>
                 <w:color w:val="24333D"/>
                 <w:sz w:val="15"/>
               </w:rPr>
-              <w:t>suma czasu czuwania po zaśnięciu, w min.</w:t>
+              <w:t>suma czasu czuwania</w:t>
+            </w:r>
+            <w:r>
+              <w:rPr>
+                <w:color w:val="24333D"/>
+                <w:sz w:val="15"/>
+              </w:rPr>
+              <w:t xml:space="preserve"> po </w:t>
+            </w:r>
+            <w:r>
+              <w:rPr>
+                <w:color w:val="24333D"/>
+                <w:sz w:val="15"/>
+              </w:rPr>
+              <w:t>zaśnięciu,</w:t>
+            </w:r>
+            <w:r>
+              <w:rPr>
+                <w:color w:val="24333D"/>
+                <w:sz w:val="15"/>
+              </w:rPr>
+              <w:t xml:space="preserve"> w </w:t>
+            </w:r>
+            <w:r>
+              <w:rPr>
+                <w:color w:val="24333D"/>
+                <w:sz w:val="15"/>
+              </w:rPr>
+              <w:t>min.</w:t>
             </w:r>
           </w:p>
         </w:tc>
@@ -1974,9 +2320,6 @@
           <w:p>
             <w:pPr>
               <w:spacing w:after="40" w:line="259" w:lineRule="auto"/>
-              <w:rPr>
-                <w:rFonts w:hint="eastAsia"/>
-              </w:rPr>
             </w:pPr>
             <w:r>
               <w:rPr>
@@ -2007,9 +2350,6 @@
           <w:p>
             <w:pPr>
               <w:spacing w:after="40" w:line="259" w:lineRule="auto"/>
-              <w:rPr>
-                <w:rFonts w:hint="eastAsia"/>
-              </w:rPr>
             </w:pPr>
             <w:r>
               <w:rPr>
@@ -2042,16 +2382,20 @@
           <w:p>
             <w:pPr>
               <w:spacing w:after="40" w:line="259" w:lineRule="auto"/>
-              <w:rPr>
-                <w:rFonts w:hint="eastAsia"/>
-              </w:rPr>
             </w:pPr>
             <w:r>
               <w:rPr>
                 <w:color w:val="24333D"/>
                 <w:sz w:val="15"/>
               </w:rPr>
-              <w:t xml:space="preserve">czas użycia w </w:t>
+              <w:t>czas użycia</w:t>
+            </w:r>
+            <w:r>
+              <w:rPr>
+                <w:color w:val="24333D"/>
+                <w:sz w:val="15"/>
+              </w:rPr>
+              <w:t xml:space="preserve"> w </w:t>
             </w:r>
             <w:r>
               <w:rPr>
@@ -2076,16 +2420,41 @@
           <w:p>
             <w:pPr>
               <w:spacing w:after="40" w:line="259" w:lineRule="auto"/>
-              <w:rPr>
-                <w:rFonts w:hint="eastAsia"/>
-              </w:rPr>
             </w:pPr>
             <w:r>
               <w:rPr>
                 <w:color w:val="24333D"/>
                 <w:sz w:val="15"/>
               </w:rPr>
-              <w:t>To samo operacyjnie co NUR (poz. 21) w dokumentach źródłowych.</w:t>
+              <w:t>To samo operacyjnie</w:t>
+            </w:r>
+            <w:r>
+              <w:rPr>
+                <w:color w:val="24333D"/>
+                <w:sz w:val="15"/>
+              </w:rPr>
+              <w:t xml:space="preserve"> co </w:t>
+            </w:r>
+            <w:r>
+              <w:rPr>
+                <w:color w:val="24333D"/>
+                <w:sz w:val="15"/>
+              </w:rPr>
+              <w:t>NUR (poz. 21)</w:t>
+            </w:r>
+            <w:r>
+              <w:rPr>
+                <w:color w:val="24333D"/>
+                <w:sz w:val="15"/>
+              </w:rPr>
+              <w:t xml:space="preserve"> w </w:t>
+            </w:r>
+            <w:r>
+              <w:rPr>
+                <w:color w:val="24333D"/>
+                <w:sz w:val="15"/>
+              </w:rPr>
+              <w:t>dokumentach źródłowych.</w:t>
             </w:r>
           </w:p>
         </w:tc>
@@ -2094,9 +2463,6 @@
     <w:p>
       <w:pPr>
         <w:spacing w:after="20"/>
-        <w:rPr>
-          <w:rFonts w:hint="eastAsia"/>
-        </w:rPr>
       </w:pPr>
     </w:p>
     <w:p>
@@ -2137,11 +2503,6 @@
             <w:vAlign w:val="center"/>
           </w:tcPr>
           <w:p>
-            <w:pPr>
-              <w:rPr>
-                <w:rFonts w:hint="eastAsia"/>
-              </w:rPr>
-            </w:pPr>
             <w:r>
               <w:rPr>
                 <w:b/>
@@ -2165,11 +2526,6 @@
             <w:vAlign w:val="center"/>
           </w:tcPr>
           <w:p>
-            <w:pPr>
-              <w:rPr>
-                <w:rFonts w:hint="eastAsia"/>
-              </w:rPr>
-            </w:pPr>
             <w:r>
               <w:rPr>
                 <w:b/>
@@ -2193,11 +2549,6 @@
             <w:vAlign w:val="center"/>
           </w:tcPr>
           <w:p>
-            <w:pPr>
-              <w:rPr>
-                <w:rFonts w:hint="eastAsia"/>
-              </w:rPr>
-            </w:pPr>
             <w:r>
               <w:rPr>
                 <w:b/>
@@ -2227,9 +2578,6 @@
           <w:p>
             <w:pPr>
               <w:spacing w:after="40" w:line="259" w:lineRule="auto"/>
-              <w:rPr>
-                <w:rFonts w:hint="eastAsia"/>
-              </w:rPr>
             </w:pPr>
             <w:r>
               <w:rPr>
@@ -2261,30 +2609,27 @@
           <w:p>
             <w:pPr>
               <w:spacing w:after="40" w:line="259" w:lineRule="auto"/>
-              <w:rPr>
-                <w:rFonts w:hint="eastAsia"/>
-              </w:rPr>
             </w:pPr>
             <w:r>
               <w:rPr>
                 <w:color w:val="24333D"/>
                 <w:sz w:val="15"/>
               </w:rPr>
-              <w:t>−</w:t>
-            </w:r>
-            <w:r>
-              <w:rPr>
-                <w:color w:val="24333D"/>
-                <w:sz w:val="15"/>
-              </w:rPr>
-              <w:t>Σ_j p_j ln(p_j),</w:t>
-            </w:r>
-            <w:r>
-              <w:rPr>
-                <w:color w:val="24333D"/>
-                <w:sz w:val="15"/>
-              </w:rPr>
-              <w:t xml:space="preserve"> p_j = udział czasu w klastrze j.</w:t>
+              <w:t>−Σ_j p_j ln(p_j), p_j = udział czasu</w:t>
+            </w:r>
+            <w:r>
+              <w:rPr>
+                <w:color w:val="24333D"/>
+                <w:sz w:val="15"/>
+              </w:rPr>
+              <w:t xml:space="preserve"> w </w:t>
+            </w:r>
+            <w:r>
+              <w:rPr>
+                <w:color w:val="24333D"/>
+                <w:sz w:val="15"/>
+              </w:rPr>
+              <w:t>klastrze j.</w:t>
             </w:r>
           </w:p>
         </w:tc>
@@ -2301,16 +2646,27 @@
           <w:p>
             <w:pPr>
               <w:spacing w:after="40" w:line="259" w:lineRule="auto"/>
-              <w:rPr>
-                <w:rFonts w:hint="eastAsia"/>
-              </w:rPr>
             </w:pPr>
             <w:r>
               <w:rPr>
                 <w:color w:val="24333D"/>
                 <w:sz w:val="15"/>
               </w:rPr>
-              <w:t>Wymaga jawnej metody klasteryzacji i agregacji lokalizacji.</w:t>
+              <w:t>Wymaga jawnej metody klasteryzacji</w:t>
+            </w:r>
+            <w:r>
+              <w:rPr>
+                <w:color w:val="24333D"/>
+                <w:sz w:val="15"/>
+              </w:rPr>
+              <w:t xml:space="preserve"> i </w:t>
+            </w:r>
+            <w:r>
+              <w:rPr>
+                <w:color w:val="24333D"/>
+                <w:sz w:val="15"/>
+              </w:rPr>
+              <w:t>agregacji lokalizacji.</w:t>
             </w:r>
           </w:p>
         </w:tc>
@@ -2334,9 +2690,6 @@
           <w:p>
             <w:pPr>
               <w:spacing w:after="40" w:line="259" w:lineRule="auto"/>
-              <w:rPr>
-                <w:rFonts w:hint="eastAsia"/>
-              </w:rPr>
             </w:pPr>
             <w:r>
               <w:rPr>
@@ -2351,7 +2704,21 @@
                 <w:sz w:val="15"/>
               </w:rPr>
               <w:br/>
-              <w:t>Radius of Gyration</w:t>
+              <w:t>Radius</w:t>
+            </w:r>
+            <w:r>
+              <w:rPr>
+                <w:color w:val="24333D"/>
+                <w:sz w:val="15"/>
+              </w:rPr>
+              <w:t xml:space="preserve"> of </w:t>
+            </w:r>
+            <w:r>
+              <w:rPr>
+                <w:color w:val="24333D"/>
+                <w:sz w:val="15"/>
+              </w:rPr>
+              <w:t>Gyration</w:t>
             </w:r>
           </w:p>
         </w:tc>
@@ -2369,16 +2736,27 @@
           <w:p>
             <w:pPr>
               <w:spacing w:after="40" w:line="259" w:lineRule="auto"/>
-              <w:rPr>
-                <w:rFonts w:hint="eastAsia"/>
-              </w:rPr>
             </w:pPr>
             <w:r>
               <w:rPr>
                 <w:color w:val="24333D"/>
                 <w:sz w:val="15"/>
               </w:rPr>
-              <w:t>√[Σ_i w_i ||r_i−r̄||²/Σ_i w_i], w metrach.</w:t>
+              <w:t>√[Σ_i w_i ||r_i−r̄||²/Σ_i w_i],</w:t>
+            </w:r>
+            <w:r>
+              <w:rPr>
+                <w:color w:val="24333D"/>
+                <w:sz w:val="15"/>
+              </w:rPr>
+              <w:t xml:space="preserve"> w </w:t>
+            </w:r>
+            <w:r>
+              <w:rPr>
+                <w:color w:val="24333D"/>
+                <w:sz w:val="15"/>
+              </w:rPr>
+              <w:t>metrach.</w:t>
             </w:r>
           </w:p>
         </w:tc>
@@ -2396,9 +2774,6 @@
           <w:p>
             <w:pPr>
               <w:spacing w:after="40" w:line="259" w:lineRule="auto"/>
-              <w:rPr>
-                <w:rFonts w:hint="eastAsia"/>
-              </w:rPr>
             </w:pPr>
             <w:r>
               <w:rPr>
@@ -2428,9 +2803,6 @@
           <w:p>
             <w:pPr>
               <w:spacing w:after="40" w:line="259" w:lineRule="auto"/>
-              <w:rPr>
-                <w:rFonts w:hint="eastAsia"/>
-              </w:rPr>
             </w:pPr>
             <w:r>
               <w:rPr>
@@ -2462,23 +2834,41 @@
           <w:p>
             <w:pPr>
               <w:spacing w:after="40" w:line="259" w:lineRule="auto"/>
-              <w:rPr>
-                <w:rFonts w:hint="eastAsia"/>
-              </w:rPr>
             </w:pPr>
             <w:r>
               <w:rPr>
                 <w:color w:val="24333D"/>
                 <w:sz w:val="15"/>
               </w:rPr>
-              <w:t xml:space="preserve">czas </w:t>
-            </w:r>
-            <w:r>
-              <w:rPr>
-                <w:color w:val="24333D"/>
-                <w:sz w:val="15"/>
-              </w:rPr>
-              <w:t>w klastrze domu / czas z rozpoznaną lokalizacją, 0–1.</w:t>
+              <w:t>czas</w:t>
+            </w:r>
+            <w:r>
+              <w:rPr>
+                <w:color w:val="24333D"/>
+                <w:sz w:val="15"/>
+              </w:rPr>
+              <w:t xml:space="preserve"> w </w:t>
+            </w:r>
+            <w:r>
+              <w:rPr>
+                <w:color w:val="24333D"/>
+                <w:sz w:val="15"/>
+              </w:rPr>
+              <w:t>klastrze domu / czas</w:t>
+            </w:r>
+            <w:r>
+              <w:rPr>
+                <w:color w:val="24333D"/>
+                <w:sz w:val="15"/>
+              </w:rPr>
+              <w:t xml:space="preserve"> z </w:t>
+            </w:r>
+            <w:r>
+              <w:rPr>
+                <w:color w:val="24333D"/>
+                <w:sz w:val="15"/>
+              </w:rPr>
+              <w:t>rozpoznaną lokalizacją, 0–1.</w:t>
             </w:r>
           </w:p>
         </w:tc>
@@ -2495,9 +2885,6 @@
           <w:p>
             <w:pPr>
               <w:spacing w:after="40" w:line="259" w:lineRule="auto"/>
-              <w:rPr>
-                <w:rFonts w:hint="eastAsia"/>
-              </w:rPr>
             </w:pPr>
             <w:r>
               <w:rPr>
@@ -2513,9 +2900,6 @@
     <w:p>
       <w:pPr>
         <w:spacing w:after="20"/>
-        <w:rPr>
-          <w:rFonts w:hint="eastAsia"/>
-        </w:rPr>
       </w:pPr>
     </w:p>
     <w:p>
@@ -2556,11 +2940,6 @@
             <w:vAlign w:val="center"/>
           </w:tcPr>
           <w:p>
-            <w:pPr>
-              <w:rPr>
-                <w:rFonts w:hint="eastAsia"/>
-              </w:rPr>
-            </w:pPr>
             <w:r>
               <w:rPr>
                 <w:b/>
@@ -2584,11 +2963,6 @@
             <w:vAlign w:val="center"/>
           </w:tcPr>
           <w:p>
-            <w:pPr>
-              <w:rPr>
-                <w:rFonts w:hint="eastAsia"/>
-              </w:rPr>
-            </w:pPr>
             <w:r>
               <w:rPr>
                 <w:b/>
@@ -2612,11 +2986,6 @@
             <w:vAlign w:val="center"/>
           </w:tcPr>
           <w:p>
-            <w:pPr>
-              <w:rPr>
-                <w:rFonts w:hint="eastAsia"/>
-              </w:rPr>
-            </w:pPr>
             <w:r>
               <w:rPr>
                 <w:b/>
@@ -2646,9 +3015,6 @@
           <w:p>
             <w:pPr>
               <w:spacing w:after="40" w:line="259" w:lineRule="auto"/>
-              <w:rPr>
-                <w:rFonts w:hint="eastAsia"/>
-              </w:rPr>
             </w:pPr>
             <w:r>
               <w:rPr>
@@ -2663,14 +3029,7 @@
                 <w:sz w:val="15"/>
               </w:rPr>
               <w:br/>
-              <w:t xml:space="preserve">Social Interaction </w:t>
-            </w:r>
-            <w:r>
-              <w:rPr>
-                <w:color w:val="24333D"/>
-                <w:sz w:val="15"/>
-              </w:rPr>
-              <w:t>Frequency</w:t>
+              <w:t>Social Interaction Frequency</w:t>
             </w:r>
           </w:p>
         </w:tc>
@@ -2687,16 +3046,41 @@
           <w:p>
             <w:pPr>
               <w:spacing w:after="40" w:line="259" w:lineRule="auto"/>
-              <w:rPr>
-                <w:rFonts w:hint="eastAsia"/>
-              </w:rPr>
             </w:pPr>
             <w:r>
               <w:rPr>
                 <w:color w:val="24333D"/>
                 <w:sz w:val="15"/>
               </w:rPr>
-              <w:t>liczba połączeń/SMS na dzień lub godzinę (metryka i kanał jawnie określone).</w:t>
+              <w:t>liczba połączeń/SMS</w:t>
+            </w:r>
+            <w:r>
+              <w:rPr>
+                <w:color w:val="24333D"/>
+                <w:sz w:val="15"/>
+              </w:rPr>
+              <w:t xml:space="preserve"> na </w:t>
+            </w:r>
+            <w:r>
+              <w:rPr>
+                <w:color w:val="24333D"/>
+                <w:sz w:val="15"/>
+              </w:rPr>
+              <w:t>dzień lub godzinę (metryka</w:t>
+            </w:r>
+            <w:r>
+              <w:rPr>
+                <w:color w:val="24333D"/>
+                <w:sz w:val="15"/>
+              </w:rPr>
+              <w:t xml:space="preserve"> i </w:t>
+            </w:r>
+            <w:r>
+              <w:rPr>
+                <w:color w:val="24333D"/>
+                <w:sz w:val="15"/>
+              </w:rPr>
+              <w:t>kanał jawnie określone).</w:t>
             </w:r>
           </w:p>
         </w:tc>
@@ -2713,9 +3097,6 @@
           <w:p>
             <w:pPr>
               <w:spacing w:after="40" w:line="259" w:lineRule="auto"/>
-              <w:rPr>
-                <w:rFonts w:hint="eastAsia"/>
-              </w:rPr>
             </w:pPr>
             <w:r>
               <w:rPr>
@@ -2746,9 +3127,6 @@
           <w:p>
             <w:pPr>
               <w:spacing w:after="40" w:line="259" w:lineRule="auto"/>
-              <w:rPr>
-                <w:rFonts w:hint="eastAsia"/>
-              </w:rPr>
             </w:pPr>
             <w:r>
               <w:rPr>
@@ -2781,9 +3159,6 @@
           <w:p>
             <w:pPr>
               <w:spacing w:after="40" w:line="259" w:lineRule="auto"/>
-              <w:rPr>
-                <w:rFonts w:hint="eastAsia"/>
-              </w:rPr>
             </w:pPr>
             <w:r>
               <w:rPr>
@@ -2808,23 +3183,13 @@
           <w:p>
             <w:pPr>
               <w:spacing w:after="40" w:line="259" w:lineRule="auto"/>
-              <w:rPr>
-                <w:rFonts w:hint="eastAsia"/>
-              </w:rPr>
             </w:pPr>
             <w:r>
               <w:rPr>
                 <w:color w:val="24333D"/>
                 <w:sz w:val="15"/>
               </w:rPr>
-              <w:t>Gdy mianownik=0 wy</w:t>
-            </w:r>
-            <w:r>
-              <w:rPr>
-                <w:color w:val="24333D"/>
-                <w:sz w:val="15"/>
-              </w:rPr>
-              <w:t>nik jest nieokreślony.</w:t>
+              <w:t>Gdy mianownik=0 wynik jest nieokreślony.</w:t>
             </w:r>
           </w:p>
         </w:tc>
@@ -2847,9 +3212,6 @@
           <w:p>
             <w:pPr>
               <w:spacing w:after="40" w:line="259" w:lineRule="auto"/>
-              <w:rPr>
-                <w:rFonts w:hint="eastAsia"/>
-              </w:rPr>
             </w:pPr>
             <w:r>
               <w:rPr>
@@ -2881,16 +3243,55 @@
           <w:p>
             <w:pPr>
               <w:spacing w:after="40" w:line="259" w:lineRule="auto"/>
-              <w:rPr>
-                <w:rFonts w:hint="eastAsia"/>
-              </w:rPr>
             </w:pPr>
             <w:r>
               <w:rPr>
                 <w:color w:val="24333D"/>
                 <w:sz w:val="15"/>
               </w:rPr>
-              <w:t>mediana albo średni czas od dostarczenia do odpowiedzi, w min.</w:t>
+              <w:t>mediana albo średni czas</w:t>
+            </w:r>
+            <w:r>
+              <w:rPr>
+                <w:color w:val="24333D"/>
+                <w:sz w:val="15"/>
+              </w:rPr>
+              <w:t xml:space="preserve"> od </w:t>
+            </w:r>
+            <w:r>
+              <w:rPr>
+                <w:color w:val="24333D"/>
+                <w:sz w:val="15"/>
+              </w:rPr>
+              <w:t>dostarczenia</w:t>
+            </w:r>
+            <w:r>
+              <w:rPr>
+                <w:color w:val="24333D"/>
+                <w:sz w:val="15"/>
+              </w:rPr>
+              <w:t xml:space="preserve"> do </w:t>
+            </w:r>
+            <w:r>
+              <w:rPr>
+                <w:color w:val="24333D"/>
+                <w:sz w:val="15"/>
+              </w:rPr>
+              <w:t>odpowiedzi,</w:t>
+            </w:r>
+            <w:r>
+              <w:rPr>
+                <w:color w:val="24333D"/>
+                <w:sz w:val="15"/>
+              </w:rPr>
+              <w:t xml:space="preserve"> w </w:t>
+            </w:r>
+            <w:r>
+              <w:rPr>
+                <w:color w:val="24333D"/>
+                <w:sz w:val="15"/>
+              </w:rPr>
+              <w:t>min.</w:t>
             </w:r>
           </w:p>
         </w:tc>
@@ -2907,16 +3308,41 @@
           <w:p>
             <w:pPr>
               <w:spacing w:after="40" w:line="259" w:lineRule="auto"/>
-              <w:rPr>
-                <w:rFonts w:hint="eastAsia"/>
-              </w:rPr>
             </w:pPr>
             <w:r>
               <w:rPr>
                 <w:color w:val="24333D"/>
                 <w:sz w:val="15"/>
               </w:rPr>
-              <w:t>Wymaga parowania zdarzeń, ograniczenia obserwacji i dostępu do API.</w:t>
+              <w:t>Wymaga parowania zdarzeń, ograniczenia obserwacji</w:t>
+            </w:r>
+            <w:r>
+              <w:rPr>
+                <w:color w:val="24333D"/>
+                <w:sz w:val="15"/>
+              </w:rPr>
+              <w:t xml:space="preserve"> i </w:t>
+            </w:r>
+            <w:r>
+              <w:rPr>
+                <w:color w:val="24333D"/>
+                <w:sz w:val="15"/>
+              </w:rPr>
+              <w:t>dostępu</w:t>
+            </w:r>
+            <w:r>
+              <w:rPr>
+                <w:color w:val="24333D"/>
+                <w:sz w:val="15"/>
+              </w:rPr>
+              <w:t xml:space="preserve"> do </w:t>
+            </w:r>
+            <w:r>
+              <w:rPr>
+                <w:color w:val="24333D"/>
+                <w:sz w:val="15"/>
+              </w:rPr>
+              <w:t>API.</w:t>
             </w:r>
           </w:p>
         </w:tc>
@@ -2925,9 +3351,6 @@
     <w:p>
       <w:pPr>
         <w:spacing w:after="20"/>
-        <w:rPr>
-          <w:rFonts w:hint="eastAsia"/>
-        </w:rPr>
       </w:pPr>
     </w:p>
     <w:p>
@@ -2935,7 +3358,13 @@
         <w:pStyle w:val="Nagwek2"/>
       </w:pPr>
       <w:r>
-        <w:t>VI. Korzystanie z urządzenia</w:t>
+        <w:t>VI. Korzystanie</w:t>
+      </w:r>
+      <w:r>
+        <w:t xml:space="preserve"> z </w:t>
+      </w:r>
+      <w:r>
+        <w:t>urządzenia</w:t>
       </w:r>
     </w:p>
     <w:tbl>
@@ -2968,11 +3397,6 @@
             <w:vAlign w:val="center"/>
           </w:tcPr>
           <w:p>
-            <w:pPr>
-              <w:rPr>
-                <w:rFonts w:hint="eastAsia"/>
-              </w:rPr>
-            </w:pPr>
             <w:r>
               <w:rPr>
                 <w:b/>
@@ -2996,11 +3420,6 @@
             <w:vAlign w:val="center"/>
           </w:tcPr>
           <w:p>
-            <w:pPr>
-              <w:rPr>
-                <w:rFonts w:hint="eastAsia"/>
-              </w:rPr>
-            </w:pPr>
             <w:r>
               <w:rPr>
                 <w:b/>
@@ -3024,11 +3443,6 @@
             <w:vAlign w:val="center"/>
           </w:tcPr>
           <w:p>
-            <w:pPr>
-              <w:rPr>
-                <w:rFonts w:hint="eastAsia"/>
-              </w:rPr>
-            </w:pPr>
             <w:r>
               <w:rPr>
                 <w:b/>
@@ -3058,9 +3472,6 @@
           <w:p>
             <w:pPr>
               <w:spacing w:after="40" w:line="259" w:lineRule="auto"/>
-              <w:rPr>
-                <w:rFonts w:hint="eastAsia"/>
-              </w:rPr>
             </w:pPr>
             <w:r>
               <w:rPr>
@@ -3092,16 +3503,27 @@
           <w:p>
             <w:pPr>
               <w:spacing w:after="40" w:line="259" w:lineRule="auto"/>
-              <w:rPr>
-                <w:rFonts w:hint="eastAsia"/>
-              </w:rPr>
             </w:pPr>
             <w:r>
               <w:rPr>
                 <w:color w:val="24333D"/>
                 <w:sz w:val="15"/>
               </w:rPr>
-              <w:t>Σ czasu aktywnego ekranu w min/dobę.</w:t>
+              <w:t>Σ czasu aktywnego ekranu</w:t>
+            </w:r>
+            <w:r>
+              <w:rPr>
+                <w:color w:val="24333D"/>
+                <w:sz w:val="15"/>
+              </w:rPr>
+              <w:t xml:space="preserve"> w </w:t>
+            </w:r>
+            <w:r>
+              <w:rPr>
+                <w:color w:val="24333D"/>
+                <w:sz w:val="15"/>
+              </w:rPr>
+              <w:t>min/dobę.</w:t>
             </w:r>
           </w:p>
         </w:tc>
@@ -3118,9 +3540,6 @@
           <w:p>
             <w:pPr>
               <w:spacing w:after="40" w:line="259" w:lineRule="auto"/>
-              <w:rPr>
-                <w:rFonts w:hint="eastAsia"/>
-              </w:rPr>
             </w:pPr>
             <w:r>
               <w:rPr>
@@ -3151,9 +3570,6 @@
           <w:p>
             <w:pPr>
               <w:spacing w:after="40" w:line="259" w:lineRule="auto"/>
-              <w:rPr>
-                <w:rFonts w:hint="eastAsia"/>
-              </w:rPr>
             </w:pPr>
             <w:r>
               <w:rPr>
@@ -3186,9 +3602,6 @@
           <w:p>
             <w:pPr>
               <w:spacing w:after="40" w:line="259" w:lineRule="auto"/>
-              <w:rPr>
-                <w:rFonts w:hint="eastAsia"/>
-              </w:rPr>
             </w:pPr>
             <w:r>
               <w:rPr>
@@ -3213,9 +3626,6 @@
           <w:p>
             <w:pPr>
               <w:spacing w:after="40" w:line="259" w:lineRule="auto"/>
-              <w:rPr>
-                <w:rFonts w:hint="eastAsia"/>
-              </w:rPr>
             </w:pPr>
             <w:r>
               <w:rPr>
@@ -3245,9 +3655,6 @@
           <w:p>
             <w:pPr>
               <w:spacing w:after="40" w:line="259" w:lineRule="auto"/>
-              <w:rPr>
-                <w:rFonts w:hint="eastAsia"/>
-              </w:rPr>
             </w:pPr>
             <w:r>
               <w:rPr>
@@ -3279,16 +3686,27 @@
           <w:p>
             <w:pPr>
               <w:spacing w:after="40" w:line="259" w:lineRule="auto"/>
-              <w:rPr>
-                <w:rFonts w:hint="eastAsia"/>
-              </w:rPr>
             </w:pPr>
             <w:r>
               <w:rPr>
                 <w:color w:val="24333D"/>
                 <w:sz w:val="15"/>
               </w:rPr>
-              <w:t>liczba zmian aplikacji pierwszoplanowej / h użycia.</w:t>
+              <w:t>liczba zmian aplikacji pierwszoplanowej /</w:t>
+            </w:r>
+            <w:r>
+              <w:rPr>
+                <w:color w:val="24333D"/>
+                <w:sz w:val="15"/>
+              </w:rPr>
+              <w:t xml:space="preserve"> h </w:t>
+            </w:r>
+            <w:r>
+              <w:rPr>
+                <w:color w:val="24333D"/>
+                <w:sz w:val="15"/>
+              </w:rPr>
+              <w:t>użycia.</w:t>
             </w:r>
           </w:p>
         </w:tc>
@@ -3305,9 +3723,6 @@
           <w:p>
             <w:pPr>
               <w:spacing w:after="40" w:line="259" w:lineRule="auto"/>
-              <w:rPr>
-                <w:rFonts w:hint="eastAsia"/>
-              </w:rPr>
             </w:pPr>
             <w:r>
               <w:rPr>
@@ -3338,9 +3753,6 @@
           <w:p>
             <w:pPr>
               <w:spacing w:after="40" w:line="259" w:lineRule="auto"/>
-              <w:rPr>
-                <w:rFonts w:hint="eastAsia"/>
-              </w:rPr>
             </w:pPr>
             <w:r>
               <w:rPr>
@@ -3373,9 +3785,6 @@
           <w:p>
             <w:pPr>
               <w:spacing w:after="40" w:line="259" w:lineRule="auto"/>
-              <w:rPr>
-                <w:rFonts w:hint="eastAsia"/>
-              </w:rPr>
             </w:pPr>
             <w:r>
               <w:rPr>
@@ -3400,23 +3809,27 @@
           <w:p>
             <w:pPr>
               <w:spacing w:after="40" w:line="259" w:lineRule="auto"/>
-              <w:rPr>
-                <w:rFonts w:hint="eastAsia"/>
-              </w:rPr>
             </w:pPr>
             <w:r>
               <w:rPr>
                 <w:color w:val="24333D"/>
                 <w:sz w:val="15"/>
               </w:rPr>
-              <w:t>Alias poz. 11: nie traktować jako niez</w:t>
-            </w:r>
-            <w:r>
-              <w:rPr>
-                <w:color w:val="24333D"/>
-                <w:sz w:val="15"/>
-              </w:rPr>
-              <w:t>ależnej cechy w modelu.</w:t>
+              <w:t>Alias poz. 11: nie traktować jako niezależnej cechy</w:t>
+            </w:r>
+            <w:r>
+              <w:rPr>
+                <w:color w:val="24333D"/>
+                <w:sz w:val="15"/>
+              </w:rPr>
+              <w:t xml:space="preserve"> w </w:t>
+            </w:r>
+            <w:r>
+              <w:rPr>
+                <w:color w:val="24333D"/>
+                <w:sz w:val="15"/>
+              </w:rPr>
+              <w:t>modelu.</w:t>
             </w:r>
           </w:p>
         </w:tc>
@@ -3425,9 +3838,6 @@
     <w:p>
       <w:pPr>
         <w:spacing w:after="20"/>
-        <w:rPr>
-          <w:rFonts w:hint="eastAsia"/>
-        </w:rPr>
       </w:pPr>
     </w:p>
     <w:p>
@@ -3468,11 +3878,6 @@
             <w:vAlign w:val="center"/>
           </w:tcPr>
           <w:p>
-            <w:pPr>
-              <w:rPr>
-                <w:rFonts w:hint="eastAsia"/>
-              </w:rPr>
-            </w:pPr>
             <w:r>
               <w:rPr>
                 <w:b/>
@@ -3496,11 +3901,6 @@
             <w:vAlign w:val="center"/>
           </w:tcPr>
           <w:p>
-            <w:pPr>
-              <w:rPr>
-                <w:rFonts w:hint="eastAsia"/>
-              </w:rPr>
-            </w:pPr>
             <w:r>
               <w:rPr>
                 <w:b/>
@@ -3524,11 +3924,6 @@
             <w:vAlign w:val="center"/>
           </w:tcPr>
           <w:p>
-            <w:pPr>
-              <w:rPr>
-                <w:rFonts w:hint="eastAsia"/>
-              </w:rPr>
-            </w:pPr>
             <w:r>
               <w:rPr>
                 <w:b/>
@@ -3558,9 +3953,6 @@
           <w:p>
             <w:pPr>
               <w:spacing w:after="40" w:line="259" w:lineRule="auto"/>
-              <w:rPr>
-                <w:rFonts w:hint="eastAsia"/>
-              </w:rPr>
             </w:pPr>
             <w:r>
               <w:rPr>
@@ -3592,9 +3984,6 @@
           <w:p>
             <w:pPr>
               <w:spacing w:after="40" w:line="259" w:lineRule="auto"/>
-              <w:rPr>
-                <w:rFonts w:hint="eastAsia"/>
-              </w:rPr>
             </w:pPr>
             <w:r>
               <w:rPr>
@@ -3618,23 +4007,13 @@
           <w:p>
             <w:pPr>
               <w:spacing w:after="40" w:line="259" w:lineRule="auto"/>
-              <w:rPr>
-                <w:rFonts w:hint="eastAsia"/>
-              </w:rPr>
             </w:pPr>
             <w:r>
               <w:rPr>
                 <w:color w:val="24333D"/>
                 <w:sz w:val="15"/>
               </w:rPr>
-              <w:t xml:space="preserve">Jakość interwałów NN, </w:t>
-            </w:r>
-            <w:r>
-              <w:rPr>
-                <w:color w:val="24333D"/>
-                <w:sz w:val="15"/>
-              </w:rPr>
-              <w:t>artefakty, ruch; PPG mierzy odstępy tętna.</w:t>
+              <w:t>Jakość interwałów NN, artefakty, ruch; PPG mierzy odstępy tętna.</w:t>
             </w:r>
           </w:p>
         </w:tc>
@@ -3658,9 +4037,6 @@
           <w:p>
             <w:pPr>
               <w:spacing w:after="40" w:line="259" w:lineRule="auto"/>
-              <w:rPr>
-                <w:rFonts w:hint="eastAsia"/>
-              </w:rPr>
             </w:pPr>
             <w:r>
               <w:rPr>
@@ -3693,16 +4069,27 @@
           <w:p>
             <w:pPr>
               <w:spacing w:after="40" w:line="259" w:lineRule="auto"/>
-              <w:rPr>
-                <w:rFonts w:hint="eastAsia"/>
-              </w:rPr>
             </w:pPr>
             <w:r>
               <w:rPr>
                 <w:color w:val="24333D"/>
                 <w:sz w:val="15"/>
               </w:rPr>
-              <w:t>osobno: poziom tonic SCL (µS) i częstość/amplituda reakcji SCR.</w:t>
+              <w:t>osobno: poziom tonic SCL (µS)</w:t>
+            </w:r>
+            <w:r>
+              <w:rPr>
+                <w:color w:val="24333D"/>
+                <w:sz w:val="15"/>
+              </w:rPr>
+              <w:t xml:space="preserve"> i </w:t>
+            </w:r>
+            <w:r>
+              <w:rPr>
+                <w:color w:val="24333D"/>
+                <w:sz w:val="15"/>
+              </w:rPr>
+              <w:t>częstość/amplituda reakcji SCR.</w:t>
             </w:r>
           </w:p>
         </w:tc>
@@ -3720,16 +4107,27 @@
           <w:p>
             <w:pPr>
               <w:spacing w:after="40" w:line="259" w:lineRule="auto"/>
-              <w:rPr>
-                <w:rFonts w:hint="eastAsia"/>
-              </w:rPr>
             </w:pPr>
             <w:r>
               <w:rPr>
                 <w:color w:val="24333D"/>
                 <w:sz w:val="15"/>
               </w:rPr>
-              <w:t>Nie sumować średniej amplitudy i liczby reakcji bez normalizacji.</w:t>
+              <w:t>Nie sumować średniej amplitudy</w:t>
+            </w:r>
+            <w:r>
+              <w:rPr>
+                <w:color w:val="24333D"/>
+                <w:sz w:val="15"/>
+              </w:rPr>
+              <w:t xml:space="preserve"> i </w:t>
+            </w:r>
+            <w:r>
+              <w:rPr>
+                <w:color w:val="24333D"/>
+                <w:sz w:val="15"/>
+              </w:rPr>
+              <w:t>liczby reakcji bez normalizacji.</w:t>
             </w:r>
           </w:p>
         </w:tc>
@@ -3738,9 +4136,6 @@
     <w:p>
       <w:pPr>
         <w:spacing w:after="20"/>
-        <w:rPr>
-          <w:rFonts w:hint="eastAsia"/>
-        </w:rPr>
       </w:pPr>
     </w:p>
     <w:p>
@@ -3781,11 +4176,6 @@
             <w:vAlign w:val="center"/>
           </w:tcPr>
           <w:p>
-            <w:pPr>
-              <w:rPr>
-                <w:rFonts w:hint="eastAsia"/>
-              </w:rPr>
-            </w:pPr>
             <w:r>
               <w:rPr>
                 <w:b/>
@@ -3809,26 +4199,13 @@
             <w:vAlign w:val="center"/>
           </w:tcPr>
           <w:p>
-            <w:pPr>
-              <w:rPr>
-                <w:rFonts w:hint="eastAsia"/>
-              </w:rPr>
-            </w:pPr>
             <w:r>
               <w:rPr>
                 <w:b/>
                 <w:color w:val="FFFFFF"/>
                 <w:sz w:val="16"/>
               </w:rPr>
-              <w:t xml:space="preserve">Definicja </w:t>
-            </w:r>
-            <w:r>
-              <w:rPr>
-                <w:b/>
-                <w:color w:val="FFFFFF"/>
-                <w:sz w:val="16"/>
-              </w:rPr>
-              <w:t>operacyjna / jednostka</w:t>
+              <w:t>Definicja operacyjna / jednostka</w:t>
             </w:r>
           </w:p>
         </w:tc>
@@ -3845,11 +4222,6 @@
             <w:vAlign w:val="center"/>
           </w:tcPr>
           <w:p>
-            <w:pPr>
-              <w:rPr>
-                <w:rFonts w:hint="eastAsia"/>
-              </w:rPr>
-            </w:pPr>
             <w:r>
               <w:rPr>
                 <w:b/>
@@ -3879,9 +4251,6 @@
           <w:p>
             <w:pPr>
               <w:spacing w:after="40" w:line="259" w:lineRule="auto"/>
-              <w:rPr>
-                <w:rFonts w:hint="eastAsia"/>
-              </w:rPr>
             </w:pPr>
             <w:r>
               <w:rPr>
@@ -3913,16 +4282,27 @@
           <w:p>
             <w:pPr>
               <w:spacing w:after="40" w:line="259" w:lineRule="auto"/>
-              <w:rPr>
-                <w:rFonts w:hint="eastAsia"/>
-              </w:rPr>
             </w:pPr>
             <w:r>
               <w:rPr>
                 <w:color w:val="24333D"/>
                 <w:sz w:val="15"/>
               </w:rPr>
-              <w:t>proponowana miara rozproszenia pór ładowania w cyklu dobowym.</w:t>
+              <w:t>proponowana miara rozproszenia pór ładowania</w:t>
+            </w:r>
+            <w:r>
+              <w:rPr>
+                <w:color w:val="24333D"/>
+                <w:sz w:val="15"/>
+              </w:rPr>
+              <w:t xml:space="preserve"> w </w:t>
+            </w:r>
+            <w:r>
+              <w:rPr>
+                <w:color w:val="24333D"/>
+                <w:sz w:val="15"/>
+              </w:rPr>
+              <w:t>cyklu dobowym.</w:t>
             </w:r>
           </w:p>
         </w:tc>
@@ -3939,16 +4319,41 @@
           <w:p>
             <w:pPr>
               <w:spacing w:after="40" w:line="259" w:lineRule="auto"/>
-              <w:rPr>
-                <w:rFonts w:hint="eastAsia"/>
-              </w:rPr>
             </w:pPr>
             <w:r>
               <w:rPr>
                 <w:color w:val="24333D"/>
                 <w:sz w:val="15"/>
               </w:rPr>
-              <w:t>Brak konkretnej formuły w źródłach; konieczna definicja a priori.</w:t>
+              <w:t>Brak konkretnej formuły</w:t>
+            </w:r>
+            <w:r>
+              <w:rPr>
+                <w:color w:val="24333D"/>
+                <w:sz w:val="15"/>
+              </w:rPr>
+              <w:t xml:space="preserve"> w </w:t>
+            </w:r>
+            <w:r>
+              <w:rPr>
+                <w:color w:val="24333D"/>
+                <w:sz w:val="15"/>
+              </w:rPr>
+              <w:t>źródłach; konieczna definicja</w:t>
+            </w:r>
+            <w:r>
+              <w:rPr>
+                <w:color w:val="24333D"/>
+                <w:sz w:val="15"/>
+              </w:rPr>
+              <w:t xml:space="preserve"> a </w:t>
+            </w:r>
+            <w:r>
+              <w:rPr>
+                <w:color w:val="24333D"/>
+                <w:sz w:val="15"/>
+              </w:rPr>
+              <w:t>priori.</w:t>
             </w:r>
           </w:p>
         </w:tc>
@@ -3972,9 +4377,6 @@
           <w:p>
             <w:pPr>
               <w:spacing w:after="40" w:line="259" w:lineRule="auto"/>
-              <w:rPr>
-                <w:rFonts w:hint="eastAsia"/>
-              </w:rPr>
             </w:pPr>
             <w:r>
               <w:rPr>
@@ -4007,23 +4409,27 @@
           <w:p>
             <w:pPr>
               <w:spacing w:after="40" w:line="259" w:lineRule="auto"/>
-              <w:rPr>
-                <w:rFonts w:hint="eastAsia"/>
-              </w:rPr>
             </w:pPr>
             <w:r>
               <w:rPr>
                 <w:color w:val="24333D"/>
                 <w:sz w:val="15"/>
               </w:rPr>
-              <w:t>−</w:t>
-            </w:r>
-            <w:r>
-              <w:rPr>
-                <w:color w:val="24333D"/>
-                <w:sz w:val="15"/>
-              </w:rPr>
-              <w:t>Δpoziomu naładowania / Δt w %/h, tylko bez ładowania.</w:t>
+              <w:t>−Δpoziomu naładowania / Δt</w:t>
+            </w:r>
+            <w:r>
+              <w:rPr>
+                <w:color w:val="24333D"/>
+                <w:sz w:val="15"/>
+              </w:rPr>
+              <w:t xml:space="preserve"> w </w:t>
+            </w:r>
+            <w:r>
+              <w:rPr>
+                <w:color w:val="24333D"/>
+                <w:sz w:val="15"/>
+              </w:rPr>
+              <w:t>%/h, tylko bez ładowania.</w:t>
             </w:r>
           </w:p>
         </w:tc>
@@ -4041,16 +4447,41 @@
           <w:p>
             <w:pPr>
               <w:spacing w:after="40" w:line="259" w:lineRule="auto"/>
-              <w:rPr>
-                <w:rFonts w:hint="eastAsia"/>
-              </w:rPr>
             </w:pPr>
             <w:r>
               <w:rPr>
                 <w:color w:val="24333D"/>
                 <w:sz w:val="15"/>
               </w:rPr>
-              <w:t>Zależny od wieku baterii, sieci i obciążenia; nie jest miarą nastroju.</w:t>
+              <w:t>Zależny</w:t>
+            </w:r>
+            <w:r>
+              <w:rPr>
+                <w:color w:val="24333D"/>
+                <w:sz w:val="15"/>
+              </w:rPr>
+              <w:t xml:space="preserve"> od </w:t>
+            </w:r>
+            <w:r>
+              <w:rPr>
+                <w:color w:val="24333D"/>
+                <w:sz w:val="15"/>
+              </w:rPr>
+              <w:t>wieku baterii, sieci</w:t>
+            </w:r>
+            <w:r>
+              <w:rPr>
+                <w:color w:val="24333D"/>
+                <w:sz w:val="15"/>
+              </w:rPr>
+              <w:t xml:space="preserve"> i </w:t>
+            </w:r>
+            <w:r>
+              <w:rPr>
+                <w:color w:val="24333D"/>
+                <w:sz w:val="15"/>
+              </w:rPr>
+              <w:t>obciążenia; nie jest miarą nastroju.</w:t>
             </w:r>
           </w:p>
         </w:tc>
@@ -4073,9 +4504,6 @@
           <w:p>
             <w:pPr>
               <w:spacing w:after="40" w:line="259" w:lineRule="auto"/>
-              <w:rPr>
-                <w:rFonts w:hint="eastAsia"/>
-              </w:rPr>
             </w:pPr>
             <w:r>
               <w:rPr>
@@ -4107,16 +4535,55 @@
           <w:p>
             <w:pPr>
               <w:spacing w:after="40" w:line="259" w:lineRule="auto"/>
-              <w:rPr>
-                <w:rFonts w:hint="eastAsia"/>
-              </w:rPr>
             </w:pPr>
             <w:r>
               <w:rPr>
                 <w:color w:val="24333D"/>
                 <w:sz w:val="15"/>
               </w:rPr>
-              <w:t>czas od powiadomienia do zdefiniowanej interakcji, w s/min.</w:t>
+              <w:t>czas</w:t>
+            </w:r>
+            <w:r>
+              <w:rPr>
+                <w:color w:val="24333D"/>
+                <w:sz w:val="15"/>
+              </w:rPr>
+              <w:t xml:space="preserve"> od </w:t>
+            </w:r>
+            <w:r>
+              <w:rPr>
+                <w:color w:val="24333D"/>
+                <w:sz w:val="15"/>
+              </w:rPr>
+              <w:t>powiadomienia</w:t>
+            </w:r>
+            <w:r>
+              <w:rPr>
+                <w:color w:val="24333D"/>
+                <w:sz w:val="15"/>
+              </w:rPr>
+              <w:t xml:space="preserve"> do </w:t>
+            </w:r>
+            <w:r>
+              <w:rPr>
+                <w:color w:val="24333D"/>
+                <w:sz w:val="15"/>
+              </w:rPr>
+              <w:t>zdefiniowanej interakcji,</w:t>
+            </w:r>
+            <w:r>
+              <w:rPr>
+                <w:color w:val="24333D"/>
+                <w:sz w:val="15"/>
+              </w:rPr>
+              <w:t xml:space="preserve"> w </w:t>
+            </w:r>
+            <w:r>
+              <w:rPr>
+                <w:color w:val="24333D"/>
+                <w:sz w:val="15"/>
+              </w:rPr>
+              <w:t>s/min.</w:t>
             </w:r>
           </w:p>
         </w:tc>
@@ -4133,23 +4600,41 @@
           <w:p>
             <w:pPr>
               <w:spacing w:after="40" w:line="259" w:lineRule="auto"/>
-              <w:rPr>
-                <w:rFonts w:hint="eastAsia"/>
-              </w:rPr>
             </w:pPr>
             <w:r>
               <w:rPr>
                 <w:color w:val="24333D"/>
                 <w:sz w:val="15"/>
               </w:rPr>
-              <w:t xml:space="preserve">Uprawnienia do powiadomień; brak </w:t>
-            </w:r>
-            <w:r>
-              <w:rPr>
-                <w:color w:val="24333D"/>
-                <w:sz w:val="15"/>
-              </w:rPr>
-              <w:t>reakcji to cenzurowanie, nie zero.</w:t>
+              <w:t>Uprawnienia</w:t>
+            </w:r>
+            <w:r>
+              <w:rPr>
+                <w:color w:val="24333D"/>
+                <w:sz w:val="15"/>
+              </w:rPr>
+              <w:t xml:space="preserve"> do </w:t>
+            </w:r>
+            <w:r>
+              <w:rPr>
+                <w:color w:val="24333D"/>
+                <w:sz w:val="15"/>
+              </w:rPr>
+              <w:t>powiadomień; brak reakcji</w:t>
+            </w:r>
+            <w:r>
+              <w:rPr>
+                <w:color w:val="24333D"/>
+                <w:sz w:val="15"/>
+              </w:rPr>
+              <w:t xml:space="preserve"> to </w:t>
+            </w:r>
+            <w:r>
+              <w:rPr>
+                <w:color w:val="24333D"/>
+                <w:sz w:val="15"/>
+              </w:rPr>
+              <w:t>cenzurowanie, nie zero.</w:t>
             </w:r>
           </w:p>
         </w:tc>
@@ -4158,9 +4643,6 @@
     <w:p>
       <w:pPr>
         <w:spacing w:after="20"/>
-        <w:rPr>
-          <w:rFonts w:hint="eastAsia"/>
-        </w:rPr>
       </w:pPr>
     </w:p>
     <w:p>
@@ -4201,11 +4683,6 @@
             <w:vAlign w:val="center"/>
           </w:tcPr>
           <w:p>
-            <w:pPr>
-              <w:rPr>
-                <w:rFonts w:hint="eastAsia"/>
-              </w:rPr>
-            </w:pPr>
             <w:r>
               <w:rPr>
                 <w:b/>
@@ -4229,11 +4706,6 @@
             <w:vAlign w:val="center"/>
           </w:tcPr>
           <w:p>
-            <w:pPr>
-              <w:rPr>
-                <w:rFonts w:hint="eastAsia"/>
-              </w:rPr>
-            </w:pPr>
             <w:r>
               <w:rPr>
                 <w:b/>
@@ -4257,11 +4729,6 @@
             <w:vAlign w:val="center"/>
           </w:tcPr>
           <w:p>
-            <w:pPr>
-              <w:rPr>
-                <w:rFonts w:hint="eastAsia"/>
-              </w:rPr>
-            </w:pPr>
             <w:r>
               <w:rPr>
                 <w:b/>
@@ -4291,9 +4758,6 @@
           <w:p>
             <w:pPr>
               <w:spacing w:after="40" w:line="259" w:lineRule="auto"/>
-              <w:rPr>
-                <w:rFonts w:hint="eastAsia"/>
-              </w:rPr>
             </w:pPr>
             <w:r>
               <w:rPr>
@@ -4325,23 +4789,27 @@
           <w:p>
             <w:pPr>
               <w:spacing w:after="40" w:line="259" w:lineRule="auto"/>
-              <w:rPr>
-                <w:rFonts w:hint="eastAsia"/>
-              </w:rPr>
             </w:pPr>
             <w:r>
               <w:rPr>
                 <w:color w:val="24333D"/>
                 <w:sz w:val="15"/>
               </w:rPr>
-              <w:t xml:space="preserve">Źródło: w₁/AVI+w₂/LE+w₃/SIF+w₄/HRV; proponowane: model z cechami </w:t>
-            </w:r>
-            <w:r>
-              <w:rPr>
-                <w:color w:val="24333D"/>
-                <w:sz w:val="15"/>
-              </w:rPr>
-              <w:t>z-normalizowanymi.</w:t>
+              <w:t>Źródło: w₁/AVI+w₂/LE+w₃/SIF+w₄/HRV; proponowane: model</w:t>
+            </w:r>
+            <w:r>
+              <w:rPr>
+                <w:color w:val="24333D"/>
+                <w:sz w:val="15"/>
+              </w:rPr>
+              <w:t xml:space="preserve"> z </w:t>
+            </w:r>
+            <w:r>
+              <w:rPr>
+                <w:color w:val="24333D"/>
+                <w:sz w:val="15"/>
+              </w:rPr>
+              <w:t>cechami z-normalizowanymi.</w:t>
             </w:r>
           </w:p>
         </w:tc>
@@ -4358,16 +4826,27 @@
           <w:p>
             <w:pPr>
               <w:spacing w:after="40" w:line="259" w:lineRule="auto"/>
-              <w:rPr>
-                <w:rFonts w:hint="eastAsia"/>
-              </w:rPr>
             </w:pPr>
             <w:r>
               <w:rPr>
                 <w:color w:val="24333D"/>
                 <w:sz w:val="15"/>
               </w:rPr>
-              <w:t>Brak wag, definicji punktu odcięcia i walidacji; odwrotności niestabilne przy 0.</w:t>
+              <w:t>Brak wag, definicji punktu odcięcia</w:t>
+            </w:r>
+            <w:r>
+              <w:rPr>
+                <w:color w:val="24333D"/>
+                <w:sz w:val="15"/>
+              </w:rPr>
+              <w:t xml:space="preserve"> i </w:t>
+            </w:r>
+            <w:r>
+              <w:rPr>
+                <w:color w:val="24333D"/>
+                <w:sz w:val="15"/>
+              </w:rPr>
+              <w:t>walidacji; odwrotności niestabilne przy 0.</w:t>
             </w:r>
           </w:p>
         </w:tc>
@@ -4391,9 +4870,6 @@
           <w:p>
             <w:pPr>
               <w:spacing w:after="40" w:line="259" w:lineRule="auto"/>
-              <w:rPr>
-                <w:rFonts w:hint="eastAsia"/>
-              </w:rPr>
             </w:pPr>
             <w:r>
               <w:rPr>
@@ -4426,9 +4902,6 @@
           <w:p>
             <w:pPr>
               <w:spacing w:after="40" w:line="259" w:lineRule="auto"/>
-              <w:rPr>
-                <w:rFonts w:hint="eastAsia"/>
-              </w:rPr>
             </w:pPr>
             <w:r>
               <w:rPr>
@@ -4453,16 +4926,27 @@
           <w:p>
             <w:pPr>
               <w:spacing w:after="40" w:line="259" w:lineRule="auto"/>
-              <w:rPr>
-                <w:rFonts w:hint="eastAsia"/>
-              </w:rPr>
             </w:pPr>
             <w:r>
               <w:rPr>
                 <w:color w:val="24333D"/>
                 <w:sz w:val="15"/>
               </w:rPr>
-              <w:t>Wagi nieokreślone; konieczna walidacja i kontrola niejednorodnych skal.</w:t>
+              <w:t>Wagi nieokreślone; konieczna walidacja</w:t>
+            </w:r>
+            <w:r>
+              <w:rPr>
+                <w:color w:val="24333D"/>
+                <w:sz w:val="15"/>
+              </w:rPr>
+              <w:t xml:space="preserve"> i </w:t>
+            </w:r>
+            <w:r>
+              <w:rPr>
+                <w:color w:val="24333D"/>
+                <w:sz w:val="15"/>
+              </w:rPr>
+              <w:t>kontrola niejednorodnych skal.</w:t>
             </w:r>
           </w:p>
         </w:tc>
@@ -4485,9 +4969,6 @@
           <w:p>
             <w:pPr>
               <w:spacing w:after="40" w:line="259" w:lineRule="auto"/>
-              <w:rPr>
-                <w:rFonts w:hint="eastAsia"/>
-              </w:rPr>
             </w:pPr>
             <w:r>
               <w:rPr>
@@ -4519,16 +5000,27 @@
           <w:p>
             <w:pPr>
               <w:spacing w:after="40" w:line="259" w:lineRule="auto"/>
-              <w:rPr>
-                <w:rFonts w:hint="eastAsia"/>
-              </w:rPr>
             </w:pPr>
             <w:r>
               <w:rPr>
                 <w:color w:val="24333D"/>
                 <w:sz w:val="15"/>
               </w:rPr>
-              <w:t>Źródło: Σ_k Var(feature_k); proponowane: wariancja standaryzowanych cech w czasie.</w:t>
+              <w:t>Źródło: Σ_k Var(feature_k); proponowane: wariancja standaryzowanych cech</w:t>
+            </w:r>
+            <w:r>
+              <w:rPr>
+                <w:color w:val="24333D"/>
+                <w:sz w:val="15"/>
+              </w:rPr>
+              <w:t xml:space="preserve"> w </w:t>
+            </w:r>
+            <w:r>
+              <w:rPr>
+                <w:color w:val="24333D"/>
+                <w:sz w:val="15"/>
+              </w:rPr>
+              <w:t>czasie.</w:t>
             </w:r>
           </w:p>
         </w:tc>
@@ -4545,16 +5037,27 @@
           <w:p>
             <w:pPr>
               <w:spacing w:after="40" w:line="259" w:lineRule="auto"/>
-              <w:rPr>
-                <w:rFonts w:hint="eastAsia"/>
-              </w:rPr>
             </w:pPr>
             <w:r>
               <w:rPr>
                 <w:color w:val="24333D"/>
                 <w:sz w:val="15"/>
               </w:rPr>
-              <w:t>Nieustalony zakres czasowy i brak oceny zmienności pomiarowej.</w:t>
+              <w:t>Nieustalony zakres czasowy</w:t>
+            </w:r>
+            <w:r>
+              <w:rPr>
+                <w:color w:val="24333D"/>
+                <w:sz w:val="15"/>
+              </w:rPr>
+              <w:t xml:space="preserve"> i </w:t>
+            </w:r>
+            <w:r>
+              <w:rPr>
+                <w:color w:val="24333D"/>
+                <w:sz w:val="15"/>
+              </w:rPr>
+              <w:t>brak oceny zmienności pomiarowej.</w:t>
             </w:r>
           </w:p>
         </w:tc>
@@ -4563,9 +5066,6 @@
     <w:p>
       <w:pPr>
         <w:spacing w:after="20"/>
-        <w:rPr>
-          <w:rFonts w:hint="eastAsia"/>
-        </w:rPr>
       </w:pPr>
     </w:p>
     <w:p>
@@ -4573,7 +5073,13 @@
         <w:pStyle w:val="Nagwek1"/>
       </w:pPr>
       <w:r>
-        <w:t>4. Audyt poprawności matematycznej i redundancji</w:t>
+        <w:t>4. Audyt poprawności matematycznej</w:t>
+      </w:r>
+      <w:r>
+        <w:t xml:space="preserve"> i </w:t>
+      </w:r>
+      <w:r>
+        <w:t>redundancji</w:t>
       </w:r>
     </w:p>
     <w:tbl>
@@ -4606,11 +5112,6 @@
             <w:vAlign w:val="center"/>
           </w:tcPr>
           <w:p>
-            <w:pPr>
-              <w:rPr>
-                <w:rFonts w:hint="eastAsia"/>
-              </w:rPr>
-            </w:pPr>
             <w:r>
               <w:rPr>
                 <w:b/>
@@ -4634,26 +5135,13 @@
             <w:vAlign w:val="center"/>
           </w:tcPr>
           <w:p>
-            <w:pPr>
-              <w:rPr>
-                <w:rFonts w:hint="eastAsia"/>
-              </w:rPr>
-            </w:pPr>
             <w:r>
               <w:rPr>
                 <w:b/>
                 <w:color w:val="FFFFFF"/>
                 <w:sz w:val="16"/>
               </w:rPr>
-              <w:t>Zapis źródłowy / p</w:t>
-            </w:r>
-            <w:r>
-              <w:rPr>
-                <w:b/>
-                <w:color w:val="FFFFFF"/>
-                <w:sz w:val="16"/>
-              </w:rPr>
-              <w:t>roblem</w:t>
+              <w:t>Zapis źródłowy / problem</w:t>
             </w:r>
           </w:p>
         </w:tc>
@@ -4670,18 +5158,29 @@
             <w:vAlign w:val="center"/>
           </w:tcPr>
           <w:p>
-            <w:pPr>
-              <w:rPr>
-                <w:rFonts w:hint="eastAsia"/>
-              </w:rPr>
-            </w:pPr>
             <w:r>
               <w:rPr>
                 <w:b/>
                 <w:color w:val="FFFFFF"/>
                 <w:sz w:val="16"/>
               </w:rPr>
-              <w:t>Stan po syntezie</w:t>
+              <w:t>Stan</w:t>
+            </w:r>
+            <w:r>
+              <w:rPr>
+                <w:b/>
+                <w:color w:val="FFFFFF"/>
+                <w:sz w:val="16"/>
+              </w:rPr>
+              <w:t xml:space="preserve"> po </w:t>
+            </w:r>
+            <w:r>
+              <w:rPr>
+                <w:b/>
+                <w:color w:val="FFFFFF"/>
+                <w:sz w:val="16"/>
+              </w:rPr>
+              <w:t>syntezie</w:t>
             </w:r>
           </w:p>
         </w:tc>
@@ -4704,9 +5203,6 @@
           <w:p>
             <w:pPr>
               <w:spacing w:after="40" w:line="259" w:lineRule="auto"/>
-              <w:rPr>
-                <w:rFonts w:hint="eastAsia"/>
-              </w:rPr>
             </w:pPr>
             <w:r>
               <w:rPr>
@@ -4730,16 +5226,27 @@
           <w:p>
             <w:pPr>
               <w:spacing w:after="40" w:line="259" w:lineRule="auto"/>
-              <w:rPr>
-                <w:rFonts w:hint="eastAsia"/>
-              </w:rPr>
             </w:pPr>
             <w:r>
               <w:rPr>
                 <w:color w:val="24333D"/>
                 <w:sz w:val="16"/>
               </w:rPr>
-              <w:t>(1/T)·Σ|a_t| bez kroku czasowego: zależność od próbkowania</w:t>
+              <w:t>(1/T)·Σ|a_t| bez kroku czasowego: zależność</w:t>
+            </w:r>
+            <w:r>
+              <w:rPr>
+                <w:color w:val="24333D"/>
+                <w:sz w:val="16"/>
+              </w:rPr>
+              <w:t xml:space="preserve"> od </w:t>
+            </w:r>
+            <w:r>
+              <w:rPr>
+                <w:color w:val="24333D"/>
+                <w:sz w:val="16"/>
+              </w:rPr>
+              <w:t>próbkowania</w:t>
             </w:r>
           </w:p>
         </w:tc>
@@ -4756,16 +5263,27 @@
           <w:p>
             <w:pPr>
               <w:spacing w:after="40" w:line="259" w:lineRule="auto"/>
-              <w:rPr>
-                <w:rFonts w:hint="eastAsia"/>
-              </w:rPr>
             </w:pPr>
             <w:r>
               <w:rPr>
                 <w:color w:val="24333D"/>
                 <w:sz w:val="16"/>
               </w:rPr>
-              <w:t>Średnia po próbkach albo całka czasowa (1/T)∑|a_i|Δt; korekta przyspieszenia grawitacyjnego.</w:t>
+              <w:t>Średnia</w:t>
+            </w:r>
+            <w:r>
+              <w:rPr>
+                <w:color w:val="24333D"/>
+                <w:sz w:val="16"/>
+              </w:rPr>
+              <w:t xml:space="preserve"> po </w:t>
+            </w:r>
+            <w:r>
+              <w:rPr>
+                <w:color w:val="24333D"/>
+                <w:sz w:val="16"/>
+              </w:rPr>
+              <w:t>próbkach albo całka czasowa (1/T)∑|a_i|Δt; korekta przyspieszenia grawitacyjnego.</w:t>
             </w:r>
           </w:p>
         </w:tc>
@@ -4789,9 +5307,6 @@
           <w:p>
             <w:pPr>
               <w:spacing w:after="40" w:line="259" w:lineRule="auto"/>
-              <w:rPr>
-                <w:rFonts w:hint="eastAsia"/>
-              </w:rPr>
             </w:pPr>
             <w:r>
               <w:rPr>
@@ -4816,9 +5331,6 @@
           <w:p>
             <w:pPr>
               <w:spacing w:after="40" w:line="259" w:lineRule="auto"/>
-              <w:rPr>
-                <w:rFonts w:hint="eastAsia"/>
-              </w:rPr>
             </w:pPr>
             <w:r>
               <w:rPr>
@@ -4843,16 +5355,27 @@
           <w:p>
             <w:pPr>
               <w:spacing w:after="40" w:line="259" w:lineRule="auto"/>
-              <w:rPr>
-                <w:rFonts w:hint="eastAsia"/>
-              </w:rPr>
             </w:pPr>
             <w:r>
               <w:rPr>
                 <w:color w:val="24333D"/>
                 <w:sz w:val="16"/>
               </w:rPr>
-              <w:t>Proporcja wariancji średniego profilu pór dnia do całkowitej wariancji [9].</w:t>
+              <w:t>Proporcja wariancji średniego profilu pór dnia</w:t>
+            </w:r>
+            <w:r>
+              <w:rPr>
+                <w:color w:val="24333D"/>
+                <w:sz w:val="16"/>
+              </w:rPr>
+              <w:t xml:space="preserve"> do </w:t>
+            </w:r>
+            <w:r>
+              <w:rPr>
+                <w:color w:val="24333D"/>
+                <w:sz w:val="16"/>
+              </w:rPr>
+              <w:t>całkowitej wariancji [9].</w:t>
             </w:r>
           </w:p>
         </w:tc>
@@ -4875,9 +5398,6 @@
           <w:p>
             <w:pPr>
               <w:spacing w:after="40" w:line="259" w:lineRule="auto"/>
-              <w:rPr>
-                <w:rFonts w:hint="eastAsia"/>
-              </w:rPr>
             </w:pPr>
             <w:r>
               <w:rPr>
@@ -4901,16 +5421,27 @@
           <w:p>
             <w:pPr>
               <w:spacing w:after="40" w:line="259" w:lineRule="auto"/>
-              <w:rPr>
-                <w:rFonts w:hint="eastAsia"/>
-              </w:rPr>
             </w:pPr>
             <w:r>
               <w:rPr>
                 <w:color w:val="24333D"/>
                 <w:sz w:val="16"/>
               </w:rPr>
-              <w:t>Pominięto czynnik zależny od liczby epok</w:t>
+              <w:t>Pominięto czynnik zależny</w:t>
+            </w:r>
+            <w:r>
+              <w:rPr>
+                <w:color w:val="24333D"/>
+                <w:sz w:val="16"/>
+              </w:rPr>
+              <w:t xml:space="preserve"> od </w:t>
+            </w:r>
+            <w:r>
+              <w:rPr>
+                <w:color w:val="24333D"/>
+                <w:sz w:val="16"/>
+              </w:rPr>
+              <w:t>liczby epok</w:t>
             </w:r>
           </w:p>
         </w:tc>
@@ -4927,9 +5458,6 @@
           <w:p>
             <w:pPr>
               <w:spacing w:after="40" w:line="259" w:lineRule="auto"/>
-              <w:rPr>
-                <w:rFonts w:hint="eastAsia"/>
-              </w:rPr>
             </w:pPr>
             <w:r>
               <w:rPr>
@@ -4960,9 +5488,6 @@
           <w:p>
             <w:pPr>
               <w:spacing w:after="40" w:line="259" w:lineRule="auto"/>
-              <w:rPr>
-                <w:rFonts w:hint="eastAsia"/>
-              </w:rPr>
             </w:pPr>
             <w:r>
               <w:rPr>
@@ -4987,9 +5512,6 @@
           <w:p>
             <w:pPr>
               <w:spacing w:after="40" w:line="259" w:lineRule="auto"/>
-              <w:rPr>
-                <w:rFonts w:hint="eastAsia"/>
-              </w:rPr>
             </w:pPr>
             <w:r>
               <w:rPr>
@@ -5014,23 +5536,41 @@
           <w:p>
             <w:pPr>
               <w:spacing w:after="40" w:line="259" w:lineRule="auto"/>
-              <w:rPr>
-                <w:rFonts w:hint="eastAsia"/>
-              </w:rPr>
             </w:pPr>
             <w:r>
               <w:rPr>
                 <w:color w:val="24333D"/>
                 <w:sz w:val="16"/>
               </w:rPr>
-              <w:t xml:space="preserve">Odległość </w:t>
+              <w:t>Odległość euklidesowa 2D</w:t>
             </w:r>
             <w:r>
               <w:rPr>
                 <w:color w:val="24333D"/>
                 <w:sz w:val="16"/>
               </w:rPr>
-              <w:t>euklidesowa 2D i wagi czasu pobytu w jednostkach metrycznych.</w:t>
+              <w:t xml:space="preserve"> i </w:t>
+            </w:r>
+            <w:r>
+              <w:rPr>
+                <w:color w:val="24333D"/>
+                <w:sz w:val="16"/>
+              </w:rPr>
+              <w:t>wagi czasu pobytu</w:t>
+            </w:r>
+            <w:r>
+              <w:rPr>
+                <w:color w:val="24333D"/>
+                <w:sz w:val="16"/>
+              </w:rPr>
+              <w:t xml:space="preserve"> w </w:t>
+            </w:r>
+            <w:r>
+              <w:rPr>
+                <w:color w:val="24333D"/>
+                <w:sz w:val="16"/>
+              </w:rPr>
+              <w:t>jednostkach metrycznych.</w:t>
             </w:r>
           </w:p>
         </w:tc>
@@ -5053,9 +5593,6 @@
           <w:p>
             <w:pPr>
               <w:spacing w:after="40" w:line="259" w:lineRule="auto"/>
-              <w:rPr>
-                <w:rFonts w:hint="eastAsia"/>
-              </w:rPr>
             </w:pPr>
             <w:r>
               <w:rPr>
@@ -5079,16 +5616,27 @@
           <w:p>
             <w:pPr>
               <w:spacing w:after="40" w:line="259" w:lineRule="auto"/>
-              <w:rPr>
-                <w:rFonts w:hint="eastAsia"/>
-              </w:rPr>
             </w:pPr>
             <w:r>
               <w:rPr>
                 <w:color w:val="24333D"/>
                 <w:sz w:val="16"/>
               </w:rPr>
-              <w:t>W mianowniku zapisano N mimo N−1 kolejnych różnic</w:t>
+              <w:t>W mianowniku zapisano</w:t>
+            </w:r>
+            <w:r>
+              <w:rPr>
+                <w:color w:val="24333D"/>
+                <w:sz w:val="16"/>
+              </w:rPr>
+              <w:t xml:space="preserve"> N </w:t>
+            </w:r>
+            <w:r>
+              <w:rPr>
+                <w:color w:val="24333D"/>
+                <w:sz w:val="16"/>
+              </w:rPr>
+              <w:t>mimo N−1 kolejnych różnic</w:t>
             </w:r>
           </w:p>
         </w:tc>
@@ -5105,16 +5653,41 @@
           <w:p>
             <w:pPr>
               <w:spacing w:after="40" w:line="259" w:lineRule="auto"/>
-              <w:rPr>
-                <w:rFonts w:hint="eastAsia"/>
-              </w:rPr>
             </w:pPr>
             <w:r>
               <w:rPr>
                 <w:color w:val="24333D"/>
                 <w:sz w:val="16"/>
               </w:rPr>
-              <w:t>Jednoznaczne M interwałów i M−1 różnic NN; kontrola artefaktów.</w:t>
+              <w:t>Jednoznaczne</w:t>
+            </w:r>
+            <w:r>
+              <w:rPr>
+                <w:color w:val="24333D"/>
+                <w:sz w:val="16"/>
+              </w:rPr>
+              <w:t xml:space="preserve"> M </w:t>
+            </w:r>
+            <w:r>
+              <w:rPr>
+                <w:color w:val="24333D"/>
+                <w:sz w:val="16"/>
+              </w:rPr>
+              <w:t>interwałów</w:t>
+            </w:r>
+            <w:r>
+              <w:rPr>
+                <w:color w:val="24333D"/>
+                <w:sz w:val="16"/>
+              </w:rPr>
+              <w:t xml:space="preserve"> i </w:t>
+            </w:r>
+            <w:r>
+              <w:rPr>
+                <w:color w:val="24333D"/>
+                <w:sz w:val="16"/>
+              </w:rPr>
+              <w:t>M−1 różnic NN; kontrola artefaktów.</w:t>
             </w:r>
           </w:p>
         </w:tc>
@@ -5138,9 +5711,6 @@
           <w:p>
             <w:pPr>
               <w:spacing w:after="40" w:line="259" w:lineRule="auto"/>
-              <w:rPr>
-                <w:rFonts w:hint="eastAsia"/>
-              </w:rPr>
             </w:pPr>
             <w:r>
               <w:rPr>
@@ -5165,9 +5735,6 @@
           <w:p>
             <w:pPr>
               <w:spacing w:after="40" w:line="259" w:lineRule="auto"/>
-              <w:rPr>
-                <w:rFonts w:hint="eastAsia"/>
-              </w:rPr>
             </w:pPr>
             <w:r>
               <w:rPr>
@@ -5192,23 +5759,27 @@
           <w:p>
             <w:pPr>
               <w:spacing w:after="40" w:line="259" w:lineRule="auto"/>
-              <w:rPr>
-                <w:rFonts w:hint="eastAsia"/>
-              </w:rPr>
             </w:pPr>
             <w:r>
               <w:rPr>
                 <w:color w:val="24333D"/>
                 <w:sz w:val="16"/>
               </w:rPr>
-              <w:t xml:space="preserve">Osobno </w:t>
+              <w:t>Osobno komponent toniczny</w:t>
             </w:r>
             <w:r>
               <w:rPr>
                 <w:color w:val="24333D"/>
                 <w:sz w:val="16"/>
               </w:rPr>
-              <w:t>komponent toniczny i fazowy; brak arbitralnego dodawania.</w:t>
+              <w:t xml:space="preserve"> i </w:t>
+            </w:r>
+            <w:r>
+              <w:rPr>
+                <w:color w:val="24333D"/>
+                <w:sz w:val="16"/>
+              </w:rPr>
+              <w:t>fazowy; brak arbitralnego dodawania.</w:t>
             </w:r>
           </w:p>
         </w:tc>
@@ -5231,9 +5802,6 @@
           <w:p>
             <w:pPr>
               <w:spacing w:after="40" w:line="259" w:lineRule="auto"/>
-              <w:rPr>
-                <w:rFonts w:hint="eastAsia"/>
-              </w:rPr>
             </w:pPr>
             <w:r>
               <w:rPr>
@@ -5257,9 +5825,6 @@
           <w:p>
             <w:pPr>
               <w:spacing w:after="40" w:line="259" w:lineRule="auto"/>
-              <w:rPr>
-                <w:rFonts w:hint="eastAsia"/>
-              </w:rPr>
             </w:pPr>
             <w:r>
               <w:rPr>
@@ -5283,9 +5848,6 @@
           <w:p>
             <w:pPr>
               <w:spacing w:after="40" w:line="259" w:lineRule="auto"/>
-              <w:rPr>
-                <w:rFonts w:hint="eastAsia"/>
-              </w:rPr>
             </w:pPr>
             <w:r>
               <w:rPr>
@@ -5316,9 +5878,6 @@
           <w:p>
             <w:pPr>
               <w:spacing w:after="40" w:line="259" w:lineRule="auto"/>
-              <w:rPr>
-                <w:rFonts w:hint="eastAsia"/>
-              </w:rPr>
             </w:pPr>
             <w:r>
               <w:rPr>
@@ -5343,9 +5902,6 @@
           <w:p>
             <w:pPr>
               <w:spacing w:after="40" w:line="259" w:lineRule="auto"/>
-              <w:rPr>
-                <w:rFonts w:hint="eastAsia"/>
-              </w:rPr>
             </w:pPr>
             <w:r>
               <w:rPr>
@@ -5370,23 +5926,13 @@
           <w:p>
             <w:pPr>
               <w:spacing w:after="40" w:line="259" w:lineRule="auto"/>
-              <w:rPr>
-                <w:rFonts w:hint="eastAsia"/>
-              </w:rPr>
             </w:pPr>
             <w:r>
               <w:rPr>
                 <w:color w:val="24333D"/>
                 <w:sz w:val="16"/>
               </w:rPr>
-              <w:t xml:space="preserve">Hipotezy </w:t>
-            </w:r>
-            <w:r>
-              <w:rPr>
-                <w:color w:val="24333D"/>
-                <w:sz w:val="16"/>
-              </w:rPr>
-              <w:t>kompozytów, bez statusu zwalidowanych skal klinicznych.</w:t>
+              <w:t>Hipotezy kompozytów, bez statusu zwalidowanych skal klinicznych.</w:t>
             </w:r>
           </w:p>
         </w:tc>
@@ -5409,9 +5955,6 @@
           <w:p>
             <w:pPr>
               <w:spacing w:after="40" w:line="259" w:lineRule="auto"/>
-              <w:rPr>
-                <w:rFonts w:hint="eastAsia"/>
-              </w:rPr>
             </w:pPr>
             <w:r>
               <w:rPr>
@@ -5435,16 +5978,41 @@
           <w:p>
             <w:pPr>
               <w:spacing w:after="40" w:line="259" w:lineRule="auto"/>
-              <w:rPr>
-                <w:rFonts w:hint="eastAsia"/>
-              </w:rPr>
             </w:pPr>
             <w:r>
               <w:rPr>
                 <w:color w:val="24333D"/>
                 <w:sz w:val="16"/>
               </w:rPr>
-              <w:t>Brak korzystania z telefonu utożsamiono ze snem</w:t>
+              <w:t>Brak korzystania</w:t>
+            </w:r>
+            <w:r>
+              <w:rPr>
+                <w:color w:val="24333D"/>
+                <w:sz w:val="16"/>
+              </w:rPr>
+              <w:t xml:space="preserve"> z </w:t>
+            </w:r>
+            <w:r>
+              <w:rPr>
+                <w:color w:val="24333D"/>
+                <w:sz w:val="16"/>
+              </w:rPr>
+              <w:t>telefonu utożsamiono</w:t>
+            </w:r>
+            <w:r>
+              <w:rPr>
+                <w:color w:val="24333D"/>
+                <w:sz w:val="16"/>
+              </w:rPr>
+              <w:t xml:space="preserve"> ze </w:t>
+            </w:r>
+            <w:r>
+              <w:rPr>
+                <w:color w:val="24333D"/>
+                <w:sz w:val="16"/>
+              </w:rPr>
+              <w:t>snem</w:t>
             </w:r>
           </w:p>
         </w:tc>
@@ -5461,16 +6029,27 @@
           <w:p>
             <w:pPr>
               <w:spacing w:after="40" w:line="259" w:lineRule="auto"/>
-              <w:rPr>
-                <w:rFonts w:hint="eastAsia"/>
-              </w:rPr>
             </w:pPr>
             <w:r>
               <w:rPr>
                 <w:color w:val="24333D"/>
                 <w:sz w:val="16"/>
               </w:rPr>
-              <w:t>Rozdzielono pasywność telefonu od snu; ocena wobec aktigrafii/PSG.</w:t>
+              <w:t>Rozdzielono pasywność telefonu</w:t>
+            </w:r>
+            <w:r>
+              <w:rPr>
+                <w:color w:val="24333D"/>
+                <w:sz w:val="16"/>
+              </w:rPr>
+              <w:t xml:space="preserve"> od </w:t>
+            </w:r>
+            <w:r>
+              <w:rPr>
+                <w:color w:val="24333D"/>
+                <w:sz w:val="16"/>
+              </w:rPr>
+              <w:t>snu; ocena wobec aktigrafii/PSG.</w:t>
             </w:r>
           </w:p>
         </w:tc>
@@ -5479,9 +6058,6 @@
     <w:p>
       <w:pPr>
         <w:spacing w:after="20"/>
-        <w:rPr>
-          <w:rFonts w:hint="eastAsia"/>
-        </w:rPr>
       </w:pPr>
     </w:p>
     <w:p>
@@ -5489,20 +6065,48 @@
         <w:pStyle w:val="Nagwek1"/>
       </w:pPr>
       <w:r>
-        <w:t>5. Powiązania z funkcjonowaniem psychicznym: interpretacja literatury</w:t>
+        <w:t>5. Powiązania</w:t>
+      </w:r>
+      <w:r>
+        <w:t xml:space="preserve"> z </w:t>
+      </w:r>
+      <w:r>
+        <w:t>funkcjonowaniem psychicznym: interpretacja literatury</w:t>
       </w:r>
     </w:p>
     <w:p>
-      <w:pPr>
-        <w:rPr>
-          <w:rFonts w:hint="eastAsia"/>
-        </w:rPr>
-      </w:pPr>
-      <w:r>
-        <w:t>Rozszerzony plik S3 przyporządkowuje zmiany kierunkowe wskaźników do siedmiu obszarów. Przedstawiają one hipotezy o fenotypach cyfrowych, a nie specyficzne sygnatury jednostek diagnostycznych. Dla części korelacji istnieją badania obserwacyjne; ich kierune</w:t>
-      </w:r>
-      <w:r>
-        <w:t>k może odwracać się zależnie od próby, fazy choroby i technologii [1–8].</w:t>
+      <w:r>
+        <w:t>Rozszerzony plik S3 przyporządkowuje zmiany kierunkowe wskaźników</w:t>
+      </w:r>
+      <w:r>
+        <w:t xml:space="preserve"> do </w:t>
+      </w:r>
+      <w:r>
+        <w:t>siedmiu obszarów. Przedstawiają one hipotezy</w:t>
+      </w:r>
+      <w:r>
+        <w:t xml:space="preserve"> o </w:t>
+      </w:r>
+      <w:r>
+        <w:t>fenotypach cyfrowych,</w:t>
+      </w:r>
+      <w:r>
+        <w:t xml:space="preserve"> a </w:t>
+      </w:r>
+      <w:r>
+        <w:t>nie specyficzne sygnatury jednostek diagnostycznych. Dla części korelacji istnieją badania obserwacyjne; ich kierunek może odwracać się zależnie</w:t>
+      </w:r>
+      <w:r>
+        <w:t xml:space="preserve"> od </w:t>
+      </w:r>
+      <w:r>
+        <w:t>próby, fazy choroby</w:t>
+      </w:r>
+      <w:r>
+        <w:t xml:space="preserve"> i </w:t>
+      </w:r>
+      <w:r>
+        <w:t>technologii [1–8].</w:t>
       </w:r>
     </w:p>
     <w:tbl>
@@ -5535,18 +6139,29 @@
             <w:vAlign w:val="center"/>
           </w:tcPr>
           <w:p>
-            <w:pPr>
-              <w:rPr>
-                <w:rFonts w:hint="eastAsia"/>
-              </w:rPr>
-            </w:pPr>
             <w:r>
               <w:rPr>
                 <w:b/>
                 <w:color w:val="FFFFFF"/>
                 <w:sz w:val="16"/>
               </w:rPr>
-              <w:t>Obszar w S3</w:t>
+              <w:t>Obszar</w:t>
+            </w:r>
+            <w:r>
+              <w:rPr>
+                <w:b/>
+                <w:color w:val="FFFFFF"/>
+                <w:sz w:val="16"/>
+              </w:rPr>
+              <w:t xml:space="preserve"> w </w:t>
+            </w:r>
+            <w:r>
+              <w:rPr>
+                <w:b/>
+                <w:color w:val="FFFFFF"/>
+                <w:sz w:val="16"/>
+              </w:rPr>
+              <w:t>S3</w:t>
             </w:r>
           </w:p>
         </w:tc>
@@ -5563,18 +6178,29 @@
             <w:vAlign w:val="center"/>
           </w:tcPr>
           <w:p>
-            <w:pPr>
-              <w:rPr>
-                <w:rFonts w:hint="eastAsia"/>
-              </w:rPr>
-            </w:pPr>
             <w:r>
               <w:rPr>
                 <w:b/>
                 <w:color w:val="FFFFFF"/>
                 <w:sz w:val="16"/>
               </w:rPr>
-              <w:t>Wzorce postulowane w materiale źródłowym</w:t>
+              <w:t>Wzorce postulowane</w:t>
+            </w:r>
+            <w:r>
+              <w:rPr>
+                <w:b/>
+                <w:color w:val="FFFFFF"/>
+                <w:sz w:val="16"/>
+              </w:rPr>
+              <w:t xml:space="preserve"> w </w:t>
+            </w:r>
+            <w:r>
+              <w:rPr>
+                <w:b/>
+                <w:color w:val="FFFFFF"/>
+                <w:sz w:val="16"/>
+              </w:rPr>
+              <w:t>materiale źródłowym</w:t>
             </w:r>
           </w:p>
         </w:tc>
@@ -5591,11 +6217,6 @@
             <w:vAlign w:val="center"/>
           </w:tcPr>
           <w:p>
-            <w:pPr>
-              <w:rPr>
-                <w:rFonts w:hint="eastAsia"/>
-              </w:rPr>
-            </w:pPr>
             <w:r>
               <w:rPr>
                 <w:b/>
@@ -5625,9 +6246,6 @@
           <w:p>
             <w:pPr>
               <w:spacing w:after="40" w:line="259" w:lineRule="auto"/>
-              <w:rPr>
-                <w:rFonts w:hint="eastAsia"/>
-              </w:rPr>
             </w:pPr>
             <w:r>
               <w:rPr>
@@ -5651,9 +6269,6 @@
           <w:p>
             <w:pPr>
               <w:spacing w:after="40" w:line="259" w:lineRule="auto"/>
-              <w:rPr>
-                <w:rFonts w:hint="eastAsia"/>
-              </w:rPr>
             </w:pPr>
             <w:r>
               <w:rPr>
@@ -5677,23 +6292,41 @@
           <w:p>
             <w:pPr>
               <w:spacing w:after="40" w:line="259" w:lineRule="auto"/>
-              <w:rPr>
-                <w:rFonts w:hint="eastAsia"/>
-              </w:rPr>
             </w:pPr>
             <w:r>
               <w:rPr>
                 <w:color w:val="24333D"/>
                 <w:sz w:val="15"/>
               </w:rPr>
-              <w:t>Korelaty aktywności i mobilności; zachowania związane</w:t>
-            </w:r>
-            <w:r>
-              <w:rPr>
-                <w:color w:val="24333D"/>
-                <w:sz w:val="15"/>
-              </w:rPr>
-              <w:t xml:space="preserve"> z telefonem bywają niejednoznaczne.</w:t>
+              <w:t>Korelaty aktywności</w:t>
+            </w:r>
+            <w:r>
+              <w:rPr>
+                <w:color w:val="24333D"/>
+                <w:sz w:val="15"/>
+              </w:rPr>
+              <w:t xml:space="preserve"> i </w:t>
+            </w:r>
+            <w:r>
+              <w:rPr>
+                <w:color w:val="24333D"/>
+                <w:sz w:val="15"/>
+              </w:rPr>
+              <w:t>mobilności; zachowania związane</w:t>
+            </w:r>
+            <w:r>
+              <w:rPr>
+                <w:color w:val="24333D"/>
+                <w:sz w:val="15"/>
+              </w:rPr>
+              <w:t xml:space="preserve"> z </w:t>
+            </w:r>
+            <w:r>
+              <w:rPr>
+                <w:color w:val="24333D"/>
+                <w:sz w:val="15"/>
+              </w:rPr>
+              <w:t>telefonem bywają niejednoznaczne.</w:t>
             </w:r>
           </w:p>
         </w:tc>
@@ -5717,9 +6350,6 @@
           <w:p>
             <w:pPr>
               <w:spacing w:after="40" w:line="259" w:lineRule="auto"/>
-              <w:rPr>
-                <w:rFonts w:hint="eastAsia"/>
-              </w:rPr>
             </w:pPr>
             <w:r>
               <w:rPr>
@@ -5744,9 +6374,6 @@
           <w:p>
             <w:pPr>
               <w:spacing w:after="40" w:line="259" w:lineRule="auto"/>
-              <w:rPr>
-                <w:rFonts w:hint="eastAsia"/>
-              </w:rPr>
             </w:pPr>
             <w:r>
               <w:rPr>
@@ -5771,16 +6398,41 @@
           <w:p>
             <w:pPr>
               <w:spacing w:after="40" w:line="259" w:lineRule="auto"/>
-              <w:rPr>
-                <w:rFonts w:hint="eastAsia"/>
-              </w:rPr>
             </w:pPr>
             <w:r>
               <w:rPr>
                 <w:color w:val="24333D"/>
                 <w:sz w:val="15"/>
               </w:rPr>
-              <w:t>Duża zależność od wieku, pracy, trybu życia i sposobu pomiaru snu.</w:t>
+              <w:t>Duża zależność</w:t>
+            </w:r>
+            <w:r>
+              <w:rPr>
+                <w:color w:val="24333D"/>
+                <w:sz w:val="15"/>
+              </w:rPr>
+              <w:t xml:space="preserve"> od </w:t>
+            </w:r>
+            <w:r>
+              <w:rPr>
+                <w:color w:val="24333D"/>
+                <w:sz w:val="15"/>
+              </w:rPr>
+              <w:t>wieku, pracy, trybu życia</w:t>
+            </w:r>
+            <w:r>
+              <w:rPr>
+                <w:color w:val="24333D"/>
+                <w:sz w:val="15"/>
+              </w:rPr>
+              <w:t xml:space="preserve"> i </w:t>
+            </w:r>
+            <w:r>
+              <w:rPr>
+                <w:color w:val="24333D"/>
+                <w:sz w:val="15"/>
+              </w:rPr>
+              <w:t>sposobu pomiaru snu.</w:t>
             </w:r>
           </w:p>
         </w:tc>
@@ -5803,9 +6455,6 @@
           <w:p>
             <w:pPr>
               <w:spacing w:after="40" w:line="259" w:lineRule="auto"/>
-              <w:rPr>
-                <w:rFonts w:hint="eastAsia"/>
-              </w:rPr>
             </w:pPr>
             <w:r>
               <w:rPr>
@@ -5829,9 +6478,6 @@
           <w:p>
             <w:pPr>
               <w:spacing w:after="40" w:line="259" w:lineRule="auto"/>
-              <w:rPr>
-                <w:rFonts w:hint="eastAsia"/>
-              </w:rPr>
             </w:pPr>
             <w:r>
               <w:rPr>
@@ -5855,23 +6501,13 @@
           <w:p>
             <w:pPr>
               <w:spacing w:after="40" w:line="259" w:lineRule="auto"/>
-              <w:rPr>
-                <w:rFonts w:hint="eastAsia"/>
-              </w:rPr>
             </w:pPr>
             <w:r>
               <w:rPr>
                 <w:color w:val="24333D"/>
                 <w:sz w:val="15"/>
               </w:rPr>
-              <w:t xml:space="preserve">Reaktywność autonomiczna jest mało </w:t>
-            </w:r>
-            <w:r>
-              <w:rPr>
-                <w:color w:val="24333D"/>
-                <w:sz w:val="15"/>
-              </w:rPr>
-              <w:t>swoista; wymagana kontrola aktywności.</w:t>
+              <w:t>Reaktywność autonomiczna jest mało swoista; wymagana kontrola aktywności.</w:t>
             </w:r>
           </w:p>
         </w:tc>
@@ -5895,9 +6531,6 @@
           <w:p>
             <w:pPr>
               <w:spacing w:after="40" w:line="259" w:lineRule="auto"/>
-              <w:rPr>
-                <w:rFonts w:hint="eastAsia"/>
-              </w:rPr>
             </w:pPr>
             <w:r>
               <w:rPr>
@@ -5922,16 +6555,27 @@
           <w:p>
             <w:pPr>
               <w:spacing w:after="40" w:line="259" w:lineRule="auto"/>
-              <w:rPr>
-                <w:rFonts w:hint="eastAsia"/>
-              </w:rPr>
             </w:pPr>
             <w:r>
               <w:rPr>
                 <w:color w:val="24333D"/>
                 <w:sz w:val="15"/>
               </w:rPr>
-              <w:t>AII↑, zmienność AVI, SIF i SD</w:t>
+              <w:t>AII↑, zmienność AVI, SIF</w:t>
+            </w:r>
+            <w:r>
+              <w:rPr>
+                <w:color w:val="24333D"/>
+                <w:sz w:val="15"/>
+              </w:rPr>
+              <w:t xml:space="preserve"> i </w:t>
+            </w:r>
+            <w:r>
+              <w:rPr>
+                <w:color w:val="24333D"/>
+                <w:sz w:val="15"/>
+              </w:rPr>
+              <w:t>SD</w:t>
             </w:r>
           </w:p>
         </w:tc>
@@ -5949,9 +6593,6 @@
           <w:p>
             <w:pPr>
               <w:spacing w:after="40" w:line="259" w:lineRule="auto"/>
-              <w:rPr>
-                <w:rFonts w:hint="eastAsia"/>
-              </w:rPr>
             </w:pPr>
             <w:r>
               <w:rPr>
@@ -5981,9 +6622,6 @@
           <w:p>
             <w:pPr>
               <w:spacing w:after="40" w:line="259" w:lineRule="auto"/>
-              <w:rPr>
-                <w:rFonts w:hint="eastAsia"/>
-              </w:rPr>
             </w:pPr>
             <w:r>
               <w:rPr>
@@ -6007,16 +6645,27 @@
           <w:p>
             <w:pPr>
               <w:spacing w:after="40" w:line="259" w:lineRule="auto"/>
-              <w:rPr>
-                <w:rFonts w:hint="eastAsia"/>
-              </w:rPr>
             </w:pPr>
             <w:r>
               <w:rPr>
                 <w:color w:val="24333D"/>
                 <w:sz w:val="15"/>
               </w:rPr>
-              <w:t>ST↓, SIF↓, LE↓; w S3 dodatkowo ACU</w:t>
+              <w:t>ST↓, SIF↓, LE↓;</w:t>
+            </w:r>
+            <w:r>
+              <w:rPr>
+                <w:color w:val="24333D"/>
+                <w:sz w:val="15"/>
+              </w:rPr>
+              <w:t xml:space="preserve"> w </w:t>
+            </w:r>
+            <w:r>
+              <w:rPr>
+                <w:color w:val="24333D"/>
+                <w:sz w:val="15"/>
+              </w:rPr>
+              <w:t>S3 dodatkowo ACU</w:t>
             </w:r>
           </w:p>
         </w:tc>
@@ -6033,23 +6682,41 @@
           <w:p>
             <w:pPr>
               <w:spacing w:after="40" w:line="259" w:lineRule="auto"/>
-              <w:rPr>
-                <w:rFonts w:hint="eastAsia"/>
-              </w:rPr>
             </w:pPr>
             <w:r>
               <w:rPr>
                 <w:color w:val="24333D"/>
                 <w:sz w:val="15"/>
               </w:rPr>
-              <w:t xml:space="preserve">Wskaźnik ACU nie jest </w:t>
-            </w:r>
-            <w:r>
-              <w:rPr>
-                <w:color w:val="24333D"/>
-                <w:sz w:val="15"/>
-              </w:rPr>
-              <w:t>zdefiniowany w katalogu; nie przypisywano mu równania.</w:t>
+              <w:t>Wskaźnik ACU nie jest zdefiniowany</w:t>
+            </w:r>
+            <w:r>
+              <w:rPr>
+                <w:color w:val="24333D"/>
+                <w:sz w:val="15"/>
+              </w:rPr>
+              <w:t xml:space="preserve"> w </w:t>
+            </w:r>
+            <w:r>
+              <w:rPr>
+                <w:color w:val="24333D"/>
+                <w:sz w:val="15"/>
+              </w:rPr>
+              <w:t>katalogu; nie przypisywano</w:t>
+            </w:r>
+            <w:r>
+              <w:rPr>
+                <w:color w:val="24333D"/>
+                <w:sz w:val="15"/>
+              </w:rPr>
+              <w:t xml:space="preserve"> mu </w:t>
+            </w:r>
+            <w:r>
+              <w:rPr>
+                <w:color w:val="24333D"/>
+                <w:sz w:val="15"/>
+              </w:rPr>
+              <w:t>równania.</w:t>
             </w:r>
           </w:p>
         </w:tc>
@@ -6073,9 +6740,6 @@
           <w:p>
             <w:pPr>
               <w:spacing w:after="40" w:line="259" w:lineRule="auto"/>
-              <w:rPr>
-                <w:rFonts w:hint="eastAsia"/>
-              </w:rPr>
             </w:pPr>
             <w:r>
               <w:rPr>
@@ -6100,9 +6764,6 @@
           <w:p>
             <w:pPr>
               <w:spacing w:after="40" w:line="259" w:lineRule="auto"/>
-              <w:rPr>
-                <w:rFonts w:hint="eastAsia"/>
-              </w:rPr>
             </w:pPr>
             <w:r>
               <w:rPr>
@@ -6127,16 +6788,55 @@
           <w:p>
             <w:pPr>
               <w:spacing w:after="40" w:line="259" w:lineRule="auto"/>
-              <w:rPr>
-                <w:rFonts w:hint="eastAsia"/>
-              </w:rPr>
             </w:pPr>
             <w:r>
               <w:rPr>
                 <w:color w:val="24333D"/>
                 <w:sz w:val="15"/>
               </w:rPr>
-              <w:t>Parametry snu z telefonu są pośrednie i wymagają metody referencyjnej.</w:t>
+              <w:t>Parametry snu</w:t>
+            </w:r>
+            <w:r>
+              <w:rPr>
+                <w:color w:val="24333D"/>
+                <w:sz w:val="15"/>
+              </w:rPr>
+              <w:t xml:space="preserve"> z </w:t>
+            </w:r>
+            <w:r>
+              <w:rPr>
+                <w:color w:val="24333D"/>
+                <w:sz w:val="15"/>
+              </w:rPr>
+              <w:t>telefonu</w:t>
+            </w:r>
+            <w:r>
+              <w:rPr>
+                <w:color w:val="24333D"/>
+                <w:sz w:val="15"/>
+              </w:rPr>
+              <w:t xml:space="preserve"> są </w:t>
+            </w:r>
+            <w:r>
+              <w:rPr>
+                <w:color w:val="24333D"/>
+                <w:sz w:val="15"/>
+              </w:rPr>
+              <w:t>pośrednie</w:t>
+            </w:r>
+            <w:r>
+              <w:rPr>
+                <w:color w:val="24333D"/>
+                <w:sz w:val="15"/>
+              </w:rPr>
+              <w:t xml:space="preserve"> i </w:t>
+            </w:r>
+            <w:r>
+              <w:rPr>
+                <w:color w:val="24333D"/>
+                <w:sz w:val="15"/>
+              </w:rPr>
+              <w:t>wymagają metody referencyjnej.</w:t>
             </w:r>
           </w:p>
         </w:tc>
@@ -6159,9 +6859,6 @@
           <w:p>
             <w:pPr>
               <w:spacing w:after="40" w:line="259" w:lineRule="auto"/>
-              <w:rPr>
-                <w:rFonts w:hint="eastAsia"/>
-              </w:rPr>
             </w:pPr>
             <w:r>
               <w:rPr>
@@ -6185,9 +6882,6 @@
           <w:p>
             <w:pPr>
               <w:spacing w:after="40" w:line="259" w:lineRule="auto"/>
-              <w:rPr>
-                <w:rFonts w:hint="eastAsia"/>
-              </w:rPr>
             </w:pPr>
             <w:r>
               <w:rPr>
@@ -6211,16 +6905,48 @@
           <w:p>
             <w:pPr>
               <w:spacing w:after="40" w:line="259" w:lineRule="auto"/>
-              <w:rPr>
-                <w:rFonts w:hint="eastAsia"/>
-              </w:rPr>
             </w:pPr>
             <w:r>
               <w:rPr>
                 <w:color w:val="24333D"/>
                 <w:sz w:val="15"/>
               </w:rPr>
-              <w:t xml:space="preserve">Zależności nie są specyficzne i silnie zależą od </w:t>
+              <w:t>Zależności nie</w:t>
+            </w:r>
+            <w:r>
+              <w:rPr>
+                <w:color w:val="24333D"/>
+                <w:sz w:val="15"/>
+              </w:rPr>
+              <w:t xml:space="preserve"> są </w:t>
+            </w:r>
+            <w:r>
+              <w:rPr>
+                <w:color w:val="24333D"/>
+                <w:sz w:val="15"/>
+              </w:rPr>
+              <w:t>specyficzne</w:t>
+            </w:r>
+            <w:r>
+              <w:rPr>
+                <w:color w:val="24333D"/>
+                <w:sz w:val="15"/>
+              </w:rPr>
+              <w:t xml:space="preserve"> i </w:t>
+            </w:r>
+            <w:r>
+              <w:rPr>
+                <w:color w:val="24333D"/>
+                <w:sz w:val="15"/>
+              </w:rPr>
+              <w:t>silnie zależą</w:t>
+            </w:r>
+            <w:r>
+              <w:rPr>
+                <w:color w:val="24333D"/>
+                <w:sz w:val="15"/>
+              </w:rPr>
+              <w:t xml:space="preserve"> od </w:t>
             </w:r>
             <w:r>
               <w:rPr>
@@ -6236,26 +6962,74 @@
     <w:p>
       <w:pPr>
         <w:spacing w:after="20"/>
-        <w:rPr>
-          <w:rFonts w:hint="eastAsia"/>
-        </w:rPr>
       </w:pPr>
     </w:p>
     <w:p>
       <w:pPr>
         <w:jc w:val="both"/>
-        <w:rPr>
-          <w:rFonts w:hint="eastAsia"/>
-        </w:rPr>
       </w:pPr>
       <w:r>
-        <w:t>Przykładowo Saeb i współautorzy odnotowali zależności pomiędzy cechami GPS a nasileniem objawów depresyjnych, lecz badanie z 2015 r. obejmowało jedynie 28 osób z dostatecznymi danymi. Replikacja z 2016 r. obejmowała 48 s</w:t>
-      </w:r>
-      <w:r>
-        <w:t>tudentów, a istotne korelacje między m.in. entropią lokalizacji a PHQ-9 pozostawały zależnościami obserwacyjnymi [1, 2]. W chorobie afektywnej dwubiegunowej Faurholt-Jepsen i wsp. opisali relacje między aktywnością komunikacyjną a oceną kliniczną, ale zale</w:t>
-      </w:r>
-      <w:r>
-        <w:t>żności nie odpowiadają prostym, uniwersalnym regułom „więcej kontaktów = mania” [4, 5].</w:t>
+        <w:t>Przykładowo Saeb</w:t>
+      </w:r>
+      <w:r>
+        <w:t xml:space="preserve"> i </w:t>
+      </w:r>
+      <w:r>
+        <w:t>współautorzy odnotowali zależności pomiędzy cechami GPS</w:t>
+      </w:r>
+      <w:r>
+        <w:t xml:space="preserve"> a </w:t>
+      </w:r>
+      <w:r>
+        <w:t>nasileniem objawów depresyjnych, lecz badanie</w:t>
+      </w:r>
+      <w:r>
+        <w:t xml:space="preserve"> z </w:t>
+      </w:r>
+      <w:r>
+        <w:t>2015 r. obejmowało jedynie 28 osób</w:t>
+      </w:r>
+      <w:r>
+        <w:t xml:space="preserve"> z </w:t>
+      </w:r>
+      <w:r>
+        <w:t>dostatecznymi danymi. Replikacja</w:t>
+      </w:r>
+      <w:r>
+        <w:t xml:space="preserve"> z </w:t>
+      </w:r>
+      <w:r>
+        <w:t>2016 r. obejmowała 48 studentów,</w:t>
+      </w:r>
+      <w:r>
+        <w:t xml:space="preserve"> a </w:t>
+      </w:r>
+      <w:r>
+        <w:t>istotne korelacje między m.in. entropią lokalizacji</w:t>
+      </w:r>
+      <w:r>
+        <w:t xml:space="preserve"> a </w:t>
+      </w:r>
+      <w:r>
+        <w:t>PHQ-9 pozostawały zależnościami obserwacyjnymi [1, 2].</w:t>
+      </w:r>
+      <w:r>
+        <w:t xml:space="preserve"> W </w:t>
+      </w:r>
+      <w:r>
+        <w:t>chorobie afektywnej dwubiegunowej Faurholt-Jepsen</w:t>
+      </w:r>
+      <w:r>
+        <w:t xml:space="preserve"> i </w:t>
+      </w:r>
+      <w:r>
+        <w:t>wsp. opisali relacje między aktywnością komunikacyjną</w:t>
+      </w:r>
+      <w:r>
+        <w:t xml:space="preserve"> a </w:t>
+      </w:r>
+      <w:r>
+        <w:t>oceną kliniczną, ale zależności nie odpowiadają prostym, uniwersalnym regułom „więcej kontaktów = mania” [4, 5].</w:t>
       </w:r>
     </w:p>
     <w:p>
@@ -6263,7 +7037,13 @@
         <w:pStyle w:val="Nagwek1"/>
       </w:pPr>
       <w:r>
-        <w:t>6. Wiarygodność pomiaru i zarządzanie brakami danych</w:t>
+        <w:t>6. Wiarygodność pomiaru</w:t>
+      </w:r>
+      <w:r>
+        <w:t xml:space="preserve"> i </w:t>
+      </w:r>
+      <w:r>
+        <w:t>zarządzanie brakami danych</w:t>
       </w:r>
     </w:p>
     <w:p>
@@ -6271,24 +7051,63 @@
         <w:pStyle w:val="Nagwek2"/>
       </w:pPr>
       <w:r>
-        <w:t>6.1. Rozróżnienie braku obserwacji i wartości zerowej</w:t>
+        <w:t>6.1. Rozróżnienie braku obserwacji</w:t>
+      </w:r>
+      <w:r>
+        <w:t xml:space="preserve"> i </w:t>
+      </w:r>
+      <w:r>
+        <w:t>wartości zerowej</w:t>
       </w:r>
     </w:p>
     <w:p>
       <w:pPr>
         <w:jc w:val="both"/>
-        <w:rPr>
-          <w:rFonts w:hint="eastAsia"/>
-        </w:rPr>
       </w:pPr>
       <w:r>
-        <w:t>Brak próbki akcelerometru, luka GPS, wyłączony telefon, zakaz</w:t>
-      </w:r>
-      <w:r>
-        <w:t xml:space="preserve"> dostępu do danych lub zdjęcie urządzenia są odrębnymi mechanizmami braków, często zależnymi od zachowania badanego. Zalecane miary QC: procent pokrycia czasu, maksymalna ciągła luka, liczba dni użytecznych, udział próbek o niskiej jakości, dzienny czas no</w:t>
-      </w:r>
-      <w:r>
-        <w:t>szenia oraz obecność wymaganych uprawnień. Wykazano, że niższe pokrycie GPS i akcelerometru może prowadzić do zniekształcenia cech behawioralnych [8].</w:t>
+        <w:t>Brak próbki akcelerometru, luka GPS, wyłączony telefon, zakaz dostępu</w:t>
+      </w:r>
+      <w:r>
+        <w:t xml:space="preserve"> do </w:t>
+      </w:r>
+      <w:r>
+        <w:t>danych lub zdjęcie urządzenia</w:t>
+      </w:r>
+      <w:r>
+        <w:t xml:space="preserve"> są </w:t>
+      </w:r>
+      <w:r>
+        <w:t>odrębnymi mechanizmami braków, często zależnymi</w:t>
+      </w:r>
+      <w:r>
+        <w:t xml:space="preserve"> od </w:t>
+      </w:r>
+      <w:r>
+        <w:t>zachowania badanego. Zalecane miary QC: procent pokrycia czasu, maksymalna ciągła luka, liczba dni użytecznych, udział próbek</w:t>
+      </w:r>
+      <w:r>
+        <w:t xml:space="preserve"> o </w:t>
+      </w:r>
+      <w:r>
+        <w:t>niskiej jakości, dzienny czas noszenia oraz obecność wymaganych uprawnień. Wykazano,</w:t>
+      </w:r>
+      <w:r>
+        <w:t xml:space="preserve"> że </w:t>
+      </w:r>
+      <w:r>
+        <w:t>niższe pokrycie GPS</w:t>
+      </w:r>
+      <w:r>
+        <w:t xml:space="preserve"> i </w:t>
+      </w:r>
+      <w:r>
+        <w:t>akcelerometru może prowadzić</w:t>
+      </w:r>
+      <w:r>
+        <w:t xml:space="preserve"> do </w:t>
+      </w:r>
+      <w:r>
+        <w:t>zniekształcenia cech behawioralnych [8].</w:t>
       </w:r>
     </w:p>
     <w:p>
@@ -6296,24 +7115,63 @@
         <w:pStyle w:val="Nagwek2"/>
       </w:pPr>
       <w:r>
-        <w:t>6.2. Synchronizacja i źródło pomiaru</w:t>
+        <w:t>6.2. Synchronizacja</w:t>
+      </w:r>
+      <w:r>
+        <w:t xml:space="preserve"> i </w:t>
+      </w:r>
+      <w:r>
+        <w:t>źródło pomiaru</w:t>
       </w:r>
     </w:p>
     <w:p>
       <w:pPr>
         <w:jc w:val="both"/>
-        <w:rPr>
-          <w:rFonts w:hint="eastAsia"/>
-        </w:rPr>
       </w:pPr>
       <w:r>
-        <w:t>Rozdzielić czas urządzenia (UTC), czas lokalny, zmiany strefy i prze</w:t>
-      </w:r>
-      <w:r>
-        <w:t>stawienia zegara. Zapisywać rodzaj czujnika i pochodzenie danych. Akcelerometr telefonu mierzy jego własny ruch; ruch ręki z zegarkiem także nie musi odpowiadać lokomocji całego ciała. PPG i EDA są dostępne tylko wtedy, gdy konkretny wearable posiada odpow</w:t>
-      </w:r>
-      <w:r>
-        <w:t>iedni sensor i udostępnia dane; nie należy zakładać ich obecności w typowym smartfonie.</w:t>
+        <w:t>Rozdzielić czas urządzenia (UTC), czas lokalny, zmiany strefy</w:t>
+      </w:r>
+      <w:r>
+        <w:t xml:space="preserve"> i </w:t>
+      </w:r>
+      <w:r>
+        <w:t>przestawienia zegara. Zapisywać rodzaj czujnika</w:t>
+      </w:r>
+      <w:r>
+        <w:t xml:space="preserve"> i </w:t>
+      </w:r>
+      <w:r>
+        <w:t>pochodzenie danych. Akcelerometr telefonu mierzy jego własny ruch; ruch ręki</w:t>
+      </w:r>
+      <w:r>
+        <w:t xml:space="preserve"> z </w:t>
+      </w:r>
+      <w:r>
+        <w:t>zegarkiem także nie musi odpowiadać lokomocji całego ciała. PPG</w:t>
+      </w:r>
+      <w:r>
+        <w:t xml:space="preserve"> i </w:t>
+      </w:r>
+      <w:r>
+        <w:t>EDA</w:t>
+      </w:r>
+      <w:r>
+        <w:t xml:space="preserve"> są </w:t>
+      </w:r>
+      <w:r>
+        <w:t>dostępne tylko wtedy, gdy konkretny wearable posiada odpowiedni sensor</w:t>
+      </w:r>
+      <w:r>
+        <w:t xml:space="preserve"> i </w:t>
+      </w:r>
+      <w:r>
+        <w:t>udostępnia dane; nie należy zakładać ich obecności</w:t>
+      </w:r>
+      <w:r>
+        <w:t xml:space="preserve"> w </w:t>
+      </w:r>
+      <w:r>
+        <w:t>typowym smartfonie.</w:t>
       </w:r>
     </w:p>
     <w:p>
@@ -6327,15 +7185,33 @@
     <w:p>
       <w:pPr>
         <w:jc w:val="both"/>
-        <w:rPr>
-          <w:rFonts w:hint="eastAsia"/>
-        </w:rPr>
       </w:pPr>
       <w:r>
-        <w:t>Minimalny pipeline: (i) pobranie i pseudonimizacja, (ii) sprawdzenie uprawnień i pokrycia, (iii) odfiltrowanie artefaktów, (iv) segmentacja p</w:t>
-      </w:r>
-      <w:r>
-        <w:t>rzy wspólnych regułach okien, (v) ekstrakcja cech z jednostkami, (vi) normalizacja względem własnej linii bazowej, (vii) estymacja niepewności, (viii) walidacja modelu. Należy przechowywać także metadane dotyczące wersji algorytmu i parametrów filtrowania.</w:t>
+        <w:t>Minimalny pipeline: (i) pobranie</w:t>
+      </w:r>
+      <w:r>
+        <w:t xml:space="preserve"> i </w:t>
+      </w:r>
+      <w:r>
+        <w:t>pseudonimizacja, (ii) sprawdzenie uprawnień</w:t>
+      </w:r>
+      <w:r>
+        <w:t xml:space="preserve"> i </w:t>
+      </w:r>
+      <w:r>
+        <w:t>pokrycia, (iii) odfiltrowanie artefaktów, (iv) segmentacja przy wspólnych regułach okien, (v) ekstrakcja cech</w:t>
+      </w:r>
+      <w:r>
+        <w:t xml:space="preserve"> z </w:t>
+      </w:r>
+      <w:r>
+        <w:t>jednostkami, (vi) normalizacja względem własnej linii bazowej, (vii) estymacja niepewności, (viii) walidacja modelu. Należy przechowywać także metadane dotyczące wersji algorytmu</w:t>
+      </w:r>
+      <w:r>
+        <w:t xml:space="preserve"> i </w:t>
+      </w:r>
+      <w:r>
+        <w:t>parametrów filtrowania.</w:t>
       </w:r>
     </w:p>
     <w:p>
@@ -6343,7 +7219,13 @@
         <w:pStyle w:val="Nagwek1"/>
       </w:pPr>
       <w:r>
-        <w:t>7. Modelowanie statystyczne i walidacja kliniczna</w:t>
+        <w:t>7. Modelowanie statystyczne</w:t>
+      </w:r>
+      <w:r>
+        <w:t xml:space="preserve"> i </w:t>
+      </w:r>
+      <w:r>
+        <w:t>walidacja kliniczna</w:t>
       </w:r>
     </w:p>
     <w:p>
@@ -6351,21 +7233,51 @@
         <w:pStyle w:val="Nagwek2"/>
       </w:pPr>
       <w:r>
-        <w:t>7.1. Zmienność wewnątrz- i międzyosobnicza</w:t>
+        <w:t>7.1. Zmienność wewnątrz-</w:t>
+      </w:r>
+      <w:r>
+        <w:t xml:space="preserve"> i </w:t>
+      </w:r>
+      <w:r>
+        <w:t>międzyosobnicza</w:t>
       </w:r>
     </w:p>
     <w:p>
       <w:pPr>
         <w:jc w:val="both"/>
-        <w:rPr>
-          <w:rFonts w:hint="eastAsia"/>
-        </w:rPr>
       </w:pPr>
       <w:r>
-        <w:t>Dla cechy x_it zalecane jest oddzielne raportowanie średniej wewnątrzosobniczej μ_i oraz odchylenia x_it−μ_i, wyliczanych z okresu odniesienia ustalonego przed an</w:t>
-      </w:r>
-      <w:r>
-        <w:t>alizą. Nie wolno definiować baseline za pomocą późniejszych danych z okresu testowego (przeciek informacji). Należy rozważyć model mieszany z losowym wyrazem wolnym, czasem jako zmienną i efektami dnia tygodnia oraz pory roku.</w:t>
+        <w:t>Dla cechy x_it zalecane jest oddzielne raportowanie średniej wewnątrzosobniczej μ_i oraz odchylenia x_it−μ_i, wyliczanych</w:t>
+      </w:r>
+      <w:r>
+        <w:t xml:space="preserve"> z </w:t>
+      </w:r>
+      <w:r>
+        <w:t>okresu odniesienia ustalonego przed analizą. Nie wolno definiować baseline</w:t>
+      </w:r>
+      <w:r>
+        <w:t xml:space="preserve"> za </w:t>
+      </w:r>
+      <w:r>
+        <w:t>pomocą późniejszych danych</w:t>
+      </w:r>
+      <w:r>
+        <w:t xml:space="preserve"> z </w:t>
+      </w:r>
+      <w:r>
+        <w:t>okresu testowego (przeciek informacji). Należy rozważyć model mieszany</w:t>
+      </w:r>
+      <w:r>
+        <w:t xml:space="preserve"> z </w:t>
+      </w:r>
+      <w:r>
+        <w:t>losowym wyrazem wolnym, czasem jako zmienną</w:t>
+      </w:r>
+      <w:r>
+        <w:t xml:space="preserve"> i </w:t>
+      </w:r>
+      <w:r>
+        <w:t>efektami dnia tygodnia oraz pory roku.</w:t>
       </w:r>
     </w:p>
     <w:p>
@@ -6373,24 +7285,69 @@
         <w:pStyle w:val="Nagwek2"/>
       </w:pPr>
       <w:r>
-        <w:t>7.2. Punkt odniesienia i kryt</w:t>
-      </w:r>
-      <w:r>
-        <w:t>erium zewnętrzne</w:t>
+        <w:t>7.2. Punkt odniesienia</w:t>
+      </w:r>
+      <w:r>
+        <w:t xml:space="preserve"> i </w:t>
+      </w:r>
+      <w:r>
+        <w:t>kryterium zewnętrzne</w:t>
       </w:r>
     </w:p>
     <w:p>
       <w:pPr>
         <w:jc w:val="both"/>
-        <w:rPr>
-          <w:rFonts w:hint="eastAsia"/>
-        </w:rPr>
       </w:pPr>
       <w:r>
-        <w:t>Dane referencyjne powinny odpowiadać celowi badania: natężenie objawów depresyjnych (np. PHQ-9), manii (np. YMRS), zmienność objawów w EMA, sen w aktigrafii/polisomnografii, aktywność w zwalidowanej aktigrafii. Testować zgodność między nar</w:t>
-      </w:r>
-      <w:r>
-        <w:t>zędziami, a nie przypisywać „prawdziwego nastroju” z samego sensora. Etykiety uzyskane w tym samym oknie co cechy powinny być odróżnione od prawdziwego prognozowania przyszłego zdarzenia.</w:t>
+        <w:t>Dane referencyjne powinny odpowiadać celowi badania: natężenie objawów depresyjnych (np. PHQ-9), manii (np. YMRS), zmienność objawów</w:t>
+      </w:r>
+      <w:r>
+        <w:t xml:space="preserve"> w </w:t>
+      </w:r>
+      <w:r>
+        <w:t>EMA, sen</w:t>
+      </w:r>
+      <w:r>
+        <w:t xml:space="preserve"> w </w:t>
+      </w:r>
+      <w:r>
+        <w:t>aktigrafii/polisomnografii, aktywność</w:t>
+      </w:r>
+      <w:r>
+        <w:t xml:space="preserve"> w </w:t>
+      </w:r>
+      <w:r>
+        <w:t>zwalidowanej aktigrafii. Testować zgodność między narzędziami,</w:t>
+      </w:r>
+      <w:r>
+        <w:t xml:space="preserve"> a </w:t>
+      </w:r>
+      <w:r>
+        <w:t>nie przypisywać „prawdziwego nastroju”</w:t>
+      </w:r>
+      <w:r>
+        <w:t xml:space="preserve"> z </w:t>
+      </w:r>
+      <w:r>
+        <w:t>samego sensora. Etykiety uzyskane</w:t>
+      </w:r>
+      <w:r>
+        <w:t xml:space="preserve"> w </w:t>
+      </w:r>
+      <w:r>
+        <w:t>tym samym oknie</w:t>
+      </w:r>
+      <w:r>
+        <w:t xml:space="preserve"> co </w:t>
+      </w:r>
+      <w:r>
+        <w:t>cechy powinny być odróżnione</w:t>
+      </w:r>
+      <w:r>
+        <w:t xml:space="preserve"> od </w:t>
+      </w:r>
+      <w:r>
+        <w:t>prawdziwego prognozowania przyszłego zdarzenia.</w:t>
       </w:r>
     </w:p>
     <w:p>
@@ -6404,21 +7361,75 @@
     <w:p>
       <w:pPr>
         <w:jc w:val="both"/>
-        <w:rPr>
-          <w:rFonts w:hint="eastAsia"/>
-        </w:rPr>
       </w:pPr>
       <w:r>
-        <w:t xml:space="preserve">Podział treningowy, walidacyjny i testowy </w:t>
-      </w:r>
-      <w:r>
-        <w:t>musi być rozdzielony na poziomie osoby, jeśli celem jest uogólnianie do nowych uczestników. W monitorowaniu jednej osoby wymagane są chronologiczne podziały i ocena przesunięcia rozkładów. Należy ocenić kalibrację, AUROC/AUPRC wraz z bazową częstością zdar</w:t>
-      </w:r>
-      <w:r>
-        <w:t>zeń, czułość i swoistość przy określonych progach, błędy, predykcję względem modelu naiwnego, a także niesprawiedliwe różnice między grupami. Przejrzystość raportowania wspierają TRIPOD+AI, a ryzyko błędu i zastosowalność można oceniać narzędziem PROBAST+A</w:t>
-      </w:r>
-      <w:r>
-        <w:t>I [10, 11].</w:t>
+        <w:t>Podział treningowy, walidacyjny</w:t>
+      </w:r>
+      <w:r>
+        <w:t xml:space="preserve"> i </w:t>
+      </w:r>
+      <w:r>
+        <w:t>testowy musi być rozdzielony</w:t>
+      </w:r>
+      <w:r>
+        <w:t xml:space="preserve"> na </w:t>
+      </w:r>
+      <w:r>
+        <w:t>poziomie osoby, jeśli celem jest uogólnianie</w:t>
+      </w:r>
+      <w:r>
+        <w:t xml:space="preserve"> do </w:t>
+      </w:r>
+      <w:r>
+        <w:t>nowych uczestników.</w:t>
+      </w:r>
+      <w:r>
+        <w:t xml:space="preserve"> W </w:t>
+      </w:r>
+      <w:r>
+        <w:t>monitorowaniu jednej osoby wymagane</w:t>
+      </w:r>
+      <w:r>
+        <w:t xml:space="preserve"> są </w:t>
+      </w:r>
+      <w:r>
+        <w:t>chronologiczne podziały</w:t>
+      </w:r>
+      <w:r>
+        <w:t xml:space="preserve"> i </w:t>
+      </w:r>
+      <w:r>
+        <w:t>ocena przesunięcia rozkładów. Należy ocenić kalibrację, AUROC/AUPRC wraz</w:t>
+      </w:r>
+      <w:r>
+        <w:t xml:space="preserve"> z </w:t>
+      </w:r>
+      <w:r>
+        <w:t>bazową częstością zdarzeń, czułość</w:t>
+      </w:r>
+      <w:r>
+        <w:t xml:space="preserve"> i </w:t>
+      </w:r>
+      <w:r>
+        <w:t>swoistość przy określonych progach, błędy, predykcję względem modelu naiwnego,</w:t>
+      </w:r>
+      <w:r>
+        <w:t xml:space="preserve"> a </w:t>
+      </w:r>
+      <w:r>
+        <w:t>także niesprawiedliwe różnice między grupami. Przejrzystość raportowania wspierają TRIPOD+AI,</w:t>
+      </w:r>
+      <w:r>
+        <w:t xml:space="preserve"> a </w:t>
+      </w:r>
+      <w:r>
+        <w:t>ryzyko błędu</w:t>
+      </w:r>
+      <w:r>
+        <w:t xml:space="preserve"> i </w:t>
+      </w:r>
+      <w:r>
+        <w:t>zastosowalność można oceniać narzędziem PROBAST+AI [10, 11].</w:t>
       </w:r>
     </w:p>
     <w:p>
@@ -6426,41 +7437,149 @@
         <w:pStyle w:val="Nagwek1"/>
       </w:pPr>
       <w:r>
-        <w:t>8. Etyka, prywatność i wykonalność techniczna</w:t>
+        <w:t>8. Etyka, prywatność</w:t>
+      </w:r>
+      <w:r>
+        <w:t xml:space="preserve"> i </w:t>
+      </w:r>
+      <w:r>
+        <w:t>wykonalność techniczna</w:t>
       </w:r>
     </w:p>
     <w:p>
       <w:pPr>
         <w:jc w:val="both"/>
-        <w:rPr>
-          <w:rFonts w:hint="eastAsia"/>
-        </w:rPr>
       </w:pPr>
       <w:r>
-        <w:t>GPS i identyfikacja miejsca zamieszkania, logi rozmów oraz znaczniki reakcji na powiadomienia mogą ujawniać zachowania i relacje osób trzecich. Zbierać wyłącznie niezbędne sygnały, preferować lokaln</w:t>
-      </w:r>
-      <w:r>
-        <w:t>e wyliczanie cech i usuwanie surowych współrzędnych po agregacji, stosować szyfrowanie, pseudonimizację, role dostępu i ograniczony czas retencji. W projekcie należy ustalić właściwą podstawę prawną przetwarzania, ocenić potrzebę DPIA i szczególnie chronić</w:t>
-      </w:r>
-      <w:r>
-        <w:t xml:space="preserve"> potencjalnie wrażliwe dane o zdrowiu. Zgoda udziału w badaniu i podstawa prawna przetwarzania danych nie są pojęciami automatycznie tożsamymi.</w:t>
+        <w:t>GPS</w:t>
+      </w:r>
+      <w:r>
+        <w:t xml:space="preserve"> i </w:t>
+      </w:r>
+      <w:r>
+        <w:t>identyfikacja miejsca zamieszkania, logi rozmów oraz znaczniki reakcji</w:t>
+      </w:r>
+      <w:r>
+        <w:t xml:space="preserve"> na </w:t>
+      </w:r>
+      <w:r>
+        <w:t>powiadomienia mogą ujawniać zachowania</w:t>
+      </w:r>
+      <w:r>
+        <w:t xml:space="preserve"> i </w:t>
+      </w:r>
+      <w:r>
+        <w:t>relacje osób trzecich. Zbierać wyłącznie niezbędne sygnały, preferować lokalne wyliczanie cech</w:t>
+      </w:r>
+      <w:r>
+        <w:t xml:space="preserve"> i </w:t>
+      </w:r>
+      <w:r>
+        <w:t>usuwanie surowych współrzędnych</w:t>
+      </w:r>
+      <w:r>
+        <w:t xml:space="preserve"> po </w:t>
+      </w:r>
+      <w:r>
+        <w:t>agregacji, stosować szyfrowanie, pseudonimizację, role dostępu</w:t>
+      </w:r>
+      <w:r>
+        <w:t xml:space="preserve"> i </w:t>
+      </w:r>
+      <w:r>
+        <w:t>ograniczony czas retencji.</w:t>
+      </w:r>
+      <w:r>
+        <w:t xml:space="preserve"> W </w:t>
+      </w:r>
+      <w:r>
+        <w:t>projekcie należy ustalić właściwą podstawę prawną przetwarzania, ocenić potrzebę DPIA</w:t>
+      </w:r>
+      <w:r>
+        <w:t xml:space="preserve"> i </w:t>
+      </w:r>
+      <w:r>
+        <w:t>szczególnie chronić potencjalnie wrażliwe dane</w:t>
+      </w:r>
+      <w:r>
+        <w:t xml:space="preserve"> o </w:t>
+      </w:r>
+      <w:r>
+        <w:t>zdrowiu. Zgoda udziału</w:t>
+      </w:r>
+      <w:r>
+        <w:t xml:space="preserve"> w </w:t>
+      </w:r>
+      <w:r>
+        <w:t>badaniu</w:t>
+      </w:r>
+      <w:r>
+        <w:t xml:space="preserve"> i </w:t>
+      </w:r>
+      <w:r>
+        <w:t>podstawa prawna przetwarzania danych nie</w:t>
+      </w:r>
+      <w:r>
+        <w:t xml:space="preserve"> są </w:t>
+      </w:r>
+      <w:r>
+        <w:t>pojęciami automatycznie tożsamymi.</w:t>
       </w:r>
     </w:p>
     <w:p>
       <w:pPr>
         <w:jc w:val="both"/>
-        <w:rPr>
-          <w:rFonts w:hint="eastAsia"/>
-        </w:rPr>
       </w:pPr>
       <w:r>
-        <w:t>Samo istnienie wskaźnika w katalogu nie oznacza możliwości jego pozyskania ze współczesnego systemu mobilnego. D</w:t>
-      </w:r>
-      <w:r>
-        <w:t>ostęp do GPS w tle, logów SMS i połączeń, powiadomień lub czasu użycia aplikacji zależy od wersji OS, uprawnień, polityk dystrybucji aplikacji i decyzji użytkownika. Dla każdego strumienia trzeba wykonać test wykonalności dla docelowego urządzenia oraz udo</w:t>
-      </w:r>
-      <w:r>
-        <w:t>kumentować brak możliwości obserwacji, zamiast zastępować ją nieoznaczoną imputacją.</w:t>
+        <w:t>Samo istnienie wskaźnika</w:t>
+      </w:r>
+      <w:r>
+        <w:t xml:space="preserve"> w </w:t>
+      </w:r>
+      <w:r>
+        <w:t>katalogu nie oznacza możliwości jego pozyskania</w:t>
+      </w:r>
+      <w:r>
+        <w:t xml:space="preserve"> ze </w:t>
+      </w:r>
+      <w:r>
+        <w:t>współczesnego systemu mobilnego. Dostęp</w:t>
+      </w:r>
+      <w:r>
+        <w:t xml:space="preserve"> do </w:t>
+      </w:r>
+      <w:r>
+        <w:t>GPS</w:t>
+      </w:r>
+      <w:r>
+        <w:t xml:space="preserve"> w </w:t>
+      </w:r>
+      <w:r>
+        <w:t>tle, logów SMS</w:t>
+      </w:r>
+      <w:r>
+        <w:t xml:space="preserve"> i </w:t>
+      </w:r>
+      <w:r>
+        <w:t>połączeń, powiadomień lub czasu użycia aplikacji zależy</w:t>
+      </w:r>
+      <w:r>
+        <w:t xml:space="preserve"> od </w:t>
+      </w:r>
+      <w:r>
+        <w:t>wersji OS, uprawnień, polityk dystrybucji aplikacji</w:t>
+      </w:r>
+      <w:r>
+        <w:t xml:space="preserve"> i </w:t>
+      </w:r>
+      <w:r>
+        <w:t>decyzji użytkownika. Dla każdego strumienia trzeba wykonać test wykonalności dla docelowego urządzenia oraz udokumentować brak możliwości obserwacji, zamiast zastępować</w:t>
+      </w:r>
+      <w:r>
+        <w:t xml:space="preserve"> ją </w:t>
+      </w:r>
+      <w:r>
+        <w:t>nieoznaczoną imputacją.</w:t>
       </w:r>
     </w:p>
     <w:p>
@@ -6501,11 +7620,6 @@
             <w:vAlign w:val="center"/>
           </w:tcPr>
           <w:p>
-            <w:pPr>
-              <w:rPr>
-                <w:rFonts w:hint="eastAsia"/>
-              </w:rPr>
-            </w:pPr>
             <w:r>
               <w:rPr>
                 <w:b/>
@@ -6529,11 +7643,6 @@
             <w:vAlign w:val="center"/>
           </w:tcPr>
           <w:p>
-            <w:pPr>
-              <w:rPr>
-                <w:rFonts w:hint="eastAsia"/>
-              </w:rPr>
-            </w:pPr>
             <w:r>
               <w:rPr>
                 <w:b/>
@@ -6557,11 +7666,6 @@
             <w:vAlign w:val="center"/>
           </w:tcPr>
           <w:p>
-            <w:pPr>
-              <w:rPr>
-                <w:rFonts w:hint="eastAsia"/>
-              </w:rPr>
-            </w:pPr>
             <w:r>
               <w:rPr>
                 <w:b/>
@@ -6591,9 +7695,6 @@
           <w:p>
             <w:pPr>
               <w:spacing w:after="40" w:line="259" w:lineRule="auto"/>
-              <w:rPr>
-                <w:rFonts w:hint="eastAsia"/>
-              </w:rPr>
             </w:pPr>
             <w:r>
               <w:rPr>
@@ -6617,16 +7718,20 @@
           <w:p>
             <w:pPr>
               <w:spacing w:after="40" w:line="259" w:lineRule="auto"/>
-              <w:rPr>
-                <w:rFonts w:hint="eastAsia"/>
-              </w:rPr>
             </w:pPr>
             <w:r>
               <w:rPr>
                 <w:color w:val="24333D"/>
                 <w:sz w:val="16"/>
               </w:rPr>
-              <w:t xml:space="preserve">Hipotezy dla 3–5 priorytetowych wskaźników; słownik danych i </w:t>
+              <w:t>Hipotezy dla 3–5 priorytetowych wskaźników; słownik danych</w:t>
+            </w:r>
+            <w:r>
+              <w:rPr>
+                <w:color w:val="24333D"/>
+                <w:sz w:val="16"/>
+              </w:rPr>
+              <w:t xml:space="preserve"> i </w:t>
             </w:r>
             <w:r>
               <w:rPr>
@@ -6650,16 +7755,27 @@
           <w:p>
             <w:pPr>
               <w:spacing w:after="40" w:line="259" w:lineRule="auto"/>
-              <w:rPr>
-                <w:rFonts w:hint="eastAsia"/>
-              </w:rPr>
             </w:pPr>
             <w:r>
               <w:rPr>
                 <w:color w:val="24333D"/>
                 <w:sz w:val="16"/>
               </w:rPr>
-              <w:t>Wstępnie zarejestrowane cechy, wagi i reguły braków.</w:t>
+              <w:t>Wstępnie zarejestrowane cechy, wagi</w:t>
+            </w:r>
+            <w:r>
+              <w:rPr>
+                <w:color w:val="24333D"/>
+                <w:sz w:val="16"/>
+              </w:rPr>
+              <w:t xml:space="preserve"> i </w:t>
+            </w:r>
+            <w:r>
+              <w:rPr>
+                <w:color w:val="24333D"/>
+                <w:sz w:val="16"/>
+              </w:rPr>
+              <w:t>reguły braków.</w:t>
             </w:r>
           </w:p>
         </w:tc>
@@ -6683,9 +7799,6 @@
           <w:p>
             <w:pPr>
               <w:spacing w:after="40" w:line="259" w:lineRule="auto"/>
-              <w:rPr>
-                <w:rFonts w:hint="eastAsia"/>
-              </w:rPr>
             </w:pPr>
             <w:r>
               <w:rPr>
@@ -6710,16 +7823,27 @@
           <w:p>
             <w:pPr>
               <w:spacing w:after="40" w:line="259" w:lineRule="auto"/>
-              <w:rPr>
-                <w:rFonts w:hint="eastAsia"/>
-              </w:rPr>
             </w:pPr>
             <w:r>
               <w:rPr>
                 <w:color w:val="24333D"/>
                 <w:sz w:val="16"/>
               </w:rPr>
-              <w:t>Różne modele telefonu/wersje OS, rejestrowanie zdarzeń i obciążenia baterii.</w:t>
+              <w:t>Różne modele telefonu/wersje OS, rejestrowanie zdarzeń</w:t>
+            </w:r>
+            <w:r>
+              <w:rPr>
+                <w:color w:val="24333D"/>
+                <w:sz w:val="16"/>
+              </w:rPr>
+              <w:t xml:space="preserve"> i </w:t>
+            </w:r>
+            <w:r>
+              <w:rPr>
+                <w:color w:val="24333D"/>
+                <w:sz w:val="16"/>
+              </w:rPr>
+              <w:t>obciążenia baterii.</w:t>
             </w:r>
           </w:p>
         </w:tc>
@@ -6737,16 +7861,27 @@
           <w:p>
             <w:pPr>
               <w:spacing w:after="40" w:line="259" w:lineRule="auto"/>
-              <w:rPr>
-                <w:rFonts w:hint="eastAsia"/>
-              </w:rPr>
             </w:pPr>
             <w:r>
               <w:rPr>
                 <w:color w:val="24333D"/>
                 <w:sz w:val="16"/>
               </w:rPr>
-              <w:t>Raport faktycznej dostępności strumieni i kompletności.</w:t>
+              <w:t>Raport faktycznej dostępności strumieni</w:t>
+            </w:r>
+            <w:r>
+              <w:rPr>
+                <w:color w:val="24333D"/>
+                <w:sz w:val="16"/>
+              </w:rPr>
+              <w:t xml:space="preserve"> i </w:t>
+            </w:r>
+            <w:r>
+              <w:rPr>
+                <w:color w:val="24333D"/>
+                <w:sz w:val="16"/>
+              </w:rPr>
+              <w:t>kompletności.</w:t>
             </w:r>
           </w:p>
         </w:tc>
@@ -6769,9 +7904,6 @@
           <w:p>
             <w:pPr>
               <w:spacing w:after="40" w:line="259" w:lineRule="auto"/>
-              <w:rPr>
-                <w:rFonts w:hint="eastAsia"/>
-              </w:rPr>
             </w:pPr>
             <w:r>
               <w:rPr>
@@ -6795,23 +7927,41 @@
           <w:p>
             <w:pPr>
               <w:spacing w:after="40" w:line="259" w:lineRule="auto"/>
-              <w:rPr>
-                <w:rFonts w:hint="eastAsia"/>
-              </w:rPr>
             </w:pPr>
             <w:r>
               <w:rPr>
                 <w:color w:val="24333D"/>
                 <w:sz w:val="16"/>
               </w:rPr>
-              <w:t>Powtarzalność, zgodność</w:t>
+              <w:t>Powtarzalność, zgodność pomiaru ruchu</w:t>
             </w:r>
             <w:r>
               <w:rPr>
                 <w:color w:val="24333D"/>
                 <w:sz w:val="16"/>
               </w:rPr>
-              <w:t xml:space="preserve"> pomiaru ruchu i snu z metodą referencyjną.</w:t>
+              <w:t xml:space="preserve"> i </w:t>
+            </w:r>
+            <w:r>
+              <w:rPr>
+                <w:color w:val="24333D"/>
+                <w:sz w:val="16"/>
+              </w:rPr>
+              <w:t>snu</w:t>
+            </w:r>
+            <w:r>
+              <w:rPr>
+                <w:color w:val="24333D"/>
+                <w:sz w:val="16"/>
+              </w:rPr>
+              <w:t xml:space="preserve"> z </w:t>
+            </w:r>
+            <w:r>
+              <w:rPr>
+                <w:color w:val="24333D"/>
+                <w:sz w:val="16"/>
+              </w:rPr>
+              <w:t>metodą referencyjną.</w:t>
             </w:r>
           </w:p>
         </w:tc>
@@ -6828,16 +7978,27 @@
           <w:p>
             <w:pPr>
               <w:spacing w:after="40" w:line="259" w:lineRule="auto"/>
-              <w:rPr>
-                <w:rFonts w:hint="eastAsia"/>
-              </w:rPr>
             </w:pPr>
             <w:r>
               <w:rPr>
                 <w:color w:val="24333D"/>
                 <w:sz w:val="16"/>
               </w:rPr>
-              <w:t>Oszacowane błędy i granice wykrywalności zmian.</w:t>
+              <w:t>Oszacowane błędy</w:t>
+            </w:r>
+            <w:r>
+              <w:rPr>
+                <w:color w:val="24333D"/>
+                <w:sz w:val="16"/>
+              </w:rPr>
+              <w:t xml:space="preserve"> i </w:t>
+            </w:r>
+            <w:r>
+              <w:rPr>
+                <w:color w:val="24333D"/>
+                <w:sz w:val="16"/>
+              </w:rPr>
+              <w:t>granice wykrywalności zmian.</w:t>
             </w:r>
           </w:p>
         </w:tc>
@@ -6861,9 +8022,6 @@
           <w:p>
             <w:pPr>
               <w:spacing w:after="40" w:line="259" w:lineRule="auto"/>
-              <w:rPr>
-                <w:rFonts w:hint="eastAsia"/>
-              </w:rPr>
             </w:pPr>
             <w:r>
               <w:rPr>
@@ -6888,16 +8046,27 @@
           <w:p>
             <w:pPr>
               <w:spacing w:after="40" w:line="259" w:lineRule="auto"/>
-              <w:rPr>
-                <w:rFonts w:hint="eastAsia"/>
-              </w:rPr>
             </w:pPr>
             <w:r>
               <w:rPr>
                 <w:color w:val="24333D"/>
                 <w:sz w:val="16"/>
               </w:rPr>
-              <w:t>EMA i skale kliniczne; modelowanie zmian wewnątrz osoby.</w:t>
+              <w:t>EMA</w:t>
+            </w:r>
+            <w:r>
+              <w:rPr>
+                <w:color w:val="24333D"/>
+                <w:sz w:val="16"/>
+              </w:rPr>
+              <w:t xml:space="preserve"> i </w:t>
+            </w:r>
+            <w:r>
+              <w:rPr>
+                <w:color w:val="24333D"/>
+                <w:sz w:val="16"/>
+              </w:rPr>
+              <w:t>skale kliniczne; modelowanie zmian wewnątrz osoby.</w:t>
             </w:r>
           </w:p>
         </w:tc>
@@ -6915,16 +8084,41 @@
           <w:p>
             <w:pPr>
               <w:spacing w:after="40" w:line="259" w:lineRule="auto"/>
-              <w:rPr>
-                <w:rFonts w:hint="eastAsia"/>
-              </w:rPr>
             </w:pPr>
             <w:r>
               <w:rPr>
                 <w:color w:val="24333D"/>
                 <w:sz w:val="16"/>
               </w:rPr>
-              <w:t>Efekty z przedziałami ufności, testy odporności i analiza braków.</w:t>
+              <w:t>Efekty</w:t>
+            </w:r>
+            <w:r>
+              <w:rPr>
+                <w:color w:val="24333D"/>
+                <w:sz w:val="16"/>
+              </w:rPr>
+              <w:t xml:space="preserve"> z </w:t>
+            </w:r>
+            <w:r>
+              <w:rPr>
+                <w:color w:val="24333D"/>
+                <w:sz w:val="16"/>
+              </w:rPr>
+              <w:t>przedziałami ufności, testy odporności</w:t>
+            </w:r>
+            <w:r>
+              <w:rPr>
+                <w:color w:val="24333D"/>
+                <w:sz w:val="16"/>
+              </w:rPr>
+              <w:t xml:space="preserve"> i </w:t>
+            </w:r>
+            <w:r>
+              <w:rPr>
+                <w:color w:val="24333D"/>
+                <w:sz w:val="16"/>
+              </w:rPr>
+              <w:t>analiza braków.</w:t>
             </w:r>
           </w:p>
         </w:tc>
@@ -6947,9 +8141,6 @@
           <w:p>
             <w:pPr>
               <w:spacing w:after="40" w:line="259" w:lineRule="auto"/>
-              <w:rPr>
-                <w:rFonts w:hint="eastAsia"/>
-              </w:rPr>
             </w:pPr>
             <w:r>
               <w:rPr>
@@ -6973,23 +8164,27 @@
           <w:p>
             <w:pPr>
               <w:spacing w:after="40" w:line="259" w:lineRule="auto"/>
-              <w:rPr>
-                <w:rFonts w:hint="eastAsia"/>
-              </w:rPr>
             </w:pPr>
             <w:r>
               <w:rPr>
                 <w:color w:val="24333D"/>
                 <w:sz w:val="16"/>
               </w:rPr>
-              <w:t>Niezależna pró</w:t>
+              <w:t>Niezależna próba, predykcja przyszłego wyniku, porównanie</w:t>
             </w:r>
             <w:r>
               <w:rPr>
                 <w:color w:val="24333D"/>
                 <w:sz w:val="16"/>
               </w:rPr>
-              <w:t>ba, predykcja przyszłego wyniku, porównanie z baseline.</w:t>
+              <w:t xml:space="preserve"> z </w:t>
+            </w:r>
+            <w:r>
+              <w:rPr>
+                <w:color w:val="24333D"/>
+                <w:sz w:val="16"/>
+              </w:rPr>
+              <w:t>baseline.</w:t>
             </w:r>
           </w:p>
         </w:tc>
@@ -7006,16 +8201,27 @@
           <w:p>
             <w:pPr>
               <w:spacing w:after="40" w:line="259" w:lineRule="auto"/>
-              <w:rPr>
-                <w:rFonts w:hint="eastAsia"/>
-              </w:rPr>
             </w:pPr>
             <w:r>
               <w:rPr>
                 <w:color w:val="24333D"/>
                 <w:sz w:val="16"/>
               </w:rPr>
-              <w:t>Zewnętrzna walidacja i analiza kalibracji.</w:t>
+              <w:t>Zewnętrzna walidacja</w:t>
+            </w:r>
+            <w:r>
+              <w:rPr>
+                <w:color w:val="24333D"/>
+                <w:sz w:val="16"/>
+              </w:rPr>
+              <w:t xml:space="preserve"> i </w:t>
+            </w:r>
+            <w:r>
+              <w:rPr>
+                <w:color w:val="24333D"/>
+                <w:sz w:val="16"/>
+              </w:rPr>
+              <w:t>analiza kalibracji.</w:t>
             </w:r>
           </w:p>
         </w:tc>
@@ -7039,9 +8245,6 @@
           <w:p>
             <w:pPr>
               <w:spacing w:after="40" w:line="259" w:lineRule="auto"/>
-              <w:rPr>
-                <w:rFonts w:hint="eastAsia"/>
-              </w:rPr>
             </w:pPr>
             <w:r>
               <w:rPr>
@@ -7066,16 +8269,41 @@
           <w:p>
             <w:pPr>
               <w:spacing w:after="40" w:line="259" w:lineRule="auto"/>
-              <w:rPr>
-                <w:rFonts w:hint="eastAsia"/>
-              </w:rPr>
             </w:pPr>
             <w:r>
               <w:rPr>
                 <w:color w:val="24333D"/>
                 <w:sz w:val="16"/>
               </w:rPr>
-              <w:t>Procedury kontroli dostępu, informacji zwrotnej i reakcji na błędy.</w:t>
+              <w:t>Procedury kontroli dostępu, informacji zwrotnej</w:t>
+            </w:r>
+            <w:r>
+              <w:rPr>
+                <w:color w:val="24333D"/>
+                <w:sz w:val="16"/>
+              </w:rPr>
+              <w:t xml:space="preserve"> i </w:t>
+            </w:r>
+            <w:r>
+              <w:rPr>
+                <w:color w:val="24333D"/>
+                <w:sz w:val="16"/>
+              </w:rPr>
+              <w:t>reakcji</w:t>
+            </w:r>
+            <w:r>
+              <w:rPr>
+                <w:color w:val="24333D"/>
+                <w:sz w:val="16"/>
+              </w:rPr>
+              <w:t xml:space="preserve"> na </w:t>
+            </w:r>
+            <w:r>
+              <w:rPr>
+                <w:color w:val="24333D"/>
+                <w:sz w:val="16"/>
+              </w:rPr>
+              <w:t>błędy.</w:t>
             </w:r>
           </w:p>
         </w:tc>
@@ -7093,16 +8321,27 @@
           <w:p>
             <w:pPr>
               <w:spacing w:after="40" w:line="259" w:lineRule="auto"/>
-              <w:rPr>
-                <w:rFonts w:hint="eastAsia"/>
-              </w:rPr>
             </w:pPr>
             <w:r>
               <w:rPr>
                 <w:color w:val="24333D"/>
                 <w:sz w:val="16"/>
               </w:rPr>
-              <w:t>Akceptowalność użytkownika i ocena potencjalnych szkód.</w:t>
+              <w:t>Akceptowalność użytkownika</w:t>
+            </w:r>
+            <w:r>
+              <w:rPr>
+                <w:color w:val="24333D"/>
+                <w:sz w:val="16"/>
+              </w:rPr>
+              <w:t xml:space="preserve"> i </w:t>
+            </w:r>
+            <w:r>
+              <w:rPr>
+                <w:color w:val="24333D"/>
+                <w:sz w:val="16"/>
+              </w:rPr>
+              <w:t>ocena potencjalnych szkód.</w:t>
             </w:r>
           </w:p>
         </w:tc>
@@ -7111,9 +8350,6 @@
     <w:p>
       <w:pPr>
         <w:spacing w:after="20"/>
-        <w:rPr>
-          <w:rFonts w:hint="eastAsia"/>
-        </w:rPr>
       </w:pPr>
     </w:p>
     <w:p>
@@ -7127,32 +8363,95 @@
     <w:p>
       <w:pPr>
         <w:jc w:val="both"/>
-        <w:rPr>
-          <w:rFonts w:hint="eastAsia"/>
-        </w:rPr>
       </w:pPr>
       <w:r>
-        <w:t>Katalog 29 pozycji dostarcza użytecznej podstawy do budowy systemu longitudinalnego monitorowania zachowania. Jednocześnie tylko 28 pozycji ma odrębne definicje operacyjne: NPU i NUR są tożsame. Część oryginalnych równań jest szkicowa lub niepoprawnie znor</w:t>
-      </w:r>
-      <w:r>
-        <w:t>malizowana. W badaniu naukowym należy wykorzystać doprecyzowane wzory oraz jawny słownik metadanych, zachowując informację o dokonanych zmianach.</w:t>
+        <w:t>Katalog 29 pozycji dostarcza użytecznej podstawy</w:t>
+      </w:r>
+      <w:r>
+        <w:t xml:space="preserve"> do </w:t>
+      </w:r>
+      <w:r>
+        <w:t>budowy systemu longitudinalnego monitorowania zachowania. Jednocześnie tylko 28 pozycji</w:t>
+      </w:r>
+      <w:r>
+        <w:t xml:space="preserve"> ma </w:t>
+      </w:r>
+      <w:r>
+        <w:t>odrębne definicje operacyjne: NPU</w:t>
+      </w:r>
+      <w:r>
+        <w:t xml:space="preserve"> i </w:t>
+      </w:r>
+      <w:r>
+        <w:t>NUR</w:t>
+      </w:r>
+      <w:r>
+        <w:t xml:space="preserve"> są </w:t>
+      </w:r>
+      <w:r>
+        <w:t>tożsame. Część oryginalnych równań jest szkicowa lub niepoprawnie znormalizowana.</w:t>
+      </w:r>
+      <w:r>
+        <w:t xml:space="preserve"> W </w:t>
+      </w:r>
+      <w:r>
+        <w:t>badaniu naukowym należy wykorzystać doprecyzowane wzory oraz jawny słownik metadanych, zachowując informację</w:t>
+      </w:r>
+      <w:r>
+        <w:t xml:space="preserve"> o </w:t>
+      </w:r>
+      <w:r>
+        <w:t>dokonanych zmianach.</w:t>
       </w:r>
     </w:p>
     <w:p>
       <w:pPr>
         <w:jc w:val="both"/>
-        <w:rPr>
-          <w:rFonts w:hint="eastAsia"/>
-        </w:rPr>
       </w:pPr>
       <w:r>
-        <w:t>Najbardziej bezpośrednio obserwowalne są aktywność urządzenia, mobilność oraz harmonogram korzystania z telefo</w:t>
-      </w:r>
-      <w:r>
-        <w:t>nu. Sen, interakcje społeczne, pobudzenie autonomiczne i stan emocjonalny wymagają znacznie ostrożniejszego wnioskowania. Wskaźniki nie pozwalają niezależnie rozpoznać depresji, manii, lęku czy stresu, a proponowane DBI/MAI/AII nie mogą być użyte jako skal</w:t>
-      </w:r>
-      <w:r>
-        <w:t>e kliniczne bez walidacji. Rozwój projektu należy ukierunkować na jakość danych, rzetelność, walidację niezależną od uczestników i ochronę prywatności [3, 6–11].</w:t>
+        <w:t>Najbardziej bezpośrednio obserwowalne</w:t>
+      </w:r>
+      <w:r>
+        <w:t xml:space="preserve"> są </w:t>
+      </w:r>
+      <w:r>
+        <w:t>aktywność urządzenia, mobilność oraz harmonogram korzystania</w:t>
+      </w:r>
+      <w:r>
+        <w:t xml:space="preserve"> z </w:t>
+      </w:r>
+      <w:r>
+        <w:t>telefonu. Sen, interakcje społeczne, pobudzenie autonomiczne</w:t>
+      </w:r>
+      <w:r>
+        <w:t xml:space="preserve"> i </w:t>
+      </w:r>
+      <w:r>
+        <w:t>stan emocjonalny wymagają znacznie ostrożniejszego wnioskowania. Wskaźniki nie pozwalają niezależnie rozpoznać depresji, manii, lęku czy stresu,</w:t>
+      </w:r>
+      <w:r>
+        <w:t xml:space="preserve"> a </w:t>
+      </w:r>
+      <w:r>
+        <w:t>proponowane DBI/MAI/AII nie mogą być użyte jako skale kliniczne bez walidacji. Rozwój projektu należy ukierunkować</w:t>
+      </w:r>
+      <w:r>
+        <w:t xml:space="preserve"> na </w:t>
+      </w:r>
+      <w:r>
+        <w:t>jakość danych, rzetelność, walidację niezależną</w:t>
+      </w:r>
+      <w:r>
+        <w:t xml:space="preserve"> od </w:t>
+      </w:r>
+      <w:r>
+        <w:t>uczestników</w:t>
+      </w:r>
+      <w:r>
+        <w:t xml:space="preserve"> i </w:t>
+      </w:r>
+      <w:r>
+        <w:t>ochronę prywatności [3, 6–11].</w:t>
       </w:r>
     </w:p>
     <w:p>
@@ -7160,163 +8459,335 @@
         <w:pStyle w:val="Nagwek1"/>
       </w:pPr>
       <w:r>
-        <w:t>Bibliografia naukowa i źródła metodyczne</w:t>
+        <w:t>Bibliografia naukowa</w:t>
+      </w:r>
+      <w:r>
+        <w:t xml:space="preserve"> i </w:t>
+      </w:r>
+      <w:r>
+        <w:t>źródła metodyczne</w:t>
       </w:r>
     </w:p>
     <w:p>
       <w:pPr>
         <w:pStyle w:val="Ref"/>
-        <w:rPr>
-          <w:rFonts w:hint="eastAsia"/>
-        </w:rPr>
       </w:pPr>
       <w:r>
-        <w:t>[1] Saeb S, Zhang M, Karr CJ, et al. Mobile Phone Sen</w:t>
-      </w:r>
-      <w:r>
-        <w:t>sor Correlates of Depressive Symptom Severity in Daily-Life Behavior: An Exploratory Study. Journal of Medical Internet Research. 2015;17(7):e175. doi:10.2196/jmir.4273.</w:t>
+        <w:t>[1] Saeb S, Zhang M, Karr CJ,</w:t>
+      </w:r>
+      <w:r>
+        <w:t xml:space="preserve"> et </w:t>
+      </w:r>
+      <w:r>
+        <w:t>al. Mobile Phone Sensor Correlates</w:t>
+      </w:r>
+      <w:r>
+        <w:t xml:space="preserve"> of </w:t>
+      </w:r>
+      <w:r>
+        <w:t>Depressive Symptom Severity</w:t>
+      </w:r>
+      <w:r>
+        <w:t xml:space="preserve"> in </w:t>
+      </w:r>
+      <w:r>
+        <w:t>Daily-Life Behavior:</w:t>
+      </w:r>
+      <w:r>
+        <w:t xml:space="preserve"> An </w:t>
+      </w:r>
+      <w:r>
+        <w:t>Exploratory Study. Journal</w:t>
+      </w:r>
+      <w:r>
+        <w:t xml:space="preserve"> of </w:t>
+      </w:r>
+      <w:r>
+        <w:t>Medical Internet Research. 2015;17(7):e175. doi:10.2196/jmir.4273.</w:t>
       </w:r>
     </w:p>
     <w:p>
       <w:pPr>
         <w:pStyle w:val="Ref"/>
-        <w:rPr>
-          <w:rFonts w:hint="eastAsia"/>
-        </w:rPr>
       </w:pPr>
       <w:r>
-        <w:t xml:space="preserve">[2] Saeb S, Lattie EG, Schueller SM, Kording KP, Mohr DC. The relationship between </w:t>
-      </w:r>
-      <w:r>
-        <w:t>mobile phone location sensor data and depressive symptom severity. PeerJ. 2016;4:e2537. doi:10.7717/peerj.2537.</w:t>
+        <w:t>[2] Saeb S, Lattie EG, Schueller SM, Kording KP, Mohr DC. The relationship between mobile phone location sensor data and depressive symptom severity. PeerJ. 2016;4:e2537. doi:10.7717/peerj.2537.</w:t>
       </w:r>
     </w:p>
     <w:p>
       <w:pPr>
         <w:pStyle w:val="Ref"/>
-        <w:rPr>
-          <w:rFonts w:hint="eastAsia"/>
-        </w:rPr>
       </w:pPr>
       <w:r>
-        <w:t>[3] Wang R, Chen F, Chen Z, et al. StudentLife: Assessing Mental Health, Academic Performance and Behavioral Trends of College Students Using Sm</w:t>
-      </w:r>
-      <w:r>
-        <w:t>artphones. UbiComp 2014. doi:10.1145/2632048.2632054.</w:t>
+        <w:t>[3] Wang R, Chen F, Chen Z,</w:t>
+      </w:r>
+      <w:r>
+        <w:t xml:space="preserve"> et </w:t>
+      </w:r>
+      <w:r>
+        <w:t>al. StudentLife: Assessing Mental Health, Academic Performance and Behavioral Trends</w:t>
+      </w:r>
+      <w:r>
+        <w:t xml:space="preserve"> of </w:t>
+      </w:r>
+      <w:r>
+        <w:t>College Students Using Smartphones. UbiComp 2014. doi:10.1145/2632048.2632054.</w:t>
       </w:r>
     </w:p>
     <w:p>
       <w:pPr>
         <w:pStyle w:val="Ref"/>
-        <w:rPr>
-          <w:rFonts w:hint="eastAsia"/>
-        </w:rPr>
       </w:pPr>
       <w:r>
-        <w:t>[4] Faurholt-Jepsen M, Vinberg M, Frost M, et al. Smartphone data as an electronic biomarker of illness activity in bipolar disorder. Bipolar Disorders. 2015;17(7):715–728. doi:10.1111/bdi.12332.</w:t>
+        <w:t>[4] Faurholt-Jepsen M, Vinberg M, Frost M,</w:t>
+      </w:r>
+      <w:r>
+        <w:t xml:space="preserve"> et </w:t>
+      </w:r>
+      <w:r>
+        <w:t>al. Smartphone data</w:t>
+      </w:r>
+      <w:r>
+        <w:t xml:space="preserve"> as </w:t>
+      </w:r>
+      <w:r>
+        <w:t>an electronic biomarker</w:t>
+      </w:r>
+      <w:r>
+        <w:t xml:space="preserve"> of </w:t>
+      </w:r>
+      <w:r>
+        <w:t>illness activity</w:t>
+      </w:r>
+      <w:r>
+        <w:t xml:space="preserve"> in </w:t>
+      </w:r>
+      <w:r>
+        <w:t>bipolar disorder. Bipolar Disorders. 2015;17(7):715–728. doi:10.1111/bdi.12332.</w:t>
       </w:r>
     </w:p>
     <w:p>
       <w:pPr>
         <w:pStyle w:val="Ref"/>
-        <w:rPr>
-          <w:rFonts w:hint="eastAsia"/>
-        </w:rPr>
       </w:pPr>
       <w:r>
-        <w:t>[5] Gr</w:t>
-      </w:r>
-      <w:r>
-        <w:t>ünerbl A, Muaremi A, Osmani V, et al. Smartphone-based recognition of states and state changes in bipolar disorder patients. IEEE Journal of Biomedical and Health Informatics. 2015;19(1):140–148. doi:10.1109/JBHI.2014.2343154.</w:t>
+        <w:t>[5] Grünerbl A, Muaremi A, Osmani V,</w:t>
+      </w:r>
+      <w:r>
+        <w:t xml:space="preserve"> et </w:t>
+      </w:r>
+      <w:r>
+        <w:t>al. Smartphone-based recognition</w:t>
+      </w:r>
+      <w:r>
+        <w:t xml:space="preserve"> of </w:t>
+      </w:r>
+      <w:r>
+        <w:t>states and state changes</w:t>
+      </w:r>
+      <w:r>
+        <w:t xml:space="preserve"> in </w:t>
+      </w:r>
+      <w:r>
+        <w:t>bipolar disorder patients. IEEE Journal</w:t>
+      </w:r>
+      <w:r>
+        <w:t xml:space="preserve"> of </w:t>
+      </w:r>
+      <w:r>
+        <w:t>Biomedical and Health Informatics. 2015;19(1):140–148. doi:10.1109/JBHI.2014.2343154.</w:t>
       </w:r>
     </w:p>
     <w:p>
       <w:pPr>
         <w:pStyle w:val="Ref"/>
-        <w:rPr>
-          <w:rFonts w:hint="eastAsia"/>
-        </w:rPr>
       </w:pPr>
       <w:r>
-        <w:t>[6] Leaning IE, Ikani N, Sava</w:t>
-      </w:r>
-      <w:r>
-        <w:t>ge HS, et al. From smartphone data to clinically relevant predictions: A systematic review of digital phenotyping methods in depression. Neuroscience &amp; Biobehavioral Reviews. 2024;158:105541. doi:10.1016/j.neubiorev.2024.105541.</w:t>
+        <w:t>[6] Leaning IE, Ikani N, Savage HS,</w:t>
+      </w:r>
+      <w:r>
+        <w:t xml:space="preserve"> et </w:t>
+      </w:r>
+      <w:r>
+        <w:t>al. From smartphone data</w:t>
+      </w:r>
+      <w:r>
+        <w:t xml:space="preserve"> to </w:t>
+      </w:r>
+      <w:r>
+        <w:t>clinically relevant predictions:</w:t>
+      </w:r>
+      <w:r>
+        <w:t xml:space="preserve"> A </w:t>
+      </w:r>
+      <w:r>
+        <w:t>systematic review</w:t>
+      </w:r>
+      <w:r>
+        <w:t xml:space="preserve"> of </w:t>
+      </w:r>
+      <w:r>
+        <w:t>digital phenotyping methods</w:t>
+      </w:r>
+      <w:r>
+        <w:t xml:space="preserve"> in </w:t>
+      </w:r>
+      <w:r>
+        <w:t>depression. Neuroscience &amp; Biobehavioral Reviews. 2024;158:105541. doi:10.1016/j.neubiorev.2024.105541.</w:t>
       </w:r>
     </w:p>
     <w:p>
       <w:pPr>
         <w:pStyle w:val="Ref"/>
-        <w:rPr>
-          <w:rFonts w:hint="eastAsia"/>
-        </w:rPr>
       </w:pPr>
       <w:r>
-        <w:t>[7] Linardon J, Chen K, Gaj</w:t>
-      </w:r>
-      <w:r>
-        <w:t>jar S, et al. Smartphone digital phenotyping in mental health disorders: A review of raw sensors utilized, machine learning processing pipelines, and derived behavioral features. Psychiatry Research. 2025;348:116483. doi:10.1016/j.psychres.2025.116483.</w:t>
+        <w:t>[7] Linardon J, Chen K, Gajjar S,</w:t>
+      </w:r>
+      <w:r>
+        <w:t xml:space="preserve"> et </w:t>
+      </w:r>
+      <w:r>
+        <w:t>al. Smartphone digital phenotyping</w:t>
+      </w:r>
+      <w:r>
+        <w:t xml:space="preserve"> in </w:t>
+      </w:r>
+      <w:r>
+        <w:t>mental health disorders:</w:t>
+      </w:r>
+      <w:r>
+        <w:t xml:space="preserve"> A </w:t>
+      </w:r>
+      <w:r>
+        <w:t>review</w:t>
+      </w:r>
+      <w:r>
+        <w:t xml:space="preserve"> of </w:t>
+      </w:r>
+      <w:r>
+        <w:t>raw sensors utilized, machine learning processing pipelines, and derived behavioral features. Psychiatry Research. 2025;348:116483. doi:10.1016/j.psychres.2025.116483.</w:t>
       </w:r>
     </w:p>
     <w:p>
       <w:pPr>
         <w:pStyle w:val="Ref"/>
-        <w:rPr>
-          <w:rFonts w:hint="eastAsia"/>
-        </w:rPr>
       </w:pPr>
       <w:r>
-        <w:t>[8]</w:t>
-      </w:r>
-      <w:r>
-        <w:t xml:space="preserve"> Currey D, Torous J. Increasing the value of digital phenotyping through reducing missingness: a retrospective review and analysis of prior studies. BMJ Mental Health. 2023;26:e300718. doi:10.1136/bmjment-2023-300718.</w:t>
+        <w:t>[8] Currey D, Torous J. Increasing the value</w:t>
+      </w:r>
+      <w:r>
+        <w:t xml:space="preserve"> of </w:t>
+      </w:r>
+      <w:r>
+        <w:t>digital phenotyping through reducing missingness:</w:t>
+      </w:r>
+      <w:r>
+        <w:t xml:space="preserve"> a </w:t>
+      </w:r>
+      <w:r>
+        <w:t>retrospective review and analysis</w:t>
+      </w:r>
+      <w:r>
+        <w:t xml:space="preserve"> of </w:t>
+      </w:r>
+      <w:r>
+        <w:t>prior studies. BMJ Mental Health. 2023;26:e300718. doi:10.1136/bmjment-2023-300718.</w:t>
       </w:r>
     </w:p>
     <w:p>
       <w:pPr>
         <w:pStyle w:val="Ref"/>
-        <w:rPr>
-          <w:rFonts w:hint="eastAsia"/>
-        </w:rPr>
       </w:pPr>
       <w:r>
-        <w:t>[9] Van Someren EJW, Swaab DF, Colenda</w:t>
-      </w:r>
-      <w:r>
-        <w:t xml:space="preserve"> CC, et al. Bright light therapy: improved sensitivity to its effects on rest–activity rhythms in Alzheimer patients by application of nonparametric methods. Chronobiology International. 1999;16(4):505–518. doi:10.3109/07420529908998724.</w:t>
+        <w:t>[9] Van Someren EJW, Swaab DF, Colenda CC,</w:t>
+      </w:r>
+      <w:r>
+        <w:t xml:space="preserve"> et </w:t>
+      </w:r>
+      <w:r>
+        <w:t>al. Bright light therapy: improved sensitivity</w:t>
+      </w:r>
+      <w:r>
+        <w:t xml:space="preserve"> to </w:t>
+      </w:r>
+      <w:r>
+        <w:t>its effects</w:t>
+      </w:r>
+      <w:r>
+        <w:t xml:space="preserve"> on </w:t>
+      </w:r>
+      <w:r>
+        <w:t>rest–activity rhythms</w:t>
+      </w:r>
+      <w:r>
+        <w:t xml:space="preserve"> in </w:t>
+      </w:r>
+      <w:r>
+        <w:t>Alzheimer patients</w:t>
+      </w:r>
+      <w:r>
+        <w:t xml:space="preserve"> by </w:t>
+      </w:r>
+      <w:r>
+        <w:t>application</w:t>
+      </w:r>
+      <w:r>
+        <w:t xml:space="preserve"> of </w:t>
+      </w:r>
+      <w:r>
+        <w:t>nonparametric methods. Chronobiology International. 1999;16(4):505–518. doi:10.3109/07420529908998724.</w:t>
       </w:r>
     </w:p>
     <w:p>
       <w:pPr>
         <w:pStyle w:val="Ref"/>
-        <w:rPr>
-          <w:rFonts w:hint="eastAsia"/>
-        </w:rPr>
       </w:pPr>
       <w:r>
-        <w:t>[10] Collins GS, M</w:t>
-      </w:r>
-      <w:r>
-        <w:t>oons KGM, Dhiman P, et al. TRIPOD+AI statement: updated guidance for reporting clinical prediction models that use regression or machine learning methods. BMJ. 2024;385:e078378. doi:10.1136/bmj-2023-078378.</w:t>
+        <w:t>[10] Collins GS, Moons KGM, Dhiman P,</w:t>
+      </w:r>
+      <w:r>
+        <w:t xml:space="preserve"> et </w:t>
+      </w:r>
+      <w:r>
+        <w:t>al. TRIPOD+AI statement: updated guidance for reporting clinical prediction models that use regression</w:t>
+      </w:r>
+      <w:r>
+        <w:t xml:space="preserve"> or </w:t>
+      </w:r>
+      <w:r>
+        <w:t>machine learning methods. BMJ. 2024;385:e078378. doi:10.1136/bmj-2023-078378.</w:t>
       </w:r>
     </w:p>
     <w:p>
       <w:pPr>
         <w:pStyle w:val="Ref"/>
-        <w:rPr>
-          <w:rFonts w:hint="eastAsia"/>
-        </w:rPr>
       </w:pPr>
       <w:r>
-        <w:t>[11] Moons KGM, Damen JAA, Kaul T, et al. PROBAST</w:t>
-      </w:r>
-      <w:r>
-        <w:t xml:space="preserve">+AI: an updated quality, risk of bias, and applicability assessment tool for prediction models using regression </w:t>
-      </w:r>
-      <w:bookmarkStart w:id="0" w:name="_GoBack"/>
-      <w:bookmarkEnd w:id="0"/>
-      <w:r>
-        <w:t>or artificial intelligence methods. BMJ. 2025;388:e082505. doi:10.1136/bmj-2024-082505.</w:t>
+        <w:t>[11] Moons KGM, Damen JAA, Kaul T,</w:t>
+      </w:r>
+      <w:r>
+        <w:t xml:space="preserve"> et </w:t>
+      </w:r>
+      <w:r>
+        <w:t>al. PROBAST+AI:</w:t>
+      </w:r>
+      <w:r>
+        <w:t xml:space="preserve"> an </w:t>
+      </w:r>
+      <w:r>
+        <w:t>updated quality, risk</w:t>
+      </w:r>
+      <w:r>
+        <w:t xml:space="preserve"> of </w:t>
+      </w:r>
+      <w:r>
+        <w:t>bias, and applicability assessment tool for prediction models using regression</w:t>
+      </w:r>
+      <w:r>
+        <w:t xml:space="preserve"> or </w:t>
+      </w:r>
+      <w:r>
+        <w:t>artificial intelligence methods. BMJ. 2025;388:e082505. doi:10.1136/bmj-2024-082505.</w:t>
       </w:r>
     </w:p>
     <w:sectPr>
@@ -7337,9 +8808,6 @@
     <w:p>
       <w:pPr>
         <w:spacing w:after="0" w:line="240" w:lineRule="auto"/>
-        <w:rPr>
-          <w:rFonts w:hint="eastAsia"/>
-        </w:rPr>
       </w:pPr>
       <w:r>
         <w:separator/>
@@ -7350,9 +8818,6 @@
     <w:p>
       <w:pPr>
         <w:spacing w:after="0" w:line="240" w:lineRule="auto"/>
-        <w:rPr>
-          <w:rFonts w:hint="eastAsia"/>
-        </w:rPr>
       </w:pPr>
       <w:r>
         <w:continuationSeparator/>
@@ -7368,9 +8833,6 @@
     <w:pPr>
       <w:pStyle w:val="Small"/>
       <w:jc w:val="right"/>
-      <w:rPr>
-        <w:rFonts w:hint="eastAsia"/>
-      </w:rPr>
     </w:pPr>
     <w:r>
       <w:t xml:space="preserve">Wersja 1.0.0  |  01.11.2026  |  </w:t>
@@ -7382,9 +8844,6 @@
       <w:instrText>PAGE</w:instrText>
     </w:r>
     <w:r>
-      <w:rPr>
-        <w:rFonts w:hint="eastAsia"/>
-      </w:rPr>
       <w:fldChar w:fldCharType="separate"/>
     </w:r>
     <w:r>
@@ -7406,9 +8865,6 @@
     <w:p>
       <w:pPr>
         <w:spacing w:after="0" w:line="240" w:lineRule="auto"/>
-        <w:rPr>
-          <w:rFonts w:hint="eastAsia"/>
-        </w:rPr>
       </w:pPr>
       <w:r>
         <w:separator/>
@@ -7419,9 +8875,6 @@
     <w:p>
       <w:pPr>
         <w:spacing w:after="0" w:line="240" w:lineRule="auto"/>
-        <w:rPr>
-          <w:rFonts w:hint="eastAsia"/>
-        </w:rPr>
       </w:pPr>
       <w:r>
         <w:continuationSeparator/>
@@ -7437,9 +8890,6 @@
     <w:pPr>
       <w:pStyle w:val="Small"/>
       <w:jc w:val="right"/>
-      <w:rPr>
-        <w:rFonts w:hint="eastAsia"/>
-      </w:rPr>
     </w:pPr>
     <w:r>
       <w:rPr>
@@ -19392,7 +20842,7 @@
 </file>
 
 <file path=customXml/itemProps1.xml><?xml version="1.0" encoding="utf-8"?>
-<ds:datastoreItem xmlns:ds="http://schemas.openxmlformats.org/officeDocument/2006/customXml" ds:itemID="{A4503400-C7F5-49D6-AF38-C856B0BF2654}">
+<ds:datastoreItem xmlns:ds="http://schemas.openxmlformats.org/officeDocument/2006/customXml" ds:itemID="{409157AA-A023-443E-A695-AE3EE83EBAF3}">
   <ds:schemaRefs>
     <ds:schemaRef ds:uri="http://schemas.openxmlformats.org/officeDocument/2006/bibliography"/>
   </ds:schemaRefs>
